--- a/assets/worksheets/velocity-curve/horn-introduction.docx
+++ b/assets/worksheets/velocity-curve/horn-introduction.docx
@@ -508,7 +508,7 @@
   <w:docDefaults>
     <w:rPrDefault>
       <w:rPr>
-        <w:rFonts w:asciiTheme="minorHAnsi" w:eastAsiaTheme="minorEastAsia" w:hAnsiTheme="minorHAnsi" w:cstheme="minorBidi"/>
+        <w:rFonts w:ascii="Arial" w:hAnsi="Arial" w:cs="Arial" w:eastAsia="Arial"/>
         <w:sz w:val="22"/>
         <w:szCs w:val="22"/>
         <w:lang w:val="en-US" w:eastAsia="en-US" w:bidi="ar-SA"/>
@@ -667,7 +667,7 @@
       <w:spacing w:after="120" w:line="264" w:lineRule="auto"/>
     </w:pPr>
     <w:rPr>
-      <w:rFonts w:ascii="Arial" w:hAnsi="Arial"/>
+      <w:rFonts w:ascii="Arial" w:hAnsi="Arial" w:cs="Arial" w:eastAsia="Arial"/>
       <w:b w:val="0"/>
       <w:color w:val="000000"/>
       <w:sz w:val="22"/>
@@ -684,7 +684,7 @@
       <w:spacing w:after="120" w:line="264" w:lineRule="auto"/>
     </w:pPr>
     <w:rPr>
-      <w:rFonts w:ascii="Arial" w:hAnsi="Arial"/>
+      <w:rFonts w:ascii="Arial" w:hAnsi="Arial" w:cs="Arial" w:eastAsia="Arial"/>
       <w:b w:val="0"/>
       <w:color w:val="000000"/>
       <w:sz w:val="18"/>
@@ -708,7 +708,7 @@
       <w:spacing w:after="120" w:line="264" w:lineRule="auto"/>
     </w:pPr>
     <w:rPr>
-      <w:rFonts w:ascii="Arial" w:hAnsi="Arial"/>
+      <w:rFonts w:ascii="Arial" w:hAnsi="Arial" w:cs="Arial" w:eastAsia="Arial"/>
       <w:b w:val="0"/>
       <w:color w:val="000000"/>
       <w:sz w:val="18"/>
@@ -736,7 +736,7 @@
       <w:outlineLvl w:val="0"/>
     </w:pPr>
     <w:rPr>
-      <w:rFonts w:asciiTheme="majorHAnsi" w:eastAsiaTheme="majorEastAsia" w:hAnsiTheme="majorHAnsi" w:cstheme="majorBidi" w:ascii="Arial" w:hAnsi="Arial"/>
+      <w:rFonts w:ascii="Arial" w:hAnsi="Arial" w:cs="Arial" w:eastAsia="Arial"/>
       <w:b/>
       <w:bCs/>
       <w:color w:val="000000"/>
@@ -760,7 +760,7 @@
       <w:outlineLvl w:val="1"/>
     </w:pPr>
     <w:rPr>
-      <w:rFonts w:asciiTheme="majorHAnsi" w:eastAsiaTheme="majorEastAsia" w:hAnsiTheme="majorHAnsi" w:cstheme="majorBidi" w:ascii="Arial" w:hAnsi="Arial"/>
+      <w:rFonts w:ascii="Arial" w:hAnsi="Arial" w:cs="Arial" w:eastAsia="Arial"/>
       <w:b/>
       <w:bCs/>
       <w:color w:val="000000"/>
@@ -784,7 +784,7 @@
       <w:outlineLvl w:val="2"/>
     </w:pPr>
     <w:rPr>
-      <w:rFonts w:asciiTheme="majorHAnsi" w:eastAsiaTheme="majorEastAsia" w:hAnsiTheme="majorHAnsi" w:cstheme="majorBidi"/>
+      <w:rFonts w:ascii="Arial" w:hAnsi="Arial" w:cs="Arial" w:eastAsia="Arial"/>
       <w:b/>
       <w:bCs/>
       <w:color w:val="4F81BD" w:themeColor="accent1"/>
@@ -807,7 +807,7 @@
       <w:outlineLvl w:val="3"/>
     </w:pPr>
     <w:rPr>
-      <w:rFonts w:asciiTheme="majorHAnsi" w:eastAsiaTheme="majorEastAsia" w:hAnsiTheme="majorHAnsi" w:cstheme="majorBidi"/>
+      <w:rFonts w:ascii="Arial" w:hAnsi="Arial" w:cs="Arial" w:eastAsia="Arial"/>
       <w:b/>
       <w:bCs/>
       <w:i/>
@@ -832,7 +832,7 @@
       <w:outlineLvl w:val="4"/>
     </w:pPr>
     <w:rPr>
-      <w:rFonts w:asciiTheme="majorHAnsi" w:eastAsiaTheme="majorEastAsia" w:hAnsiTheme="majorHAnsi" w:cstheme="majorBidi"/>
+      <w:rFonts w:ascii="Arial" w:hAnsi="Arial" w:cs="Arial" w:eastAsia="Arial"/>
       <w:color w:val="243F60" w:themeColor="accent1" w:themeShade="7F"/>
     </w:rPr>
   </w:style>
@@ -853,7 +853,7 @@
       <w:outlineLvl w:val="5"/>
     </w:pPr>
     <w:rPr>
-      <w:rFonts w:asciiTheme="majorHAnsi" w:eastAsiaTheme="majorEastAsia" w:hAnsiTheme="majorHAnsi" w:cstheme="majorBidi"/>
+      <w:rFonts w:ascii="Arial" w:hAnsi="Arial" w:cs="Arial" w:eastAsia="Arial"/>
       <w:i/>
       <w:iCs/>
       <w:color w:val="243F60" w:themeColor="accent1" w:themeShade="7F"/>
@@ -876,7 +876,7 @@
       <w:outlineLvl w:val="6"/>
     </w:pPr>
     <w:rPr>
-      <w:rFonts w:asciiTheme="majorHAnsi" w:eastAsiaTheme="majorEastAsia" w:hAnsiTheme="majorHAnsi" w:cstheme="majorBidi"/>
+      <w:rFonts w:ascii="Arial" w:hAnsi="Arial" w:cs="Arial" w:eastAsia="Arial"/>
       <w:i/>
       <w:iCs/>
       <w:color w:val="404040" w:themeColor="text1" w:themeTint="BF"/>
@@ -899,7 +899,7 @@
       <w:outlineLvl w:val="7"/>
     </w:pPr>
     <w:rPr>
-      <w:rFonts w:asciiTheme="majorHAnsi" w:eastAsiaTheme="majorEastAsia" w:hAnsiTheme="majorHAnsi" w:cstheme="majorBidi"/>
+      <w:rFonts w:ascii="Arial" w:hAnsi="Arial" w:cs="Arial" w:eastAsia="Arial"/>
       <w:color w:val="4F81BD" w:themeColor="accent1"/>
       <w:sz w:val="20"/>
       <w:szCs w:val="20"/>
@@ -922,7 +922,7 @@
       <w:outlineLvl w:val="8"/>
     </w:pPr>
     <w:rPr>
-      <w:rFonts w:asciiTheme="majorHAnsi" w:eastAsiaTheme="majorEastAsia" w:hAnsiTheme="majorHAnsi" w:cstheme="majorBidi"/>
+      <w:rFonts w:ascii="Arial" w:hAnsi="Arial" w:cs="Arial" w:eastAsia="Arial"/>
       <w:i/>
       <w:iCs/>
       <w:color w:val="404040" w:themeColor="text1" w:themeTint="BF"/>
@@ -973,7 +973,7 @@
     <w:uiPriority w:val="9"/>
     <w:rsid w:val="00FC693F"/>
     <w:rPr>
-      <w:rFonts w:asciiTheme="majorHAnsi" w:eastAsiaTheme="majorEastAsia" w:hAnsiTheme="majorHAnsi" w:cstheme="majorBidi"/>
+      <w:rFonts w:ascii="Arial" w:hAnsi="Arial" w:cs="Arial" w:eastAsia="Arial"/>
       <w:b/>
       <w:bCs/>
       <w:color w:val="365F91" w:themeColor="accent1" w:themeShade="BF"/>
@@ -988,7 +988,7 @@
     <w:uiPriority w:val="9"/>
     <w:rsid w:val="00FC693F"/>
     <w:rPr>
-      <w:rFonts w:asciiTheme="majorHAnsi" w:eastAsiaTheme="majorEastAsia" w:hAnsiTheme="majorHAnsi" w:cstheme="majorBidi"/>
+      <w:rFonts w:ascii="Arial" w:hAnsi="Arial" w:cs="Arial" w:eastAsia="Arial"/>
       <w:b/>
       <w:bCs/>
       <w:color w:val="4F81BD" w:themeColor="accent1"/>
@@ -1003,7 +1003,7 @@
     <w:uiPriority w:val="9"/>
     <w:rsid w:val="00FC693F"/>
     <w:rPr>
-      <w:rFonts w:asciiTheme="majorHAnsi" w:eastAsiaTheme="majorEastAsia" w:hAnsiTheme="majorHAnsi" w:cstheme="majorBidi"/>
+      <w:rFonts w:ascii="Arial" w:hAnsi="Arial" w:cs="Arial" w:eastAsia="Arial"/>
       <w:b/>
       <w:bCs/>
       <w:color w:val="4F81BD" w:themeColor="accent1"/>
@@ -1022,7 +1022,7 @@
       <w:contextualSpacing/>
     </w:pPr>
     <w:rPr>
-      <w:rFonts w:asciiTheme="majorHAnsi" w:eastAsiaTheme="majorEastAsia" w:hAnsiTheme="majorHAnsi" w:cstheme="majorBidi" w:ascii="Arial" w:hAnsi="Arial"/>
+      <w:rFonts w:ascii="Arial" w:hAnsi="Arial" w:cs="Arial" w:eastAsia="Arial"/>
       <w:b/>
       <w:color w:val="000000"/>
       <w:spacing w:val="5"/>
@@ -1038,7 +1038,7 @@
     <w:uiPriority w:val="10"/>
     <w:rsid w:val="00FC693F"/>
     <w:rPr>
-      <w:rFonts w:asciiTheme="majorHAnsi" w:eastAsiaTheme="majorEastAsia" w:hAnsiTheme="majorHAnsi" w:cstheme="majorBidi"/>
+      <w:rFonts w:ascii="Arial" w:hAnsi="Arial" w:cs="Arial" w:eastAsia="Arial"/>
       <w:color w:val="17365D" w:themeColor="text2" w:themeShade="BF"/>
       <w:spacing w:val="5"/>
       <w:kern w:val="28"/>
@@ -1061,7 +1061,7 @@
       <w:spacing w:after="120" w:line="264" w:lineRule="auto"/>
     </w:pPr>
     <w:rPr>
-      <w:rFonts w:asciiTheme="majorHAnsi" w:eastAsiaTheme="majorEastAsia" w:hAnsiTheme="majorHAnsi" w:cstheme="majorBidi" w:ascii="Arial" w:hAnsi="Arial"/>
+      <w:rFonts w:ascii="Arial" w:hAnsi="Arial" w:cs="Arial" w:eastAsia="Arial"/>
       <w:b w:val="0"/>
       <w:i/>
       <w:iCs/>
@@ -1078,7 +1078,7 @@
     <w:uiPriority w:val="11"/>
     <w:rsid w:val="00FC693F"/>
     <w:rPr>
-      <w:rFonts w:asciiTheme="majorHAnsi" w:eastAsiaTheme="majorEastAsia" w:hAnsiTheme="majorHAnsi" w:cstheme="majorBidi"/>
+      <w:rFonts w:ascii="Arial" w:hAnsi="Arial" w:cs="Arial" w:eastAsia="Arial"/>
       <w:i/>
       <w:iCs/>
       <w:color w:val="4F81BD" w:themeColor="accent1"/>
@@ -1207,7 +1207,7 @@
       <w:contextualSpacing/>
     </w:pPr>
     <w:rPr>
-      <w:rFonts w:ascii="Arial" w:hAnsi="Arial"/>
+      <w:rFonts w:ascii="Arial" w:hAnsi="Arial" w:cs="Arial" w:eastAsia="Arial"/>
       <w:b w:val="0"/>
       <w:color w:val="000000"/>
       <w:sz w:val="22"/>
@@ -1253,7 +1253,7 @@
       <w:contextualSpacing/>
     </w:pPr>
     <w:rPr>
-      <w:rFonts w:ascii="Arial" w:hAnsi="Arial"/>
+      <w:rFonts w:ascii="Arial" w:hAnsi="Arial" w:cs="Arial" w:eastAsia="Arial"/>
       <w:b w:val="0"/>
       <w:color w:val="000000"/>
       <w:sz w:val="22"/>
@@ -1339,7 +1339,7 @@
       </w:tabs>
     </w:pPr>
     <w:rPr>
-      <w:rFonts w:ascii="Courier" w:hAnsi="Courier"/>
+      <w:rFonts w:ascii="Arial" w:hAnsi="Arial" w:cs="Arial" w:eastAsia="Arial"/>
       <w:sz w:val="20"/>
       <w:szCs w:val="20"/>
     </w:rPr>
@@ -1351,7 +1351,7 @@
     <w:uiPriority w:val="99"/>
     <w:rsid w:val="0029639D"/>
     <w:rPr>
-      <w:rFonts w:ascii="Courier" w:hAnsi="Courier"/>
+      <w:rFonts w:ascii="Arial" w:hAnsi="Arial" w:cs="Arial" w:eastAsia="Arial"/>
       <w:sz w:val="20"/>
       <w:szCs w:val="20"/>
     </w:rPr>
@@ -1390,7 +1390,7 @@
     <w:semiHidden/>
     <w:rsid w:val="00FC693F"/>
     <w:rPr>
-      <w:rFonts w:asciiTheme="majorHAnsi" w:eastAsiaTheme="majorEastAsia" w:hAnsiTheme="majorHAnsi" w:cstheme="majorBidi"/>
+      <w:rFonts w:ascii="Arial" w:hAnsi="Arial" w:cs="Arial" w:eastAsia="Arial"/>
       <w:b/>
       <w:bCs/>
       <w:i/>
@@ -1406,7 +1406,7 @@
     <w:semiHidden/>
     <w:rsid w:val="00FC693F"/>
     <w:rPr>
-      <w:rFonts w:asciiTheme="majorHAnsi" w:eastAsiaTheme="majorEastAsia" w:hAnsiTheme="majorHAnsi" w:cstheme="majorBidi"/>
+      <w:rFonts w:ascii="Arial" w:hAnsi="Arial" w:cs="Arial" w:eastAsia="Arial"/>
       <w:color w:val="243F60" w:themeColor="accent1" w:themeShade="7F"/>
     </w:rPr>
   </w:style>
@@ -1418,7 +1418,7 @@
     <w:semiHidden/>
     <w:rsid w:val="00FC693F"/>
     <w:rPr>
-      <w:rFonts w:asciiTheme="majorHAnsi" w:eastAsiaTheme="majorEastAsia" w:hAnsiTheme="majorHAnsi" w:cstheme="majorBidi"/>
+      <w:rFonts w:ascii="Arial" w:hAnsi="Arial" w:cs="Arial" w:eastAsia="Arial"/>
       <w:i/>
       <w:iCs/>
       <w:color w:val="243F60" w:themeColor="accent1" w:themeShade="7F"/>
@@ -1432,7 +1432,7 @@
     <w:semiHidden/>
     <w:rsid w:val="00FC693F"/>
     <w:rPr>
-      <w:rFonts w:asciiTheme="majorHAnsi" w:eastAsiaTheme="majorEastAsia" w:hAnsiTheme="majorHAnsi" w:cstheme="majorBidi"/>
+      <w:rFonts w:ascii="Arial" w:hAnsi="Arial" w:cs="Arial" w:eastAsia="Arial"/>
       <w:i/>
       <w:iCs/>
       <w:color w:val="404040" w:themeColor="text1" w:themeTint="BF"/>
@@ -1446,7 +1446,7 @@
     <w:semiHidden/>
     <w:rsid w:val="00FC693F"/>
     <w:rPr>
-      <w:rFonts w:asciiTheme="majorHAnsi" w:eastAsiaTheme="majorEastAsia" w:hAnsiTheme="majorHAnsi" w:cstheme="majorBidi"/>
+      <w:rFonts w:ascii="Arial" w:hAnsi="Arial" w:cs="Arial" w:eastAsia="Arial"/>
       <w:color w:val="4F81BD" w:themeColor="accent1"/>
       <w:sz w:val="20"/>
       <w:szCs w:val="20"/>
@@ -1460,7 +1460,7 @@
     <w:semiHidden/>
     <w:rsid w:val="00FC693F"/>
     <w:rPr>
-      <w:rFonts w:asciiTheme="majorHAnsi" w:eastAsiaTheme="majorEastAsia" w:hAnsiTheme="majorHAnsi" w:cstheme="majorBidi"/>
+      <w:rFonts w:ascii="Arial" w:hAnsi="Arial" w:cs="Arial" w:eastAsia="Arial"/>
       <w:i/>
       <w:iCs/>
       <w:color w:val="404040" w:themeColor="text1" w:themeTint="BF"/>
@@ -3046,7 +3046,7 @@
         <w:spacing w:before="0" w:after="0" w:line="240" w:lineRule="auto"/>
       </w:pPr>
       <w:rPr>
-        <w:rFonts w:asciiTheme="majorHAnsi" w:eastAsiaTheme="majorEastAsia" w:hAnsiTheme="majorHAnsi" w:cstheme="majorBidi"/>
+        <w:rFonts w:ascii="Arial" w:hAnsi="Arial" w:cs="Arial" w:eastAsia="Arial"/>
         <w:b/>
         <w:bCs/>
       </w:rPr>
@@ -3067,7 +3067,7 @@
         <w:spacing w:before="0" w:after="0" w:line="240" w:lineRule="auto"/>
       </w:pPr>
       <w:rPr>
-        <w:rFonts w:asciiTheme="majorHAnsi" w:eastAsiaTheme="majorEastAsia" w:hAnsiTheme="majorHAnsi" w:cstheme="majorBidi"/>
+        <w:rFonts w:ascii="Arial" w:hAnsi="Arial" w:cs="Arial" w:eastAsia="Arial"/>
         <w:b/>
         <w:bCs/>
       </w:rPr>
@@ -3085,14 +3085,14 @@
     </w:tblStylePr>
     <w:tblStylePr w:type="firstCol">
       <w:rPr>
-        <w:rFonts w:asciiTheme="majorHAnsi" w:eastAsiaTheme="majorEastAsia" w:hAnsiTheme="majorHAnsi" w:cstheme="majorBidi"/>
+        <w:rFonts w:ascii="Arial" w:hAnsi="Arial" w:cs="Arial" w:eastAsia="Arial"/>
         <w:b/>
         <w:bCs/>
       </w:rPr>
     </w:tblStylePr>
     <w:tblStylePr w:type="lastCol">
       <w:rPr>
-        <w:rFonts w:asciiTheme="majorHAnsi" w:eastAsiaTheme="majorEastAsia" w:hAnsiTheme="majorHAnsi" w:cstheme="majorBidi"/>
+        <w:rFonts w:ascii="Arial" w:hAnsi="Arial" w:cs="Arial" w:eastAsia="Arial"/>
         <w:b/>
         <w:bCs/>
       </w:rPr>
@@ -3176,7 +3176,7 @@
         <w:spacing w:before="0" w:after="0" w:line="240" w:lineRule="auto"/>
       </w:pPr>
       <w:rPr>
-        <w:rFonts w:asciiTheme="majorHAnsi" w:eastAsiaTheme="majorEastAsia" w:hAnsiTheme="majorHAnsi" w:cstheme="majorBidi"/>
+        <w:rFonts w:ascii="Arial" w:hAnsi="Arial" w:cs="Arial" w:eastAsia="Arial"/>
         <w:b/>
         <w:bCs/>
       </w:rPr>
@@ -3197,7 +3197,7 @@
         <w:spacing w:before="0" w:after="0" w:line="240" w:lineRule="auto"/>
       </w:pPr>
       <w:rPr>
-        <w:rFonts w:asciiTheme="majorHAnsi" w:eastAsiaTheme="majorEastAsia" w:hAnsiTheme="majorHAnsi" w:cstheme="majorBidi"/>
+        <w:rFonts w:ascii="Arial" w:hAnsi="Arial" w:cs="Arial" w:eastAsia="Arial"/>
         <w:b/>
         <w:bCs/>
       </w:rPr>
@@ -3215,14 +3215,14 @@
     </w:tblStylePr>
     <w:tblStylePr w:type="firstCol">
       <w:rPr>
-        <w:rFonts w:asciiTheme="majorHAnsi" w:eastAsiaTheme="majorEastAsia" w:hAnsiTheme="majorHAnsi" w:cstheme="majorBidi"/>
+        <w:rFonts w:ascii="Arial" w:hAnsi="Arial" w:cs="Arial" w:eastAsia="Arial"/>
         <w:b/>
         <w:bCs/>
       </w:rPr>
     </w:tblStylePr>
     <w:tblStylePr w:type="lastCol">
       <w:rPr>
-        <w:rFonts w:asciiTheme="majorHAnsi" w:eastAsiaTheme="majorEastAsia" w:hAnsiTheme="majorHAnsi" w:cstheme="majorBidi"/>
+        <w:rFonts w:ascii="Arial" w:hAnsi="Arial" w:cs="Arial" w:eastAsia="Arial"/>
         <w:b/>
         <w:bCs/>
       </w:rPr>
@@ -3306,7 +3306,7 @@
         <w:spacing w:before="0" w:after="0" w:line="240" w:lineRule="auto"/>
       </w:pPr>
       <w:rPr>
-        <w:rFonts w:asciiTheme="majorHAnsi" w:eastAsiaTheme="majorEastAsia" w:hAnsiTheme="majorHAnsi" w:cstheme="majorBidi"/>
+        <w:rFonts w:ascii="Arial" w:hAnsi="Arial" w:cs="Arial" w:eastAsia="Arial"/>
         <w:b/>
         <w:bCs/>
       </w:rPr>
@@ -3327,7 +3327,7 @@
         <w:spacing w:before="0" w:after="0" w:line="240" w:lineRule="auto"/>
       </w:pPr>
       <w:rPr>
-        <w:rFonts w:asciiTheme="majorHAnsi" w:eastAsiaTheme="majorEastAsia" w:hAnsiTheme="majorHAnsi" w:cstheme="majorBidi"/>
+        <w:rFonts w:ascii="Arial" w:hAnsi="Arial" w:cs="Arial" w:eastAsia="Arial"/>
         <w:b/>
         <w:bCs/>
       </w:rPr>
@@ -3345,14 +3345,14 @@
     </w:tblStylePr>
     <w:tblStylePr w:type="firstCol">
       <w:rPr>
-        <w:rFonts w:asciiTheme="majorHAnsi" w:eastAsiaTheme="majorEastAsia" w:hAnsiTheme="majorHAnsi" w:cstheme="majorBidi"/>
+        <w:rFonts w:ascii="Arial" w:hAnsi="Arial" w:cs="Arial" w:eastAsia="Arial"/>
         <w:b/>
         <w:bCs/>
       </w:rPr>
     </w:tblStylePr>
     <w:tblStylePr w:type="lastCol">
       <w:rPr>
-        <w:rFonts w:asciiTheme="majorHAnsi" w:eastAsiaTheme="majorEastAsia" w:hAnsiTheme="majorHAnsi" w:cstheme="majorBidi"/>
+        <w:rFonts w:ascii="Arial" w:hAnsi="Arial" w:cs="Arial" w:eastAsia="Arial"/>
         <w:b/>
         <w:bCs/>
       </w:rPr>
@@ -3436,7 +3436,7 @@
         <w:spacing w:before="0" w:after="0" w:line="240" w:lineRule="auto"/>
       </w:pPr>
       <w:rPr>
-        <w:rFonts w:asciiTheme="majorHAnsi" w:eastAsiaTheme="majorEastAsia" w:hAnsiTheme="majorHAnsi" w:cstheme="majorBidi"/>
+        <w:rFonts w:ascii="Arial" w:hAnsi="Arial" w:cs="Arial" w:eastAsia="Arial"/>
         <w:b/>
         <w:bCs/>
       </w:rPr>
@@ -3457,7 +3457,7 @@
         <w:spacing w:before="0" w:after="0" w:line="240" w:lineRule="auto"/>
       </w:pPr>
       <w:rPr>
-        <w:rFonts w:asciiTheme="majorHAnsi" w:eastAsiaTheme="majorEastAsia" w:hAnsiTheme="majorHAnsi" w:cstheme="majorBidi"/>
+        <w:rFonts w:ascii="Arial" w:hAnsi="Arial" w:cs="Arial" w:eastAsia="Arial"/>
         <w:b/>
         <w:bCs/>
       </w:rPr>
@@ -3475,14 +3475,14 @@
     </w:tblStylePr>
     <w:tblStylePr w:type="firstCol">
       <w:rPr>
-        <w:rFonts w:asciiTheme="majorHAnsi" w:eastAsiaTheme="majorEastAsia" w:hAnsiTheme="majorHAnsi" w:cstheme="majorBidi"/>
+        <w:rFonts w:ascii="Arial" w:hAnsi="Arial" w:cs="Arial" w:eastAsia="Arial"/>
         <w:b/>
         <w:bCs/>
       </w:rPr>
     </w:tblStylePr>
     <w:tblStylePr w:type="lastCol">
       <w:rPr>
-        <w:rFonts w:asciiTheme="majorHAnsi" w:eastAsiaTheme="majorEastAsia" w:hAnsiTheme="majorHAnsi" w:cstheme="majorBidi"/>
+        <w:rFonts w:ascii="Arial" w:hAnsi="Arial" w:cs="Arial" w:eastAsia="Arial"/>
         <w:b/>
         <w:bCs/>
       </w:rPr>
@@ -3566,7 +3566,7 @@
         <w:spacing w:before="0" w:after="0" w:line="240" w:lineRule="auto"/>
       </w:pPr>
       <w:rPr>
-        <w:rFonts w:asciiTheme="majorHAnsi" w:eastAsiaTheme="majorEastAsia" w:hAnsiTheme="majorHAnsi" w:cstheme="majorBidi"/>
+        <w:rFonts w:ascii="Arial" w:hAnsi="Arial" w:cs="Arial" w:eastAsia="Arial"/>
         <w:b/>
         <w:bCs/>
       </w:rPr>
@@ -3587,7 +3587,7 @@
         <w:spacing w:before="0" w:after="0" w:line="240" w:lineRule="auto"/>
       </w:pPr>
       <w:rPr>
-        <w:rFonts w:asciiTheme="majorHAnsi" w:eastAsiaTheme="majorEastAsia" w:hAnsiTheme="majorHAnsi" w:cstheme="majorBidi"/>
+        <w:rFonts w:ascii="Arial" w:hAnsi="Arial" w:cs="Arial" w:eastAsia="Arial"/>
         <w:b/>
         <w:bCs/>
       </w:rPr>
@@ -3605,14 +3605,14 @@
     </w:tblStylePr>
     <w:tblStylePr w:type="firstCol">
       <w:rPr>
-        <w:rFonts w:asciiTheme="majorHAnsi" w:eastAsiaTheme="majorEastAsia" w:hAnsiTheme="majorHAnsi" w:cstheme="majorBidi"/>
+        <w:rFonts w:ascii="Arial" w:hAnsi="Arial" w:cs="Arial" w:eastAsia="Arial"/>
         <w:b/>
         <w:bCs/>
       </w:rPr>
     </w:tblStylePr>
     <w:tblStylePr w:type="lastCol">
       <w:rPr>
-        <w:rFonts w:asciiTheme="majorHAnsi" w:eastAsiaTheme="majorEastAsia" w:hAnsiTheme="majorHAnsi" w:cstheme="majorBidi"/>
+        <w:rFonts w:ascii="Arial" w:hAnsi="Arial" w:cs="Arial" w:eastAsia="Arial"/>
         <w:b/>
         <w:bCs/>
       </w:rPr>
@@ -3696,7 +3696,7 @@
         <w:spacing w:before="0" w:after="0" w:line="240" w:lineRule="auto"/>
       </w:pPr>
       <w:rPr>
-        <w:rFonts w:asciiTheme="majorHAnsi" w:eastAsiaTheme="majorEastAsia" w:hAnsiTheme="majorHAnsi" w:cstheme="majorBidi"/>
+        <w:rFonts w:ascii="Arial" w:hAnsi="Arial" w:cs="Arial" w:eastAsia="Arial"/>
         <w:b/>
         <w:bCs/>
       </w:rPr>
@@ -3717,7 +3717,7 @@
         <w:spacing w:before="0" w:after="0" w:line="240" w:lineRule="auto"/>
       </w:pPr>
       <w:rPr>
-        <w:rFonts w:asciiTheme="majorHAnsi" w:eastAsiaTheme="majorEastAsia" w:hAnsiTheme="majorHAnsi" w:cstheme="majorBidi"/>
+        <w:rFonts w:ascii="Arial" w:hAnsi="Arial" w:cs="Arial" w:eastAsia="Arial"/>
         <w:b/>
         <w:bCs/>
       </w:rPr>
@@ -3735,14 +3735,14 @@
     </w:tblStylePr>
     <w:tblStylePr w:type="firstCol">
       <w:rPr>
-        <w:rFonts w:asciiTheme="majorHAnsi" w:eastAsiaTheme="majorEastAsia" w:hAnsiTheme="majorHAnsi" w:cstheme="majorBidi"/>
+        <w:rFonts w:ascii="Arial" w:hAnsi="Arial" w:cs="Arial" w:eastAsia="Arial"/>
         <w:b/>
         <w:bCs/>
       </w:rPr>
     </w:tblStylePr>
     <w:tblStylePr w:type="lastCol">
       <w:rPr>
-        <w:rFonts w:asciiTheme="majorHAnsi" w:eastAsiaTheme="majorEastAsia" w:hAnsiTheme="majorHAnsi" w:cstheme="majorBidi"/>
+        <w:rFonts w:ascii="Arial" w:hAnsi="Arial" w:cs="Arial" w:eastAsia="Arial"/>
         <w:b/>
         <w:bCs/>
       </w:rPr>
@@ -3826,7 +3826,7 @@
         <w:spacing w:before="0" w:after="0" w:line="240" w:lineRule="auto"/>
       </w:pPr>
       <w:rPr>
-        <w:rFonts w:asciiTheme="majorHAnsi" w:eastAsiaTheme="majorEastAsia" w:hAnsiTheme="majorHAnsi" w:cstheme="majorBidi"/>
+        <w:rFonts w:ascii="Arial" w:hAnsi="Arial" w:cs="Arial" w:eastAsia="Arial"/>
         <w:b/>
         <w:bCs/>
       </w:rPr>
@@ -3847,7 +3847,7 @@
         <w:spacing w:before="0" w:after="0" w:line="240" w:lineRule="auto"/>
       </w:pPr>
       <w:rPr>
-        <w:rFonts w:asciiTheme="majorHAnsi" w:eastAsiaTheme="majorEastAsia" w:hAnsiTheme="majorHAnsi" w:cstheme="majorBidi"/>
+        <w:rFonts w:ascii="Arial" w:hAnsi="Arial" w:cs="Arial" w:eastAsia="Arial"/>
         <w:b/>
         <w:bCs/>
       </w:rPr>
@@ -3865,14 +3865,14 @@
     </w:tblStylePr>
     <w:tblStylePr w:type="firstCol">
       <w:rPr>
-        <w:rFonts w:asciiTheme="majorHAnsi" w:eastAsiaTheme="majorEastAsia" w:hAnsiTheme="majorHAnsi" w:cstheme="majorBidi"/>
+        <w:rFonts w:ascii="Arial" w:hAnsi="Arial" w:cs="Arial" w:eastAsia="Arial"/>
         <w:b/>
         <w:bCs/>
       </w:rPr>
     </w:tblStylePr>
     <w:tblStylePr w:type="lastCol">
       <w:rPr>
-        <w:rFonts w:asciiTheme="majorHAnsi" w:eastAsiaTheme="majorEastAsia" w:hAnsiTheme="majorHAnsi" w:cstheme="majorBidi"/>
+        <w:rFonts w:ascii="Arial" w:hAnsi="Arial" w:cs="Arial" w:eastAsia="Arial"/>
         <w:b/>
         <w:bCs/>
       </w:rPr>
@@ -5737,7 +5737,7 @@
     </w:tblPr>
     <w:tblStylePr w:type="firstRow">
       <w:rPr>
-        <w:rFonts w:asciiTheme="majorHAnsi" w:eastAsiaTheme="majorEastAsia" w:hAnsiTheme="majorHAnsi" w:cstheme="majorBidi"/>
+        <w:rFonts w:ascii="Arial" w:hAnsi="Arial" w:cs="Arial" w:eastAsia="Arial"/>
       </w:rPr>
       <w:tblPr/>
       <w:tcPr>
@@ -5821,7 +5821,7 @@
     </w:tblPr>
     <w:tblStylePr w:type="firstRow">
       <w:rPr>
-        <w:rFonts w:asciiTheme="majorHAnsi" w:eastAsiaTheme="majorEastAsia" w:hAnsiTheme="majorHAnsi" w:cstheme="majorBidi"/>
+        <w:rFonts w:ascii="Arial" w:hAnsi="Arial" w:cs="Arial" w:eastAsia="Arial"/>
       </w:rPr>
       <w:tblPr/>
       <w:tcPr>
@@ -5905,7 +5905,7 @@
     </w:tblPr>
     <w:tblStylePr w:type="firstRow">
       <w:rPr>
-        <w:rFonts w:asciiTheme="majorHAnsi" w:eastAsiaTheme="majorEastAsia" w:hAnsiTheme="majorHAnsi" w:cstheme="majorBidi"/>
+        <w:rFonts w:ascii="Arial" w:hAnsi="Arial" w:cs="Arial" w:eastAsia="Arial"/>
       </w:rPr>
       <w:tblPr/>
       <w:tcPr>
@@ -5989,7 +5989,7 @@
     </w:tblPr>
     <w:tblStylePr w:type="firstRow">
       <w:rPr>
-        <w:rFonts w:asciiTheme="majorHAnsi" w:eastAsiaTheme="majorEastAsia" w:hAnsiTheme="majorHAnsi" w:cstheme="majorBidi"/>
+        <w:rFonts w:ascii="Arial" w:hAnsi="Arial" w:cs="Arial" w:eastAsia="Arial"/>
       </w:rPr>
       <w:tblPr/>
       <w:tcPr>
@@ -6073,7 +6073,7 @@
     </w:tblPr>
     <w:tblStylePr w:type="firstRow">
       <w:rPr>
-        <w:rFonts w:asciiTheme="majorHAnsi" w:eastAsiaTheme="majorEastAsia" w:hAnsiTheme="majorHAnsi" w:cstheme="majorBidi"/>
+        <w:rFonts w:ascii="Arial" w:hAnsi="Arial" w:cs="Arial" w:eastAsia="Arial"/>
       </w:rPr>
       <w:tblPr/>
       <w:tcPr>
@@ -6157,7 +6157,7 @@
     </w:tblPr>
     <w:tblStylePr w:type="firstRow">
       <w:rPr>
-        <w:rFonts w:asciiTheme="majorHAnsi" w:eastAsiaTheme="majorEastAsia" w:hAnsiTheme="majorHAnsi" w:cstheme="majorBidi"/>
+        <w:rFonts w:ascii="Arial" w:hAnsi="Arial" w:cs="Arial" w:eastAsia="Arial"/>
       </w:rPr>
       <w:tblPr/>
       <w:tcPr>
@@ -6241,7 +6241,7 @@
     </w:tblPr>
     <w:tblStylePr w:type="firstRow">
       <w:rPr>
-        <w:rFonts w:asciiTheme="majorHAnsi" w:eastAsiaTheme="majorEastAsia" w:hAnsiTheme="majorHAnsi" w:cstheme="majorBidi"/>
+        <w:rFonts w:ascii="Arial" w:hAnsi="Arial" w:cs="Arial" w:eastAsia="Arial"/>
       </w:rPr>
       <w:tblPr/>
       <w:tcPr>
@@ -6306,7 +6306,7 @@
       <w:spacing w:after="0" w:line="240" w:lineRule="auto"/>
     </w:pPr>
     <w:rPr>
-      <w:rFonts w:asciiTheme="majorHAnsi" w:eastAsiaTheme="majorEastAsia" w:hAnsiTheme="majorHAnsi" w:cstheme="majorBidi"/>
+      <w:rFonts w:ascii="Arial" w:hAnsi="Arial" w:cs="Arial" w:eastAsia="Arial"/>
       <w:color w:val="000000" w:themeColor="text1"/>
     </w:rPr>
     <w:tblPr>
@@ -6434,7 +6434,7 @@
       <w:spacing w:after="0" w:line="240" w:lineRule="auto"/>
     </w:pPr>
     <w:rPr>
-      <w:rFonts w:asciiTheme="majorHAnsi" w:eastAsiaTheme="majorEastAsia" w:hAnsiTheme="majorHAnsi" w:cstheme="majorBidi"/>
+      <w:rFonts w:ascii="Arial" w:hAnsi="Arial" w:cs="Arial" w:eastAsia="Arial"/>
       <w:color w:val="000000" w:themeColor="text1"/>
     </w:rPr>
     <w:tblPr>
@@ -6562,7 +6562,7 @@
       <w:spacing w:after="0" w:line="240" w:lineRule="auto"/>
     </w:pPr>
     <w:rPr>
-      <w:rFonts w:asciiTheme="majorHAnsi" w:eastAsiaTheme="majorEastAsia" w:hAnsiTheme="majorHAnsi" w:cstheme="majorBidi"/>
+      <w:rFonts w:ascii="Arial" w:hAnsi="Arial" w:cs="Arial" w:eastAsia="Arial"/>
       <w:color w:val="000000" w:themeColor="text1"/>
     </w:rPr>
     <w:tblPr>
@@ -6690,7 +6690,7 @@
       <w:spacing w:after="0" w:line="240" w:lineRule="auto"/>
     </w:pPr>
     <w:rPr>
-      <w:rFonts w:asciiTheme="majorHAnsi" w:eastAsiaTheme="majorEastAsia" w:hAnsiTheme="majorHAnsi" w:cstheme="majorBidi"/>
+      <w:rFonts w:ascii="Arial" w:hAnsi="Arial" w:cs="Arial" w:eastAsia="Arial"/>
       <w:color w:val="000000" w:themeColor="text1"/>
     </w:rPr>
     <w:tblPr>
@@ -6818,7 +6818,7 @@
       <w:spacing w:after="0" w:line="240" w:lineRule="auto"/>
     </w:pPr>
     <w:rPr>
-      <w:rFonts w:asciiTheme="majorHAnsi" w:eastAsiaTheme="majorEastAsia" w:hAnsiTheme="majorHAnsi" w:cstheme="majorBidi"/>
+      <w:rFonts w:ascii="Arial" w:hAnsi="Arial" w:cs="Arial" w:eastAsia="Arial"/>
       <w:color w:val="000000" w:themeColor="text1"/>
     </w:rPr>
     <w:tblPr>
@@ -6946,7 +6946,7 @@
       <w:spacing w:after="0" w:line="240" w:lineRule="auto"/>
     </w:pPr>
     <w:rPr>
-      <w:rFonts w:asciiTheme="majorHAnsi" w:eastAsiaTheme="majorEastAsia" w:hAnsiTheme="majorHAnsi" w:cstheme="majorBidi"/>
+      <w:rFonts w:ascii="Arial" w:hAnsi="Arial" w:cs="Arial" w:eastAsia="Arial"/>
       <w:color w:val="000000" w:themeColor="text1"/>
     </w:rPr>
     <w:tblPr>
@@ -7074,7 +7074,7 @@
       <w:spacing w:after="0" w:line="240" w:lineRule="auto"/>
     </w:pPr>
     <w:rPr>
-      <w:rFonts w:asciiTheme="majorHAnsi" w:eastAsiaTheme="majorEastAsia" w:hAnsiTheme="majorHAnsi" w:cstheme="majorBidi"/>
+      <w:rFonts w:ascii="Arial" w:hAnsi="Arial" w:cs="Arial" w:eastAsia="Arial"/>
       <w:color w:val="000000" w:themeColor="text1"/>
     </w:rPr>
     <w:tblPr>
@@ -7713,7 +7713,7 @@
       <w:spacing w:after="0" w:line="240" w:lineRule="auto"/>
     </w:pPr>
     <w:rPr>
-      <w:rFonts w:asciiTheme="majorHAnsi" w:eastAsiaTheme="majorEastAsia" w:hAnsiTheme="majorHAnsi" w:cstheme="majorBidi"/>
+      <w:rFonts w:ascii="Arial" w:hAnsi="Arial" w:cs="Arial" w:eastAsia="Arial"/>
       <w:color w:val="000000" w:themeColor="text1"/>
     </w:rPr>
     <w:tblPr>
@@ -7838,7 +7838,7 @@
       <w:spacing w:after="0" w:line="240" w:lineRule="auto"/>
     </w:pPr>
     <w:rPr>
-      <w:rFonts w:asciiTheme="majorHAnsi" w:eastAsiaTheme="majorEastAsia" w:hAnsiTheme="majorHAnsi" w:cstheme="majorBidi"/>
+      <w:rFonts w:ascii="Arial" w:hAnsi="Arial" w:cs="Arial" w:eastAsia="Arial"/>
       <w:color w:val="000000" w:themeColor="text1"/>
     </w:rPr>
     <w:tblPr>
@@ -7963,7 +7963,7 @@
       <w:spacing w:after="0" w:line="240" w:lineRule="auto"/>
     </w:pPr>
     <w:rPr>
-      <w:rFonts w:asciiTheme="majorHAnsi" w:eastAsiaTheme="majorEastAsia" w:hAnsiTheme="majorHAnsi" w:cstheme="majorBidi"/>
+      <w:rFonts w:ascii="Arial" w:hAnsi="Arial" w:cs="Arial" w:eastAsia="Arial"/>
       <w:color w:val="000000" w:themeColor="text1"/>
     </w:rPr>
     <w:tblPr>
@@ -8088,7 +8088,7 @@
       <w:spacing w:after="0" w:line="240" w:lineRule="auto"/>
     </w:pPr>
     <w:rPr>
-      <w:rFonts w:asciiTheme="majorHAnsi" w:eastAsiaTheme="majorEastAsia" w:hAnsiTheme="majorHAnsi" w:cstheme="majorBidi"/>
+      <w:rFonts w:ascii="Arial" w:hAnsi="Arial" w:cs="Arial" w:eastAsia="Arial"/>
       <w:color w:val="000000" w:themeColor="text1"/>
     </w:rPr>
     <w:tblPr>
@@ -8213,7 +8213,7 @@
       <w:spacing w:after="0" w:line="240" w:lineRule="auto"/>
     </w:pPr>
     <w:rPr>
-      <w:rFonts w:asciiTheme="majorHAnsi" w:eastAsiaTheme="majorEastAsia" w:hAnsiTheme="majorHAnsi" w:cstheme="majorBidi"/>
+      <w:rFonts w:ascii="Arial" w:hAnsi="Arial" w:cs="Arial" w:eastAsia="Arial"/>
       <w:color w:val="000000" w:themeColor="text1"/>
     </w:rPr>
     <w:tblPr>
@@ -8338,7 +8338,7 @@
       <w:spacing w:after="0" w:line="240" w:lineRule="auto"/>
     </w:pPr>
     <w:rPr>
-      <w:rFonts w:asciiTheme="majorHAnsi" w:eastAsiaTheme="majorEastAsia" w:hAnsiTheme="majorHAnsi" w:cstheme="majorBidi"/>
+      <w:rFonts w:ascii="Arial" w:hAnsi="Arial" w:cs="Arial" w:eastAsia="Arial"/>
       <w:color w:val="000000" w:themeColor="text1"/>
     </w:rPr>
     <w:tblPr>
@@ -8463,7 +8463,7 @@
       <w:spacing w:after="0" w:line="240" w:lineRule="auto"/>
     </w:pPr>
     <w:rPr>
-      <w:rFonts w:asciiTheme="majorHAnsi" w:eastAsiaTheme="majorEastAsia" w:hAnsiTheme="majorHAnsi" w:cstheme="majorBidi"/>
+      <w:rFonts w:ascii="Arial" w:hAnsi="Arial" w:cs="Arial" w:eastAsia="Arial"/>
       <w:color w:val="000000" w:themeColor="text1"/>
     </w:rPr>
     <w:tblPr>
@@ -12378,7 +12378,7 @@
   <w:docDefaults>
     <w:rPrDefault>
       <w:rPr>
-        <w:rFonts w:asciiTheme="minorHAnsi" w:eastAsiaTheme="minorEastAsia" w:hAnsiTheme="minorHAnsi" w:cstheme="minorBidi"/>
+        <w:rFonts w:ascii="Arial" w:hAnsi="Arial" w:cs="Arial" w:eastAsia="Arial"/>
         <w:sz w:val="22"/>
         <w:szCs w:val="22"/>
         <w:lang w:val="en-US" w:eastAsia="en-US" w:bidi="ar-SA"/>
@@ -12549,7 +12549,7 @@
       <w:outlineLvl w:val="0"/>
     </w:pPr>
     <w:rPr>
-      <w:rFonts w:asciiTheme="majorHAnsi" w:eastAsiaTheme="majorEastAsia" w:hAnsiTheme="majorHAnsi" w:cstheme="majorBidi"/>
+      <w:rFonts w:ascii="Arial" w:hAnsi="Arial" w:cs="Arial" w:eastAsia="Arial"/>
       <w:b/>
       <w:bCs/>
       <w:color w:val="365F91" w:themeColor="accent1" w:themeShade="BF"/>
@@ -12573,7 +12573,7 @@
       <w:outlineLvl w:val="1"/>
     </w:pPr>
     <w:rPr>
-      <w:rFonts w:asciiTheme="majorHAnsi" w:eastAsiaTheme="majorEastAsia" w:hAnsiTheme="majorHAnsi" w:cstheme="majorBidi"/>
+      <w:rFonts w:ascii="Arial" w:hAnsi="Arial" w:cs="Arial" w:eastAsia="Arial"/>
       <w:b/>
       <w:bCs/>
       <w:color w:val="4F81BD" w:themeColor="accent1"/>
@@ -12597,7 +12597,7 @@
       <w:outlineLvl w:val="2"/>
     </w:pPr>
     <w:rPr>
-      <w:rFonts w:asciiTheme="majorHAnsi" w:eastAsiaTheme="majorEastAsia" w:hAnsiTheme="majorHAnsi" w:cstheme="majorBidi"/>
+      <w:rFonts w:ascii="Arial" w:hAnsi="Arial" w:cs="Arial" w:eastAsia="Arial"/>
       <w:b/>
       <w:bCs/>
       <w:color w:val="4F81BD" w:themeColor="accent1"/>
@@ -12620,7 +12620,7 @@
       <w:outlineLvl w:val="3"/>
     </w:pPr>
     <w:rPr>
-      <w:rFonts w:asciiTheme="majorHAnsi" w:eastAsiaTheme="majorEastAsia" w:hAnsiTheme="majorHAnsi" w:cstheme="majorBidi"/>
+      <w:rFonts w:ascii="Arial" w:hAnsi="Arial" w:cs="Arial" w:eastAsia="Arial"/>
       <w:b/>
       <w:bCs/>
       <w:i/>
@@ -12645,7 +12645,7 @@
       <w:outlineLvl w:val="4"/>
     </w:pPr>
     <w:rPr>
-      <w:rFonts w:asciiTheme="majorHAnsi" w:eastAsiaTheme="majorEastAsia" w:hAnsiTheme="majorHAnsi" w:cstheme="majorBidi"/>
+      <w:rFonts w:ascii="Arial" w:hAnsi="Arial" w:cs="Arial" w:eastAsia="Arial"/>
       <w:color w:val="243F60" w:themeColor="accent1" w:themeShade="7F"/>
     </w:rPr>
   </w:style>
@@ -12666,7 +12666,7 @@
       <w:outlineLvl w:val="5"/>
     </w:pPr>
     <w:rPr>
-      <w:rFonts w:asciiTheme="majorHAnsi" w:eastAsiaTheme="majorEastAsia" w:hAnsiTheme="majorHAnsi" w:cstheme="majorBidi"/>
+      <w:rFonts w:ascii="Arial" w:hAnsi="Arial" w:cs="Arial" w:eastAsia="Arial"/>
       <w:i/>
       <w:iCs/>
       <w:color w:val="243F60" w:themeColor="accent1" w:themeShade="7F"/>
@@ -12689,7 +12689,7 @@
       <w:outlineLvl w:val="6"/>
     </w:pPr>
     <w:rPr>
-      <w:rFonts w:asciiTheme="majorHAnsi" w:eastAsiaTheme="majorEastAsia" w:hAnsiTheme="majorHAnsi" w:cstheme="majorBidi"/>
+      <w:rFonts w:ascii="Arial" w:hAnsi="Arial" w:cs="Arial" w:eastAsia="Arial"/>
       <w:i/>
       <w:iCs/>
       <w:color w:val="404040" w:themeColor="text1" w:themeTint="BF"/>
@@ -12712,7 +12712,7 @@
       <w:outlineLvl w:val="7"/>
     </w:pPr>
     <w:rPr>
-      <w:rFonts w:asciiTheme="majorHAnsi" w:eastAsiaTheme="majorEastAsia" w:hAnsiTheme="majorHAnsi" w:cstheme="majorBidi"/>
+      <w:rFonts w:ascii="Arial" w:hAnsi="Arial" w:cs="Arial" w:eastAsia="Arial"/>
       <w:color w:val="4F81BD" w:themeColor="accent1"/>
       <w:sz w:val="20"/>
       <w:szCs w:val="20"/>
@@ -12735,7 +12735,7 @@
       <w:outlineLvl w:val="8"/>
     </w:pPr>
     <w:rPr>
-      <w:rFonts w:asciiTheme="majorHAnsi" w:eastAsiaTheme="majorEastAsia" w:hAnsiTheme="majorHAnsi" w:cstheme="majorBidi"/>
+      <w:rFonts w:ascii="Arial" w:hAnsi="Arial" w:cs="Arial" w:eastAsia="Arial"/>
       <w:i/>
       <w:iCs/>
       <w:color w:val="404040" w:themeColor="text1" w:themeTint="BF"/>
@@ -12786,7 +12786,7 @@
     <w:uiPriority w:val="9"/>
     <w:rsid w:val="00FC693F"/>
     <w:rPr>
-      <w:rFonts w:asciiTheme="majorHAnsi" w:eastAsiaTheme="majorEastAsia" w:hAnsiTheme="majorHAnsi" w:cstheme="majorBidi"/>
+      <w:rFonts w:ascii="Arial" w:hAnsi="Arial" w:cs="Arial" w:eastAsia="Arial"/>
       <w:b/>
       <w:bCs/>
       <w:color w:val="365F91" w:themeColor="accent1" w:themeShade="BF"/>
@@ -12801,7 +12801,7 @@
     <w:uiPriority w:val="9"/>
     <w:rsid w:val="00FC693F"/>
     <w:rPr>
-      <w:rFonts w:asciiTheme="majorHAnsi" w:eastAsiaTheme="majorEastAsia" w:hAnsiTheme="majorHAnsi" w:cstheme="majorBidi"/>
+      <w:rFonts w:ascii="Arial" w:hAnsi="Arial" w:cs="Arial" w:eastAsia="Arial"/>
       <w:b/>
       <w:bCs/>
       <w:color w:val="4F81BD" w:themeColor="accent1"/>
@@ -12816,7 +12816,7 @@
     <w:uiPriority w:val="9"/>
     <w:rsid w:val="00FC693F"/>
     <w:rPr>
-      <w:rFonts w:asciiTheme="majorHAnsi" w:eastAsiaTheme="majorEastAsia" w:hAnsiTheme="majorHAnsi" w:cstheme="majorBidi"/>
+      <w:rFonts w:ascii="Arial" w:hAnsi="Arial" w:cs="Arial" w:eastAsia="Arial"/>
       <w:b/>
       <w:bCs/>
       <w:color w:val="4F81BD" w:themeColor="accent1"/>
@@ -12838,7 +12838,7 @@
       <w:contextualSpacing/>
     </w:pPr>
     <w:rPr>
-      <w:rFonts w:asciiTheme="majorHAnsi" w:eastAsiaTheme="majorEastAsia" w:hAnsiTheme="majorHAnsi" w:cstheme="majorBidi"/>
+      <w:rFonts w:ascii="Arial" w:hAnsi="Arial" w:cs="Arial" w:eastAsia="Arial"/>
       <w:color w:val="17365D" w:themeColor="text2" w:themeShade="BF"/>
       <w:spacing w:val="5"/>
       <w:kern w:val="28"/>
@@ -12853,7 +12853,7 @@
     <w:uiPriority w:val="10"/>
     <w:rsid w:val="00FC693F"/>
     <w:rPr>
-      <w:rFonts w:asciiTheme="majorHAnsi" w:eastAsiaTheme="majorEastAsia" w:hAnsiTheme="majorHAnsi" w:cstheme="majorBidi"/>
+      <w:rFonts w:ascii="Arial" w:hAnsi="Arial" w:cs="Arial" w:eastAsia="Arial"/>
       <w:color w:val="17365D" w:themeColor="text2" w:themeShade="BF"/>
       <w:spacing w:val="5"/>
       <w:kern w:val="28"/>
@@ -12875,7 +12875,7 @@
       </w:numPr>
     </w:pPr>
     <w:rPr>
-      <w:rFonts w:asciiTheme="majorHAnsi" w:eastAsiaTheme="majorEastAsia" w:hAnsiTheme="majorHAnsi" w:cstheme="majorBidi"/>
+      <w:rFonts w:ascii="Arial" w:hAnsi="Arial" w:cs="Arial" w:eastAsia="Arial"/>
       <w:i/>
       <w:iCs/>
       <w:color w:val="4F81BD" w:themeColor="accent1"/>
@@ -12891,7 +12891,7 @@
     <w:uiPriority w:val="11"/>
     <w:rsid w:val="00FC693F"/>
     <w:rPr>
-      <w:rFonts w:asciiTheme="majorHAnsi" w:eastAsiaTheme="majorEastAsia" w:hAnsiTheme="majorHAnsi" w:cstheme="majorBidi"/>
+      <w:rFonts w:ascii="Arial" w:hAnsi="Arial" w:cs="Arial" w:eastAsia="Arial"/>
       <w:i/>
       <w:iCs/>
       <w:color w:val="4F81BD" w:themeColor="accent1"/>
@@ -13138,7 +13138,7 @@
       </w:tabs>
     </w:pPr>
     <w:rPr>
-      <w:rFonts w:ascii="Courier" w:hAnsi="Courier"/>
+      <w:rFonts w:ascii="Arial" w:hAnsi="Arial" w:cs="Arial" w:eastAsia="Arial"/>
       <w:sz w:val="20"/>
       <w:szCs w:val="20"/>
     </w:rPr>
@@ -13150,7 +13150,7 @@
     <w:uiPriority w:val="99"/>
     <w:rsid w:val="0029639D"/>
     <w:rPr>
-      <w:rFonts w:ascii="Courier" w:hAnsi="Courier"/>
+      <w:rFonts w:ascii="Arial" w:hAnsi="Arial" w:cs="Arial" w:eastAsia="Arial"/>
       <w:sz w:val="20"/>
       <w:szCs w:val="20"/>
     </w:rPr>
@@ -13189,7 +13189,7 @@
     <w:semiHidden/>
     <w:rsid w:val="00FC693F"/>
     <w:rPr>
-      <w:rFonts w:asciiTheme="majorHAnsi" w:eastAsiaTheme="majorEastAsia" w:hAnsiTheme="majorHAnsi" w:cstheme="majorBidi"/>
+      <w:rFonts w:ascii="Arial" w:hAnsi="Arial" w:cs="Arial" w:eastAsia="Arial"/>
       <w:b/>
       <w:bCs/>
       <w:i/>
@@ -13205,7 +13205,7 @@
     <w:semiHidden/>
     <w:rsid w:val="00FC693F"/>
     <w:rPr>
-      <w:rFonts w:asciiTheme="majorHAnsi" w:eastAsiaTheme="majorEastAsia" w:hAnsiTheme="majorHAnsi" w:cstheme="majorBidi"/>
+      <w:rFonts w:ascii="Arial" w:hAnsi="Arial" w:cs="Arial" w:eastAsia="Arial"/>
       <w:color w:val="243F60" w:themeColor="accent1" w:themeShade="7F"/>
     </w:rPr>
   </w:style>
@@ -13217,7 +13217,7 @@
     <w:semiHidden/>
     <w:rsid w:val="00FC693F"/>
     <w:rPr>
-      <w:rFonts w:asciiTheme="majorHAnsi" w:eastAsiaTheme="majorEastAsia" w:hAnsiTheme="majorHAnsi" w:cstheme="majorBidi"/>
+      <w:rFonts w:ascii="Arial" w:hAnsi="Arial" w:cs="Arial" w:eastAsia="Arial"/>
       <w:i/>
       <w:iCs/>
       <w:color w:val="243F60" w:themeColor="accent1" w:themeShade="7F"/>
@@ -13231,7 +13231,7 @@
     <w:semiHidden/>
     <w:rsid w:val="00FC693F"/>
     <w:rPr>
-      <w:rFonts w:asciiTheme="majorHAnsi" w:eastAsiaTheme="majorEastAsia" w:hAnsiTheme="majorHAnsi" w:cstheme="majorBidi"/>
+      <w:rFonts w:ascii="Arial" w:hAnsi="Arial" w:cs="Arial" w:eastAsia="Arial"/>
       <w:i/>
       <w:iCs/>
       <w:color w:val="404040" w:themeColor="text1" w:themeTint="BF"/>
@@ -13245,7 +13245,7 @@
     <w:semiHidden/>
     <w:rsid w:val="00FC693F"/>
     <w:rPr>
-      <w:rFonts w:asciiTheme="majorHAnsi" w:eastAsiaTheme="majorEastAsia" w:hAnsiTheme="majorHAnsi" w:cstheme="majorBidi"/>
+      <w:rFonts w:ascii="Arial" w:hAnsi="Arial" w:cs="Arial" w:eastAsia="Arial"/>
       <w:color w:val="4F81BD" w:themeColor="accent1"/>
       <w:sz w:val="20"/>
       <w:szCs w:val="20"/>
@@ -13259,7 +13259,7 @@
     <w:semiHidden/>
     <w:rsid w:val="00FC693F"/>
     <w:rPr>
-      <w:rFonts w:asciiTheme="majorHAnsi" w:eastAsiaTheme="majorEastAsia" w:hAnsiTheme="majorHAnsi" w:cstheme="majorBidi"/>
+      <w:rFonts w:ascii="Arial" w:hAnsi="Arial" w:cs="Arial" w:eastAsia="Arial"/>
       <w:i/>
       <w:iCs/>
       <w:color w:val="404040" w:themeColor="text1" w:themeTint="BF"/>
@@ -14848,7 +14848,7 @@
         <w:spacing w:before="0" w:after="0" w:line="240" w:lineRule="auto"/>
       </w:pPr>
       <w:rPr>
-        <w:rFonts w:asciiTheme="majorHAnsi" w:eastAsiaTheme="majorEastAsia" w:hAnsiTheme="majorHAnsi" w:cstheme="majorBidi"/>
+        <w:rFonts w:ascii="Arial" w:hAnsi="Arial" w:cs="Arial" w:eastAsia="Arial"/>
         <w:b/>
         <w:bCs/>
       </w:rPr>
@@ -14869,7 +14869,7 @@
         <w:spacing w:before="0" w:after="0" w:line="240" w:lineRule="auto"/>
       </w:pPr>
       <w:rPr>
-        <w:rFonts w:asciiTheme="majorHAnsi" w:eastAsiaTheme="majorEastAsia" w:hAnsiTheme="majorHAnsi" w:cstheme="majorBidi"/>
+        <w:rFonts w:ascii="Arial" w:hAnsi="Arial" w:cs="Arial" w:eastAsia="Arial"/>
         <w:b/>
         <w:bCs/>
       </w:rPr>
@@ -14887,14 +14887,14 @@
     </w:tblStylePr>
     <w:tblStylePr w:type="firstCol">
       <w:rPr>
-        <w:rFonts w:asciiTheme="majorHAnsi" w:eastAsiaTheme="majorEastAsia" w:hAnsiTheme="majorHAnsi" w:cstheme="majorBidi"/>
+        <w:rFonts w:ascii="Arial" w:hAnsi="Arial" w:cs="Arial" w:eastAsia="Arial"/>
         <w:b/>
         <w:bCs/>
       </w:rPr>
     </w:tblStylePr>
     <w:tblStylePr w:type="lastCol">
       <w:rPr>
-        <w:rFonts w:asciiTheme="majorHAnsi" w:eastAsiaTheme="majorEastAsia" w:hAnsiTheme="majorHAnsi" w:cstheme="majorBidi"/>
+        <w:rFonts w:ascii="Arial" w:hAnsi="Arial" w:cs="Arial" w:eastAsia="Arial"/>
         <w:b/>
         <w:bCs/>
       </w:rPr>
@@ -14978,7 +14978,7 @@
         <w:spacing w:before="0" w:after="0" w:line="240" w:lineRule="auto"/>
       </w:pPr>
       <w:rPr>
-        <w:rFonts w:asciiTheme="majorHAnsi" w:eastAsiaTheme="majorEastAsia" w:hAnsiTheme="majorHAnsi" w:cstheme="majorBidi"/>
+        <w:rFonts w:ascii="Arial" w:hAnsi="Arial" w:cs="Arial" w:eastAsia="Arial"/>
         <w:b/>
         <w:bCs/>
       </w:rPr>
@@ -14999,7 +14999,7 @@
         <w:spacing w:before="0" w:after="0" w:line="240" w:lineRule="auto"/>
       </w:pPr>
       <w:rPr>
-        <w:rFonts w:asciiTheme="majorHAnsi" w:eastAsiaTheme="majorEastAsia" w:hAnsiTheme="majorHAnsi" w:cstheme="majorBidi"/>
+        <w:rFonts w:ascii="Arial" w:hAnsi="Arial" w:cs="Arial" w:eastAsia="Arial"/>
         <w:b/>
         <w:bCs/>
       </w:rPr>
@@ -15017,14 +15017,14 @@
     </w:tblStylePr>
     <w:tblStylePr w:type="firstCol">
       <w:rPr>
-        <w:rFonts w:asciiTheme="majorHAnsi" w:eastAsiaTheme="majorEastAsia" w:hAnsiTheme="majorHAnsi" w:cstheme="majorBidi"/>
+        <w:rFonts w:ascii="Arial" w:hAnsi="Arial" w:cs="Arial" w:eastAsia="Arial"/>
         <w:b/>
         <w:bCs/>
       </w:rPr>
     </w:tblStylePr>
     <w:tblStylePr w:type="lastCol">
       <w:rPr>
-        <w:rFonts w:asciiTheme="majorHAnsi" w:eastAsiaTheme="majorEastAsia" w:hAnsiTheme="majorHAnsi" w:cstheme="majorBidi"/>
+        <w:rFonts w:ascii="Arial" w:hAnsi="Arial" w:cs="Arial" w:eastAsia="Arial"/>
         <w:b/>
         <w:bCs/>
       </w:rPr>
@@ -15108,7 +15108,7 @@
         <w:spacing w:before="0" w:after="0" w:line="240" w:lineRule="auto"/>
       </w:pPr>
       <w:rPr>
-        <w:rFonts w:asciiTheme="majorHAnsi" w:eastAsiaTheme="majorEastAsia" w:hAnsiTheme="majorHAnsi" w:cstheme="majorBidi"/>
+        <w:rFonts w:ascii="Arial" w:hAnsi="Arial" w:cs="Arial" w:eastAsia="Arial"/>
         <w:b/>
         <w:bCs/>
       </w:rPr>
@@ -15129,7 +15129,7 @@
         <w:spacing w:before="0" w:after="0" w:line="240" w:lineRule="auto"/>
       </w:pPr>
       <w:rPr>
-        <w:rFonts w:asciiTheme="majorHAnsi" w:eastAsiaTheme="majorEastAsia" w:hAnsiTheme="majorHAnsi" w:cstheme="majorBidi"/>
+        <w:rFonts w:ascii="Arial" w:hAnsi="Arial" w:cs="Arial" w:eastAsia="Arial"/>
         <w:b/>
         <w:bCs/>
       </w:rPr>
@@ -15147,14 +15147,14 @@
     </w:tblStylePr>
     <w:tblStylePr w:type="firstCol">
       <w:rPr>
-        <w:rFonts w:asciiTheme="majorHAnsi" w:eastAsiaTheme="majorEastAsia" w:hAnsiTheme="majorHAnsi" w:cstheme="majorBidi"/>
+        <w:rFonts w:ascii="Arial" w:hAnsi="Arial" w:cs="Arial" w:eastAsia="Arial"/>
         <w:b/>
         <w:bCs/>
       </w:rPr>
     </w:tblStylePr>
     <w:tblStylePr w:type="lastCol">
       <w:rPr>
-        <w:rFonts w:asciiTheme="majorHAnsi" w:eastAsiaTheme="majorEastAsia" w:hAnsiTheme="majorHAnsi" w:cstheme="majorBidi"/>
+        <w:rFonts w:ascii="Arial" w:hAnsi="Arial" w:cs="Arial" w:eastAsia="Arial"/>
         <w:b/>
         <w:bCs/>
       </w:rPr>
@@ -15238,7 +15238,7 @@
         <w:spacing w:before="0" w:after="0" w:line="240" w:lineRule="auto"/>
       </w:pPr>
       <w:rPr>
-        <w:rFonts w:asciiTheme="majorHAnsi" w:eastAsiaTheme="majorEastAsia" w:hAnsiTheme="majorHAnsi" w:cstheme="majorBidi"/>
+        <w:rFonts w:ascii="Arial" w:hAnsi="Arial" w:cs="Arial" w:eastAsia="Arial"/>
         <w:b/>
         <w:bCs/>
       </w:rPr>
@@ -15259,7 +15259,7 @@
         <w:spacing w:before="0" w:after="0" w:line="240" w:lineRule="auto"/>
       </w:pPr>
       <w:rPr>
-        <w:rFonts w:asciiTheme="majorHAnsi" w:eastAsiaTheme="majorEastAsia" w:hAnsiTheme="majorHAnsi" w:cstheme="majorBidi"/>
+        <w:rFonts w:ascii="Arial" w:hAnsi="Arial" w:cs="Arial" w:eastAsia="Arial"/>
         <w:b/>
         <w:bCs/>
       </w:rPr>
@@ -15277,14 +15277,14 @@
     </w:tblStylePr>
     <w:tblStylePr w:type="firstCol">
       <w:rPr>
-        <w:rFonts w:asciiTheme="majorHAnsi" w:eastAsiaTheme="majorEastAsia" w:hAnsiTheme="majorHAnsi" w:cstheme="majorBidi"/>
+        <w:rFonts w:ascii="Arial" w:hAnsi="Arial" w:cs="Arial" w:eastAsia="Arial"/>
         <w:b/>
         <w:bCs/>
       </w:rPr>
     </w:tblStylePr>
     <w:tblStylePr w:type="lastCol">
       <w:rPr>
-        <w:rFonts w:asciiTheme="majorHAnsi" w:eastAsiaTheme="majorEastAsia" w:hAnsiTheme="majorHAnsi" w:cstheme="majorBidi"/>
+        <w:rFonts w:ascii="Arial" w:hAnsi="Arial" w:cs="Arial" w:eastAsia="Arial"/>
         <w:b/>
         <w:bCs/>
       </w:rPr>
@@ -15368,7 +15368,7 @@
         <w:spacing w:before="0" w:after="0" w:line="240" w:lineRule="auto"/>
       </w:pPr>
       <w:rPr>
-        <w:rFonts w:asciiTheme="majorHAnsi" w:eastAsiaTheme="majorEastAsia" w:hAnsiTheme="majorHAnsi" w:cstheme="majorBidi"/>
+        <w:rFonts w:ascii="Arial" w:hAnsi="Arial" w:cs="Arial" w:eastAsia="Arial"/>
         <w:b/>
         <w:bCs/>
       </w:rPr>
@@ -15389,7 +15389,7 @@
         <w:spacing w:before="0" w:after="0" w:line="240" w:lineRule="auto"/>
       </w:pPr>
       <w:rPr>
-        <w:rFonts w:asciiTheme="majorHAnsi" w:eastAsiaTheme="majorEastAsia" w:hAnsiTheme="majorHAnsi" w:cstheme="majorBidi"/>
+        <w:rFonts w:ascii="Arial" w:hAnsi="Arial" w:cs="Arial" w:eastAsia="Arial"/>
         <w:b/>
         <w:bCs/>
       </w:rPr>
@@ -15407,14 +15407,14 @@
     </w:tblStylePr>
     <w:tblStylePr w:type="firstCol">
       <w:rPr>
-        <w:rFonts w:asciiTheme="majorHAnsi" w:eastAsiaTheme="majorEastAsia" w:hAnsiTheme="majorHAnsi" w:cstheme="majorBidi"/>
+        <w:rFonts w:ascii="Arial" w:hAnsi="Arial" w:cs="Arial" w:eastAsia="Arial"/>
         <w:b/>
         <w:bCs/>
       </w:rPr>
     </w:tblStylePr>
     <w:tblStylePr w:type="lastCol">
       <w:rPr>
-        <w:rFonts w:asciiTheme="majorHAnsi" w:eastAsiaTheme="majorEastAsia" w:hAnsiTheme="majorHAnsi" w:cstheme="majorBidi"/>
+        <w:rFonts w:ascii="Arial" w:hAnsi="Arial" w:cs="Arial" w:eastAsia="Arial"/>
         <w:b/>
         <w:bCs/>
       </w:rPr>
@@ -15498,7 +15498,7 @@
         <w:spacing w:before="0" w:after="0" w:line="240" w:lineRule="auto"/>
       </w:pPr>
       <w:rPr>
-        <w:rFonts w:asciiTheme="majorHAnsi" w:eastAsiaTheme="majorEastAsia" w:hAnsiTheme="majorHAnsi" w:cstheme="majorBidi"/>
+        <w:rFonts w:ascii="Arial" w:hAnsi="Arial" w:cs="Arial" w:eastAsia="Arial"/>
         <w:b/>
         <w:bCs/>
       </w:rPr>
@@ -15519,7 +15519,7 @@
         <w:spacing w:before="0" w:after="0" w:line="240" w:lineRule="auto"/>
       </w:pPr>
       <w:rPr>
-        <w:rFonts w:asciiTheme="majorHAnsi" w:eastAsiaTheme="majorEastAsia" w:hAnsiTheme="majorHAnsi" w:cstheme="majorBidi"/>
+        <w:rFonts w:ascii="Arial" w:hAnsi="Arial" w:cs="Arial" w:eastAsia="Arial"/>
         <w:b/>
         <w:bCs/>
       </w:rPr>
@@ -15537,14 +15537,14 @@
     </w:tblStylePr>
     <w:tblStylePr w:type="firstCol">
       <w:rPr>
-        <w:rFonts w:asciiTheme="majorHAnsi" w:eastAsiaTheme="majorEastAsia" w:hAnsiTheme="majorHAnsi" w:cstheme="majorBidi"/>
+        <w:rFonts w:ascii="Arial" w:hAnsi="Arial" w:cs="Arial" w:eastAsia="Arial"/>
         <w:b/>
         <w:bCs/>
       </w:rPr>
     </w:tblStylePr>
     <w:tblStylePr w:type="lastCol">
       <w:rPr>
-        <w:rFonts w:asciiTheme="majorHAnsi" w:eastAsiaTheme="majorEastAsia" w:hAnsiTheme="majorHAnsi" w:cstheme="majorBidi"/>
+        <w:rFonts w:ascii="Arial" w:hAnsi="Arial" w:cs="Arial" w:eastAsia="Arial"/>
         <w:b/>
         <w:bCs/>
       </w:rPr>
@@ -15628,7 +15628,7 @@
         <w:spacing w:before="0" w:after="0" w:line="240" w:lineRule="auto"/>
       </w:pPr>
       <w:rPr>
-        <w:rFonts w:asciiTheme="majorHAnsi" w:eastAsiaTheme="majorEastAsia" w:hAnsiTheme="majorHAnsi" w:cstheme="majorBidi"/>
+        <w:rFonts w:ascii="Arial" w:hAnsi="Arial" w:cs="Arial" w:eastAsia="Arial"/>
         <w:b/>
         <w:bCs/>
       </w:rPr>
@@ -15649,7 +15649,7 @@
         <w:spacing w:before="0" w:after="0" w:line="240" w:lineRule="auto"/>
       </w:pPr>
       <w:rPr>
-        <w:rFonts w:asciiTheme="majorHAnsi" w:eastAsiaTheme="majorEastAsia" w:hAnsiTheme="majorHAnsi" w:cstheme="majorBidi"/>
+        <w:rFonts w:ascii="Arial" w:hAnsi="Arial" w:cs="Arial" w:eastAsia="Arial"/>
         <w:b/>
         <w:bCs/>
       </w:rPr>
@@ -15667,14 +15667,14 @@
     </w:tblStylePr>
     <w:tblStylePr w:type="firstCol">
       <w:rPr>
-        <w:rFonts w:asciiTheme="majorHAnsi" w:eastAsiaTheme="majorEastAsia" w:hAnsiTheme="majorHAnsi" w:cstheme="majorBidi"/>
+        <w:rFonts w:ascii="Arial" w:hAnsi="Arial" w:cs="Arial" w:eastAsia="Arial"/>
         <w:b/>
         <w:bCs/>
       </w:rPr>
     </w:tblStylePr>
     <w:tblStylePr w:type="lastCol">
       <w:rPr>
-        <w:rFonts w:asciiTheme="majorHAnsi" w:eastAsiaTheme="majorEastAsia" w:hAnsiTheme="majorHAnsi" w:cstheme="majorBidi"/>
+        <w:rFonts w:ascii="Arial" w:hAnsi="Arial" w:cs="Arial" w:eastAsia="Arial"/>
         <w:b/>
         <w:bCs/>
       </w:rPr>
@@ -17539,7 +17539,7 @@
     </w:tblPr>
     <w:tblStylePr w:type="firstRow">
       <w:rPr>
-        <w:rFonts w:asciiTheme="majorHAnsi" w:eastAsiaTheme="majorEastAsia" w:hAnsiTheme="majorHAnsi" w:cstheme="majorBidi"/>
+        <w:rFonts w:ascii="Arial" w:hAnsi="Arial" w:cs="Arial" w:eastAsia="Arial"/>
       </w:rPr>
       <w:tblPr/>
       <w:tcPr>
@@ -17623,7 +17623,7 @@
     </w:tblPr>
     <w:tblStylePr w:type="firstRow">
       <w:rPr>
-        <w:rFonts w:asciiTheme="majorHAnsi" w:eastAsiaTheme="majorEastAsia" w:hAnsiTheme="majorHAnsi" w:cstheme="majorBidi"/>
+        <w:rFonts w:ascii="Arial" w:hAnsi="Arial" w:cs="Arial" w:eastAsia="Arial"/>
       </w:rPr>
       <w:tblPr/>
       <w:tcPr>
@@ -17707,7 +17707,7 @@
     </w:tblPr>
     <w:tblStylePr w:type="firstRow">
       <w:rPr>
-        <w:rFonts w:asciiTheme="majorHAnsi" w:eastAsiaTheme="majorEastAsia" w:hAnsiTheme="majorHAnsi" w:cstheme="majorBidi"/>
+        <w:rFonts w:ascii="Arial" w:hAnsi="Arial" w:cs="Arial" w:eastAsia="Arial"/>
       </w:rPr>
       <w:tblPr/>
       <w:tcPr>
@@ -17791,7 +17791,7 @@
     </w:tblPr>
     <w:tblStylePr w:type="firstRow">
       <w:rPr>
-        <w:rFonts w:asciiTheme="majorHAnsi" w:eastAsiaTheme="majorEastAsia" w:hAnsiTheme="majorHAnsi" w:cstheme="majorBidi"/>
+        <w:rFonts w:ascii="Arial" w:hAnsi="Arial" w:cs="Arial" w:eastAsia="Arial"/>
       </w:rPr>
       <w:tblPr/>
       <w:tcPr>
@@ -17875,7 +17875,7 @@
     </w:tblPr>
     <w:tblStylePr w:type="firstRow">
       <w:rPr>
-        <w:rFonts w:asciiTheme="majorHAnsi" w:eastAsiaTheme="majorEastAsia" w:hAnsiTheme="majorHAnsi" w:cstheme="majorBidi"/>
+        <w:rFonts w:ascii="Arial" w:hAnsi="Arial" w:cs="Arial" w:eastAsia="Arial"/>
       </w:rPr>
       <w:tblPr/>
       <w:tcPr>
@@ -17959,7 +17959,7 @@
     </w:tblPr>
     <w:tblStylePr w:type="firstRow">
       <w:rPr>
-        <w:rFonts w:asciiTheme="majorHAnsi" w:eastAsiaTheme="majorEastAsia" w:hAnsiTheme="majorHAnsi" w:cstheme="majorBidi"/>
+        <w:rFonts w:ascii="Arial" w:hAnsi="Arial" w:cs="Arial" w:eastAsia="Arial"/>
       </w:rPr>
       <w:tblPr/>
       <w:tcPr>
@@ -18043,7 +18043,7 @@
     </w:tblPr>
     <w:tblStylePr w:type="firstRow">
       <w:rPr>
-        <w:rFonts w:asciiTheme="majorHAnsi" w:eastAsiaTheme="majorEastAsia" w:hAnsiTheme="majorHAnsi" w:cstheme="majorBidi"/>
+        <w:rFonts w:ascii="Arial" w:hAnsi="Arial" w:cs="Arial" w:eastAsia="Arial"/>
       </w:rPr>
       <w:tblPr/>
       <w:tcPr>
@@ -18108,7 +18108,7 @@
       <w:spacing w:after="0" w:line="240" w:lineRule="auto"/>
     </w:pPr>
     <w:rPr>
-      <w:rFonts w:asciiTheme="majorHAnsi" w:eastAsiaTheme="majorEastAsia" w:hAnsiTheme="majorHAnsi" w:cstheme="majorBidi"/>
+      <w:rFonts w:ascii="Arial" w:hAnsi="Arial" w:cs="Arial" w:eastAsia="Arial"/>
       <w:color w:val="000000" w:themeColor="text1"/>
     </w:rPr>
     <w:tblPr>
@@ -18236,7 +18236,7 @@
       <w:spacing w:after="0" w:line="240" w:lineRule="auto"/>
     </w:pPr>
     <w:rPr>
-      <w:rFonts w:asciiTheme="majorHAnsi" w:eastAsiaTheme="majorEastAsia" w:hAnsiTheme="majorHAnsi" w:cstheme="majorBidi"/>
+      <w:rFonts w:ascii="Arial" w:hAnsi="Arial" w:cs="Arial" w:eastAsia="Arial"/>
       <w:color w:val="000000" w:themeColor="text1"/>
     </w:rPr>
     <w:tblPr>
@@ -18364,7 +18364,7 @@
       <w:spacing w:after="0" w:line="240" w:lineRule="auto"/>
     </w:pPr>
     <w:rPr>
-      <w:rFonts w:asciiTheme="majorHAnsi" w:eastAsiaTheme="majorEastAsia" w:hAnsiTheme="majorHAnsi" w:cstheme="majorBidi"/>
+      <w:rFonts w:ascii="Arial" w:hAnsi="Arial" w:cs="Arial" w:eastAsia="Arial"/>
       <w:color w:val="000000" w:themeColor="text1"/>
     </w:rPr>
     <w:tblPr>
@@ -18492,7 +18492,7 @@
       <w:spacing w:after="0" w:line="240" w:lineRule="auto"/>
     </w:pPr>
     <w:rPr>
-      <w:rFonts w:asciiTheme="majorHAnsi" w:eastAsiaTheme="majorEastAsia" w:hAnsiTheme="majorHAnsi" w:cstheme="majorBidi"/>
+      <w:rFonts w:ascii="Arial" w:hAnsi="Arial" w:cs="Arial" w:eastAsia="Arial"/>
       <w:color w:val="000000" w:themeColor="text1"/>
     </w:rPr>
     <w:tblPr>
@@ -18620,7 +18620,7 @@
       <w:spacing w:after="0" w:line="240" w:lineRule="auto"/>
     </w:pPr>
     <w:rPr>
-      <w:rFonts w:asciiTheme="majorHAnsi" w:eastAsiaTheme="majorEastAsia" w:hAnsiTheme="majorHAnsi" w:cstheme="majorBidi"/>
+      <w:rFonts w:ascii="Arial" w:hAnsi="Arial" w:cs="Arial" w:eastAsia="Arial"/>
       <w:color w:val="000000" w:themeColor="text1"/>
     </w:rPr>
     <w:tblPr>
@@ -18748,7 +18748,7 @@
       <w:spacing w:after="0" w:line="240" w:lineRule="auto"/>
     </w:pPr>
     <w:rPr>
-      <w:rFonts w:asciiTheme="majorHAnsi" w:eastAsiaTheme="majorEastAsia" w:hAnsiTheme="majorHAnsi" w:cstheme="majorBidi"/>
+      <w:rFonts w:ascii="Arial" w:hAnsi="Arial" w:cs="Arial" w:eastAsia="Arial"/>
       <w:color w:val="000000" w:themeColor="text1"/>
     </w:rPr>
     <w:tblPr>
@@ -18876,7 +18876,7 @@
       <w:spacing w:after="0" w:line="240" w:lineRule="auto"/>
     </w:pPr>
     <w:rPr>
-      <w:rFonts w:asciiTheme="majorHAnsi" w:eastAsiaTheme="majorEastAsia" w:hAnsiTheme="majorHAnsi" w:cstheme="majorBidi"/>
+      <w:rFonts w:ascii="Arial" w:hAnsi="Arial" w:cs="Arial" w:eastAsia="Arial"/>
       <w:color w:val="000000" w:themeColor="text1"/>
     </w:rPr>
     <w:tblPr>
@@ -19515,7 +19515,7 @@
       <w:spacing w:after="0" w:line="240" w:lineRule="auto"/>
     </w:pPr>
     <w:rPr>
-      <w:rFonts w:asciiTheme="majorHAnsi" w:eastAsiaTheme="majorEastAsia" w:hAnsiTheme="majorHAnsi" w:cstheme="majorBidi"/>
+      <w:rFonts w:ascii="Arial" w:hAnsi="Arial" w:cs="Arial" w:eastAsia="Arial"/>
       <w:color w:val="000000" w:themeColor="text1"/>
     </w:rPr>
     <w:tblPr>
@@ -19640,7 +19640,7 @@
       <w:spacing w:after="0" w:line="240" w:lineRule="auto"/>
     </w:pPr>
     <w:rPr>
-      <w:rFonts w:asciiTheme="majorHAnsi" w:eastAsiaTheme="majorEastAsia" w:hAnsiTheme="majorHAnsi" w:cstheme="majorBidi"/>
+      <w:rFonts w:ascii="Arial" w:hAnsi="Arial" w:cs="Arial" w:eastAsia="Arial"/>
       <w:color w:val="000000" w:themeColor="text1"/>
     </w:rPr>
     <w:tblPr>
@@ -19765,7 +19765,7 @@
       <w:spacing w:after="0" w:line="240" w:lineRule="auto"/>
     </w:pPr>
     <w:rPr>
-      <w:rFonts w:asciiTheme="majorHAnsi" w:eastAsiaTheme="majorEastAsia" w:hAnsiTheme="majorHAnsi" w:cstheme="majorBidi"/>
+      <w:rFonts w:ascii="Arial" w:hAnsi="Arial" w:cs="Arial" w:eastAsia="Arial"/>
       <w:color w:val="000000" w:themeColor="text1"/>
     </w:rPr>
     <w:tblPr>
@@ -19890,7 +19890,7 @@
       <w:spacing w:after="0" w:line="240" w:lineRule="auto"/>
     </w:pPr>
     <w:rPr>
-      <w:rFonts w:asciiTheme="majorHAnsi" w:eastAsiaTheme="majorEastAsia" w:hAnsiTheme="majorHAnsi" w:cstheme="majorBidi"/>
+      <w:rFonts w:ascii="Arial" w:hAnsi="Arial" w:cs="Arial" w:eastAsia="Arial"/>
       <w:color w:val="000000" w:themeColor="text1"/>
     </w:rPr>
     <w:tblPr>
@@ -20015,7 +20015,7 @@
       <w:spacing w:after="0" w:line="240" w:lineRule="auto"/>
     </w:pPr>
     <w:rPr>
-      <w:rFonts w:asciiTheme="majorHAnsi" w:eastAsiaTheme="majorEastAsia" w:hAnsiTheme="majorHAnsi" w:cstheme="majorBidi"/>
+      <w:rFonts w:ascii="Arial" w:hAnsi="Arial" w:cs="Arial" w:eastAsia="Arial"/>
       <w:color w:val="000000" w:themeColor="text1"/>
     </w:rPr>
     <w:tblPr>
@@ -20140,7 +20140,7 @@
       <w:spacing w:after="0" w:line="240" w:lineRule="auto"/>
     </w:pPr>
     <w:rPr>
-      <w:rFonts w:asciiTheme="majorHAnsi" w:eastAsiaTheme="majorEastAsia" w:hAnsiTheme="majorHAnsi" w:cstheme="majorBidi"/>
+      <w:rFonts w:ascii="Arial" w:hAnsi="Arial" w:cs="Arial" w:eastAsia="Arial"/>
       <w:color w:val="000000" w:themeColor="text1"/>
     </w:rPr>
     <w:tblPr>
@@ -20265,7 +20265,7 @@
       <w:spacing w:after="0" w:line="240" w:lineRule="auto"/>
     </w:pPr>
     <w:rPr>
-      <w:rFonts w:asciiTheme="majorHAnsi" w:eastAsiaTheme="majorEastAsia" w:hAnsiTheme="majorHAnsi" w:cstheme="majorBidi"/>
+      <w:rFonts w:ascii="Arial" w:hAnsi="Arial" w:cs="Arial" w:eastAsia="Arial"/>
       <w:color w:val="000000" w:themeColor="text1"/>
     </w:rPr>
     <w:tblPr>
@@ -24218,7 +24218,7 @@
     </a:clrScheme>
     <a:fontScheme name="Office">
       <a:majorFont>
-        <a:latin typeface="Calibri"/>
+        <a:latin typeface="Arial"/>
         <a:ea typeface=""/>
         <a:cs typeface=""/>
         <a:font script="Jpan" typeface="ＭＳ ゴシック"/>
@@ -24253,7 +24253,7 @@
         <a:font script="Geor" typeface="Sylfaen"/>
       </a:majorFont>
       <a:minorFont>
-        <a:latin typeface="Cambria"/>
+        <a:latin typeface="Arial"/>
         <a:ea typeface=""/>
         <a:cs typeface=""/>
         <a:font script="Jpan" typeface="ＭＳ 明朝"/>

--- a/assets/worksheets/velocity-curve/horn-introduction.docx
+++ b/assets/worksheets/velocity-curve/horn-introduction.docx
@@ -286,15 +286,39 @@
     <w:pPr>
       <w:pStyle w:val="Header"/>
       <w:tabs>
-        <w:tab w:pos="10080" w:val="right"/>
+        <w:tab w:val="clear" w:pos="576"/>
+        <w:tab w:val="clear" w:pos="1152"/>
+        <w:tab w:val="clear" w:pos="1728"/>
+        <w:tab w:val="clear" w:pos="2304"/>
+        <w:tab w:val="clear" w:pos="2880"/>
+        <w:tab w:val="clear" w:pos="3456"/>
+        <w:tab w:val="clear" w:pos="4032"/>
+        <w:tab w:pos="9820" w:val="right"/>
       </w:tabs>
+      <w:spacing w:before="0" w:after="0" w:lineRule="exact" w:line="480"/>
+      <w:shd w:val="clear" w:fill="002855"/>
+      <w:pBdr>
+        <w:bottom w:val="single" w:sz="16" w:space="0" w:color="EEAA00"/>
+      </w:pBdr>
     </w:pPr>
     <w:r>
       <w:rPr>
-        <w:b/>
-        <w:color w:val="002855"/>
-      </w:rPr>
-      <w:t>WVU DSPIRA</w:t>
+        <w:rFonts w:ascii="Arial" w:hAnsi="Arial"/>
+        <w:b/>
+        <w:color w:val="FFFFFF"/>
+        <w:sz w:val="32"/>
+      </w:rPr>
+      <w:t xml:space="preserve">  WVU DSPIRA</w:t>
+    </w:r>
+    <w:r>
+      <w:rPr>
+        <w:rFonts w:ascii="Arial" w:hAnsi="Arial"/>
+        <w:b w:val="0"/>
+        <w:color w:val="FFFFFF"/>
+        <w:sz w:val="18"/>
+      </w:rPr>
+      <w:tab/>
+      <w:t>WEST VIRGINIA UNIVERSITY</w:t>
     </w:r>
   </w:p>
 </w:hdr>

--- a/assets/worksheets/velocity-curve/horn-introduction.docx
+++ b/assets/worksheets/velocity-curve/horn-introduction.docx
@@ -5,7 +5,6 @@
     <w:p>
       <w:pPr>
         <w:pStyle w:val="Title"/>
-        <w:keepNext/>
       </w:pPr>
       <w:r>
         <w:t>Horn telescope observations</w:t>
@@ -14,15 +13,19 @@
     <w:p>
       <w:pPr>
         <w:pStyle w:val="Subtitle"/>
-        <w:keepNext/>
       </w:pPr>
       <w:r>
-        <w:t>Student activity</w:t>
+        <w:t>Student worksheet</w:t>
       </w:r>
     </w:p>
     <w:p>
       <w:r>
-        <w:t>Name ______________________________    Date __________________</w:t>
+        <w:t>Observe a live radio spectrum and investigate the telescope system. Record what you notice before proposing explanations.</w:t>
+      </w:r>
+    </w:p>
+    <w:p>
+      <w:r>
+        <w:t>Name ______________________________   Date __________________</w:t>
       </w:r>
     </w:p>
     <w:p>
@@ -30,85 +33,583 @@
         <w:pStyle w:val="Heading1"/>
       </w:pPr>
       <w:r>
-        <w:t>Observations</w:t>
+        <w:t>Observe the spectrum</w:t>
       </w:r>
     </w:p>
     <w:p>
       <w:r>
-        <w:t xml:space="preserve">The computer screen is displaying a graph of a signal detected by a </w:t>
-      </w:r>
-      <w:r>
-        <w:rPr>
-          <w:b/>
-        </w:rPr>
-        <w:t>horn telescope</w:t>
-      </w:r>
-      <w:r>
-        <w:t xml:space="preserve">. </w:t>
+        <w:t>1. Sketch the graph on the computer screen. Label both axes and include their units. A rough sketch is sufficient.</w:t>
       </w:r>
     </w:p>
+    <w:tbl>
+      <w:tblPr>
+        <w:tblW w:w="0" w:type="auto"/>
+        <w:tblLayout w:type="fixed"/>
+        <w:tblLook w:val="04A0" w:firstRow="1" w:lastRow="0" w:firstColumn="1" w:lastColumn="0" w:noHBand="0" w:noVBand="1"/>
+      </w:tblPr>
+      <w:tblGrid>
+        <w:gridCol w:w="10080"/>
+      </w:tblGrid>
+      <w:tr>
+        <w:trPr>
+          <w:trHeight w:hRule="exact" w:val="3024"/>
+        </w:trPr>
+        <w:tc>
+          <w:tcPr>
+            <w:tcW w:w="10080" w:type="dxa"/>
+            <w:tcBorders>
+              <w:top w:val="single" w:sz="4" w:space="0" w:color="A6A6A6"/>
+              <w:left w:val="single" w:sz="4" w:space="0" w:color="A6A6A6"/>
+              <w:bottom w:val="single" w:sz="4" w:space="0" w:color="A6A6A6"/>
+              <w:right w:val="single" w:sz="4" w:space="0" w:color="A6A6A6"/>
+            </w:tcBorders>
+          </w:tcPr>
+          <w:p>
+            <w:pPr>
+              <w:pStyle w:val="Caption"/>
+            </w:pPr>
+            <w:r>
+              <w:t>Spectrum sketch</w:t>
+            </w:r>
+          </w:p>
+        </w:tc>
+      </w:tr>
+    </w:tbl>
     <w:p>
       <w:pPr>
-        <w:spacing w:after="1800"/>
+        <w:spacing w:after="0"/>
       </w:pPr>
-      <w:r>
-        <w:t>1. Make a sketch of the graph illustrated on the computer screen. Label the axes accordingly.  Do not spend time making it precise; a rough sketch of the behavior is fine.</w:t>
-      </w:r>
     </w:p>
     <w:p>
-      <w:pPr>
-        <w:spacing w:after="1352"/>
-      </w:pPr>
       <w:r>
-        <w:t>2. What quantities are on each axis? What do you think the graph is a display of?</w:t>
-      </w:r>
-    </w:p>
-    <w:p>
-      <w:pPr>
-        <w:spacing w:after="1099"/>
-      </w:pPr>
-      <w:r>
-        <w:t>3. When the telescope is pointed in different directions, what changes occur on the graph?</w:t>
-      </w:r>
-    </w:p>
-    <w:p>
-      <w:pPr>
-        <w:spacing w:after="780"/>
-      </w:pPr>
-      <w:r>
-        <w:t>What features do not change?</w:t>
+        <w:t>2. What quantity does each axis represent? What do you think the graph shows?</w:t>
       </w:r>
     </w:p>
     <w:p>
       <w:r>
-        <w:br w:type="page"/>
+        <w:rPr>
+          <w:color w:val="7F7F7F"/>
+        </w:rPr>
+        <w:t>________________________________________________________________________</w:t>
+      </w:r>
+    </w:p>
+    <w:p>
+      <w:r>
+        <w:rPr>
+          <w:color w:val="7F7F7F"/>
+        </w:rPr>
+        <w:t>________________________________________________________________________</w:t>
+      </w:r>
+    </w:p>
+    <w:p>
+      <w:r>
+        <w:rPr>
+          <w:color w:val="7F7F7F"/>
+        </w:rPr>
+        <w:t>________________________________________________________________________</w:t>
+      </w:r>
+    </w:p>
+    <w:p>
+      <w:r>
+        <w:t>3. Compare the graph as the telescope points in different directions. Which features change, and which remain the same?</w:t>
+      </w:r>
+    </w:p>
+    <w:p>
+      <w:r>
+        <w:rPr>
+          <w:color w:val="7F7F7F"/>
+        </w:rPr>
+        <w:t>________________________________________________________________________</w:t>
+      </w:r>
+    </w:p>
+    <w:p>
+      <w:r>
+        <w:rPr>
+          <w:color w:val="7F7F7F"/>
+        </w:rPr>
+        <w:t>________________________________________________________________________</w:t>
+      </w:r>
+    </w:p>
+    <w:p>
+      <w:r>
+        <w:rPr>
+          <w:color w:val="7F7F7F"/>
+        </w:rPr>
+        <w:t>________________________________________________________________________</w:t>
       </w:r>
     </w:p>
     <w:p>
       <w:pPr>
         <w:pStyle w:val="Heading1"/>
+        <w:pageBreakBefore/>
       </w:pPr>
       <w:r>
         <w:lastRenderedPageBreak/>
-        <w:t>Study the Telescope System</w:t>
+        <w:t>Investigate the telescope system</w:t>
       </w:r>
     </w:p>
     <w:p>
-      <w:pPr>
-        <w:spacing w:after="1800"/>
-      </w:pPr>
       <w:r>
-        <w:t>4. Study all of the parts of the horn telescope and the parts connected to it. Make a diagram,  labeling each part if you can. This should include all of the physical pieces of the set-up as  well as the electrical components and the computer.</w:t>
+        <w:t>4. Draw and label the complete system. Include the horn, receiver components, connections, support, and computer.</w:t>
       </w:r>
     </w:p>
+    <w:tbl>
+      <w:tblPr>
+        <w:tblW w:w="0" w:type="auto"/>
+        <w:tblLayout w:type="fixed"/>
+        <w:tblLook w:val="04A0" w:firstRow="1" w:lastRow="0" w:firstColumn="1" w:lastColumn="0" w:noHBand="0" w:noVBand="1"/>
+      </w:tblPr>
+      <w:tblGrid>
+        <w:gridCol w:w="10080"/>
+      </w:tblGrid>
+      <w:tr>
+        <w:trPr>
+          <w:trHeight w:hRule="exact" w:val="4320"/>
+        </w:trPr>
+        <w:tc>
+          <w:tcPr>
+            <w:tcW w:w="10080" w:type="dxa"/>
+            <w:tcBorders>
+              <w:top w:val="single" w:sz="4" w:space="0" w:color="A6A6A6"/>
+              <w:left w:val="single" w:sz="4" w:space="0" w:color="A6A6A6"/>
+              <w:bottom w:val="single" w:sz="4" w:space="0" w:color="A6A6A6"/>
+              <w:right w:val="single" w:sz="4" w:space="0" w:color="A6A6A6"/>
+            </w:tcBorders>
+          </w:tcPr>
+          <w:p>
+            <w:pPr>
+              <w:pStyle w:val="Caption"/>
+            </w:pPr>
+            <w:r>
+              <w:t>Telescope system diagram</w:t>
+            </w:r>
+          </w:p>
+        </w:tc>
+      </w:tr>
+    </w:tbl>
     <w:p>
       <w:pPr>
-        <w:spacing w:after="780"/>
+        <w:spacing w:after="0"/>
       </w:pPr>
+    </w:p>
+    <w:p>
       <w:r>
-        <w:t>5. Work with a partner to try to identify the function of each part.</w:t>
+        <w:t>5. Work with a partner to propose a function for each part. Use the table to record your ideas.</w:t>
       </w:r>
     </w:p>
+    <w:tbl>
+      <w:tblPr>
+        <w:tblStyle w:val="TableGrid"/>
+        <w:tblW w:w="0" w:type="auto"/>
+        <w:jc w:val="center"/>
+        <w:tblLayout w:type="fixed"/>
+        <w:tblLook w:val="04A0" w:firstRow="1" w:lastRow="0" w:firstColumn="1" w:lastColumn="0" w:noHBand="0" w:noVBand="1"/>
+      </w:tblPr>
+      <w:tblGrid>
+        <w:gridCol w:w="2880"/>
+        <w:gridCol w:w="7200"/>
+      </w:tblGrid>
+      <w:tr>
+        <w:trPr>
+          <w:cantSplit/>
+          <w:tblHeader/>
+          <w:jc w:val="center"/>
+        </w:trPr>
+        <w:tc>
+          <w:tcPr>
+            <w:tcW w:w="2880" w:type="dxa"/>
+            <w:tcBorders>
+              <w:top w:val="single" w:sz="4" w:space="0" w:color="D9D9D9"/>
+              <w:left w:val="single" w:sz="4" w:space="0" w:color="D9D9D9"/>
+              <w:bottom w:val="single" w:sz="4" w:space="0" w:color="D9D9D9"/>
+              <w:right w:val="single" w:sz="4" w:space="0" w:color="D9D9D9"/>
+            </w:tcBorders>
+            <w:shd w:val="clear" w:color="auto" w:fill="002855"/>
+            <w:tcMar>
+              <w:top w:w="70" w:type="dxa"/>
+              <w:left w:w="90" w:type="dxa"/>
+              <w:bottom w:w="70" w:type="dxa"/>
+              <w:right w:w="90" w:type="dxa"/>
+            </w:tcMar>
+            <w:vAlign w:val="center"/>
+          </w:tcPr>
+          <w:p>
+            <w:pPr>
+              <w:spacing w:after="0"/>
+            </w:pPr>
+            <w:r>
+              <w:rPr>
+                <w:b/>
+                <w:color w:val="FFFFFF"/>
+              </w:rPr>
+              <w:t>Part</w:t>
+            </w:r>
+          </w:p>
+        </w:tc>
+        <w:tc>
+          <w:tcPr>
+            <w:tcW w:w="7200" w:type="dxa"/>
+            <w:tcBorders>
+              <w:top w:val="single" w:sz="4" w:space="0" w:color="D9D9D9"/>
+              <w:left w:val="single" w:sz="4" w:space="0" w:color="D9D9D9"/>
+              <w:bottom w:val="single" w:sz="4" w:space="0" w:color="D9D9D9"/>
+              <w:right w:val="single" w:sz="4" w:space="0" w:color="D9D9D9"/>
+            </w:tcBorders>
+            <w:shd w:val="clear" w:color="auto" w:fill="002855"/>
+            <w:tcMar>
+              <w:top w:w="70" w:type="dxa"/>
+              <w:left w:w="90" w:type="dxa"/>
+              <w:bottom w:w="70" w:type="dxa"/>
+              <w:right w:w="90" w:type="dxa"/>
+            </w:tcMar>
+            <w:vAlign w:val="center"/>
+          </w:tcPr>
+          <w:p>
+            <w:pPr>
+              <w:spacing w:after="0"/>
+            </w:pPr>
+            <w:r>
+              <w:rPr>
+                <w:b/>
+                <w:color w:val="FFFFFF"/>
+              </w:rPr>
+              <w:t>Proposed function</w:t>
+            </w:r>
+          </w:p>
+        </w:tc>
+      </w:tr>
+      <w:tr>
+        <w:trPr>
+          <w:cantSplit/>
+          <w:trHeight w:val="547"/>
+          <w:jc w:val="center"/>
+        </w:trPr>
+        <w:tc>
+          <w:tcPr>
+            <w:tcW w:w="2880" w:type="dxa"/>
+            <w:tcBorders>
+              <w:top w:val="single" w:sz="4" w:space="0" w:color="D9D9D9"/>
+              <w:left w:val="single" w:sz="4" w:space="0" w:color="D9D9D9"/>
+              <w:bottom w:val="single" w:sz="4" w:space="0" w:color="D9D9D9"/>
+              <w:right w:val="single" w:sz="4" w:space="0" w:color="D9D9D9"/>
+            </w:tcBorders>
+            <w:shd w:val="clear" w:color="auto" w:fill="F3F5F7"/>
+            <w:tcMar>
+              <w:top w:w="70" w:type="dxa"/>
+              <w:left w:w="90" w:type="dxa"/>
+              <w:bottom w:w="70" w:type="dxa"/>
+              <w:right w:w="90" w:type="dxa"/>
+            </w:tcMar>
+            <w:vAlign w:val="center"/>
+          </w:tcPr>
+          <w:p>
+            <w:pPr>
+              <w:spacing w:after="0"/>
+            </w:pPr>
+          </w:p>
+        </w:tc>
+        <w:tc>
+          <w:tcPr>
+            <w:tcW w:w="7200" w:type="dxa"/>
+            <w:tcBorders>
+              <w:top w:val="single" w:sz="4" w:space="0" w:color="D9D9D9"/>
+              <w:left w:val="single" w:sz="4" w:space="0" w:color="D9D9D9"/>
+              <w:bottom w:val="single" w:sz="4" w:space="0" w:color="D9D9D9"/>
+              <w:right w:val="single" w:sz="4" w:space="0" w:color="D9D9D9"/>
+            </w:tcBorders>
+            <w:shd w:val="clear" w:color="auto" w:fill="F3F5F7"/>
+            <w:tcMar>
+              <w:top w:w="70" w:type="dxa"/>
+              <w:left w:w="90" w:type="dxa"/>
+              <w:bottom w:w="70" w:type="dxa"/>
+              <w:right w:w="90" w:type="dxa"/>
+            </w:tcMar>
+            <w:vAlign w:val="center"/>
+          </w:tcPr>
+          <w:p>
+            <w:pPr>
+              <w:spacing w:after="0"/>
+            </w:pPr>
+          </w:p>
+        </w:tc>
+      </w:tr>
+      <w:tr>
+        <w:trPr>
+          <w:cantSplit/>
+          <w:trHeight w:val="547"/>
+          <w:jc w:val="center"/>
+        </w:trPr>
+        <w:tc>
+          <w:tcPr>
+            <w:tcW w:w="2880" w:type="dxa"/>
+            <w:tcBorders>
+              <w:top w:val="single" w:sz="4" w:space="0" w:color="D9D9D9"/>
+              <w:left w:val="single" w:sz="4" w:space="0" w:color="D9D9D9"/>
+              <w:bottom w:val="single" w:sz="4" w:space="0" w:color="D9D9D9"/>
+              <w:right w:val="single" w:sz="4" w:space="0" w:color="D9D9D9"/>
+            </w:tcBorders>
+            <w:shd w:val="clear" w:color="auto" w:fill="FFFFFF"/>
+            <w:tcMar>
+              <w:top w:w="70" w:type="dxa"/>
+              <w:left w:w="90" w:type="dxa"/>
+              <w:bottom w:w="70" w:type="dxa"/>
+              <w:right w:w="90" w:type="dxa"/>
+            </w:tcMar>
+            <w:vAlign w:val="center"/>
+          </w:tcPr>
+          <w:p>
+            <w:pPr>
+              <w:spacing w:after="0"/>
+            </w:pPr>
+          </w:p>
+        </w:tc>
+        <w:tc>
+          <w:tcPr>
+            <w:tcW w:w="7200" w:type="dxa"/>
+            <w:tcBorders>
+              <w:top w:val="single" w:sz="4" w:space="0" w:color="D9D9D9"/>
+              <w:left w:val="single" w:sz="4" w:space="0" w:color="D9D9D9"/>
+              <w:bottom w:val="single" w:sz="4" w:space="0" w:color="D9D9D9"/>
+              <w:right w:val="single" w:sz="4" w:space="0" w:color="D9D9D9"/>
+            </w:tcBorders>
+            <w:shd w:val="clear" w:color="auto" w:fill="FFFFFF"/>
+            <w:tcMar>
+              <w:top w:w="70" w:type="dxa"/>
+              <w:left w:w="90" w:type="dxa"/>
+              <w:bottom w:w="70" w:type="dxa"/>
+              <w:right w:w="90" w:type="dxa"/>
+            </w:tcMar>
+            <w:vAlign w:val="center"/>
+          </w:tcPr>
+          <w:p>
+            <w:pPr>
+              <w:spacing w:after="0"/>
+            </w:pPr>
+          </w:p>
+        </w:tc>
+      </w:tr>
+      <w:tr>
+        <w:trPr>
+          <w:cantSplit/>
+          <w:trHeight w:val="547"/>
+          <w:jc w:val="center"/>
+        </w:trPr>
+        <w:tc>
+          <w:tcPr>
+            <w:tcW w:w="2880" w:type="dxa"/>
+            <w:tcBorders>
+              <w:top w:val="single" w:sz="4" w:space="0" w:color="D9D9D9"/>
+              <w:left w:val="single" w:sz="4" w:space="0" w:color="D9D9D9"/>
+              <w:bottom w:val="single" w:sz="4" w:space="0" w:color="D9D9D9"/>
+              <w:right w:val="single" w:sz="4" w:space="0" w:color="D9D9D9"/>
+            </w:tcBorders>
+            <w:shd w:val="clear" w:color="auto" w:fill="F3F5F7"/>
+            <w:tcMar>
+              <w:top w:w="70" w:type="dxa"/>
+              <w:left w:w="90" w:type="dxa"/>
+              <w:bottom w:w="70" w:type="dxa"/>
+              <w:right w:w="90" w:type="dxa"/>
+            </w:tcMar>
+            <w:vAlign w:val="center"/>
+          </w:tcPr>
+          <w:p>
+            <w:pPr>
+              <w:spacing w:after="0"/>
+            </w:pPr>
+          </w:p>
+        </w:tc>
+        <w:tc>
+          <w:tcPr>
+            <w:tcW w:w="7200" w:type="dxa"/>
+            <w:tcBorders>
+              <w:top w:val="single" w:sz="4" w:space="0" w:color="D9D9D9"/>
+              <w:left w:val="single" w:sz="4" w:space="0" w:color="D9D9D9"/>
+              <w:bottom w:val="single" w:sz="4" w:space="0" w:color="D9D9D9"/>
+              <w:right w:val="single" w:sz="4" w:space="0" w:color="D9D9D9"/>
+            </w:tcBorders>
+            <w:shd w:val="clear" w:color="auto" w:fill="F3F5F7"/>
+            <w:tcMar>
+              <w:top w:w="70" w:type="dxa"/>
+              <w:left w:w="90" w:type="dxa"/>
+              <w:bottom w:w="70" w:type="dxa"/>
+              <w:right w:w="90" w:type="dxa"/>
+            </w:tcMar>
+            <w:vAlign w:val="center"/>
+          </w:tcPr>
+          <w:p>
+            <w:pPr>
+              <w:spacing w:after="0"/>
+            </w:pPr>
+          </w:p>
+        </w:tc>
+      </w:tr>
+      <w:tr>
+        <w:trPr>
+          <w:cantSplit/>
+          <w:trHeight w:val="547"/>
+          <w:jc w:val="center"/>
+        </w:trPr>
+        <w:tc>
+          <w:tcPr>
+            <w:tcW w:w="2880" w:type="dxa"/>
+            <w:tcBorders>
+              <w:top w:val="single" w:sz="4" w:space="0" w:color="D9D9D9"/>
+              <w:left w:val="single" w:sz="4" w:space="0" w:color="D9D9D9"/>
+              <w:bottom w:val="single" w:sz="4" w:space="0" w:color="D9D9D9"/>
+              <w:right w:val="single" w:sz="4" w:space="0" w:color="D9D9D9"/>
+            </w:tcBorders>
+            <w:shd w:val="clear" w:color="auto" w:fill="FFFFFF"/>
+            <w:tcMar>
+              <w:top w:w="70" w:type="dxa"/>
+              <w:left w:w="90" w:type="dxa"/>
+              <w:bottom w:w="70" w:type="dxa"/>
+              <w:right w:w="90" w:type="dxa"/>
+            </w:tcMar>
+            <w:vAlign w:val="center"/>
+          </w:tcPr>
+          <w:p>
+            <w:pPr>
+              <w:spacing w:after="0"/>
+            </w:pPr>
+          </w:p>
+        </w:tc>
+        <w:tc>
+          <w:tcPr>
+            <w:tcW w:w="7200" w:type="dxa"/>
+            <w:tcBorders>
+              <w:top w:val="single" w:sz="4" w:space="0" w:color="D9D9D9"/>
+              <w:left w:val="single" w:sz="4" w:space="0" w:color="D9D9D9"/>
+              <w:bottom w:val="single" w:sz="4" w:space="0" w:color="D9D9D9"/>
+              <w:right w:val="single" w:sz="4" w:space="0" w:color="D9D9D9"/>
+            </w:tcBorders>
+            <w:shd w:val="clear" w:color="auto" w:fill="FFFFFF"/>
+            <w:tcMar>
+              <w:top w:w="70" w:type="dxa"/>
+              <w:left w:w="90" w:type="dxa"/>
+              <w:bottom w:w="70" w:type="dxa"/>
+              <w:right w:w="90" w:type="dxa"/>
+            </w:tcMar>
+            <w:vAlign w:val="center"/>
+          </w:tcPr>
+          <w:p>
+            <w:pPr>
+              <w:spacing w:after="0"/>
+            </w:pPr>
+          </w:p>
+        </w:tc>
+      </w:tr>
+      <w:tr>
+        <w:trPr>
+          <w:cantSplit/>
+          <w:trHeight w:val="547"/>
+          <w:jc w:val="center"/>
+        </w:trPr>
+        <w:tc>
+          <w:tcPr>
+            <w:tcW w:w="2880" w:type="dxa"/>
+            <w:tcBorders>
+              <w:top w:val="single" w:sz="4" w:space="0" w:color="D9D9D9"/>
+              <w:left w:val="single" w:sz="4" w:space="0" w:color="D9D9D9"/>
+              <w:bottom w:val="single" w:sz="4" w:space="0" w:color="D9D9D9"/>
+              <w:right w:val="single" w:sz="4" w:space="0" w:color="D9D9D9"/>
+            </w:tcBorders>
+            <w:shd w:val="clear" w:color="auto" w:fill="F3F5F7"/>
+            <w:tcMar>
+              <w:top w:w="70" w:type="dxa"/>
+              <w:left w:w="90" w:type="dxa"/>
+              <w:bottom w:w="70" w:type="dxa"/>
+              <w:right w:w="90" w:type="dxa"/>
+            </w:tcMar>
+            <w:vAlign w:val="center"/>
+          </w:tcPr>
+          <w:p>
+            <w:pPr>
+              <w:spacing w:after="0"/>
+            </w:pPr>
+          </w:p>
+        </w:tc>
+        <w:tc>
+          <w:tcPr>
+            <w:tcW w:w="7200" w:type="dxa"/>
+            <w:tcBorders>
+              <w:top w:val="single" w:sz="4" w:space="0" w:color="D9D9D9"/>
+              <w:left w:val="single" w:sz="4" w:space="0" w:color="D9D9D9"/>
+              <w:bottom w:val="single" w:sz="4" w:space="0" w:color="D9D9D9"/>
+              <w:right w:val="single" w:sz="4" w:space="0" w:color="D9D9D9"/>
+            </w:tcBorders>
+            <w:shd w:val="clear" w:color="auto" w:fill="F3F5F7"/>
+            <w:tcMar>
+              <w:top w:w="70" w:type="dxa"/>
+              <w:left w:w="90" w:type="dxa"/>
+              <w:bottom w:w="70" w:type="dxa"/>
+              <w:right w:w="90" w:type="dxa"/>
+            </w:tcMar>
+            <w:vAlign w:val="center"/>
+          </w:tcPr>
+          <w:p>
+            <w:pPr>
+              <w:spacing w:after="0"/>
+            </w:pPr>
+          </w:p>
+        </w:tc>
+      </w:tr>
+      <w:tr>
+        <w:trPr>
+          <w:cantSplit/>
+          <w:trHeight w:val="547"/>
+          <w:jc w:val="center"/>
+        </w:trPr>
+        <w:tc>
+          <w:tcPr>
+            <w:tcW w:w="2880" w:type="dxa"/>
+            <w:tcBorders>
+              <w:top w:val="single" w:sz="4" w:space="0" w:color="D9D9D9"/>
+              <w:left w:val="single" w:sz="4" w:space="0" w:color="D9D9D9"/>
+              <w:bottom w:val="single" w:sz="4" w:space="0" w:color="D9D9D9"/>
+              <w:right w:val="single" w:sz="4" w:space="0" w:color="D9D9D9"/>
+            </w:tcBorders>
+            <w:shd w:val="clear" w:color="auto" w:fill="FFFFFF"/>
+            <w:tcMar>
+              <w:top w:w="70" w:type="dxa"/>
+              <w:left w:w="90" w:type="dxa"/>
+              <w:bottom w:w="70" w:type="dxa"/>
+              <w:right w:w="90" w:type="dxa"/>
+            </w:tcMar>
+            <w:vAlign w:val="center"/>
+          </w:tcPr>
+          <w:p>
+            <w:pPr>
+              <w:spacing w:after="0"/>
+            </w:pPr>
+          </w:p>
+        </w:tc>
+        <w:tc>
+          <w:tcPr>
+            <w:tcW w:w="7200" w:type="dxa"/>
+            <w:tcBorders>
+              <w:top w:val="single" w:sz="4" w:space="0" w:color="D9D9D9"/>
+              <w:left w:val="single" w:sz="4" w:space="0" w:color="D9D9D9"/>
+              <w:bottom w:val="single" w:sz="4" w:space="0" w:color="D9D9D9"/>
+              <w:right w:val="single" w:sz="4" w:space="0" w:color="D9D9D9"/>
+            </w:tcBorders>
+            <w:shd w:val="clear" w:color="auto" w:fill="FFFFFF"/>
+            <w:tcMar>
+              <w:top w:w="70" w:type="dxa"/>
+              <w:left w:w="90" w:type="dxa"/>
+              <w:bottom w:w="70" w:type="dxa"/>
+              <w:right w:w="90" w:type="dxa"/>
+            </w:tcMar>
+            <w:vAlign w:val="center"/>
+          </w:tcPr>
+          <w:p>
+            <w:pPr>
+              <w:spacing w:after="0"/>
+            </w:pPr>
+          </w:p>
+        </w:tc>
+      </w:tr>
+    </w:tbl>
+    <w:p/>
     <w:sectPr>
       <w:headerReference w:type="even" r:id="rId8"/>
       <w:headerReference w:type="default" r:id="rId9"/>
@@ -117,7 +618,7 @@
       <w:headerReference w:type="first" r:id="rId12"/>
       <w:footerReference w:type="first" r:id="rId13"/>
       <w:pgSz w:w="12240" w:h="15840"/>
-      <w:pgMar w:top="1512" w:right="1080" w:bottom="1080" w:left="1080" w:header="432" w:footer="432" w:gutter="0"/>
+      <w:pgMar w:top="1512" w:right="1080" w:bottom="1008" w:left="1080" w:header="432" w:footer="432" w:gutter="0"/>
       <w:cols w:space="720"/>
       <w:docGrid w:linePitch="360"/>
     </w:sectPr>
@@ -475,31 +976,31 @@
       </w:rPr>
     </w:lvl>
   </w:abstractNum>
-  <w:num w:numId="1" w16cid:durableId="767505311">
+  <w:num w:numId="1" w16cid:durableId="2013213653">
     <w:abstractNumId w:val="8"/>
   </w:num>
-  <w:num w:numId="2" w16cid:durableId="923105504">
+  <w:num w:numId="2" w16cid:durableId="1314718113">
     <w:abstractNumId w:val="6"/>
   </w:num>
-  <w:num w:numId="3" w16cid:durableId="165562450">
+  <w:num w:numId="3" w16cid:durableId="561213874">
     <w:abstractNumId w:val="5"/>
   </w:num>
-  <w:num w:numId="4" w16cid:durableId="1285426261">
+  <w:num w:numId="4" w16cid:durableId="637957408">
     <w:abstractNumId w:val="4"/>
   </w:num>
-  <w:num w:numId="5" w16cid:durableId="1368413674">
+  <w:num w:numId="5" w16cid:durableId="904952620">
     <w:abstractNumId w:val="7"/>
   </w:num>
-  <w:num w:numId="6" w16cid:durableId="1875801682">
+  <w:num w:numId="6" w16cid:durableId="1595548113">
     <w:abstractNumId w:val="3"/>
   </w:num>
-  <w:num w:numId="7" w16cid:durableId="1429497434">
+  <w:num w:numId="7" w16cid:durableId="1391727043">
     <w:abstractNumId w:val="2"/>
   </w:num>
-  <w:num w:numId="8" w16cid:durableId="1044596365">
+  <w:num w:numId="8" w16cid:durableId="926695197">
     <w:abstractNumId w:val="1"/>
   </w:num>
-  <w:num w:numId="9" w16cid:durableId="1805807700">
+  <w:num w:numId="9" w16cid:durableId="533272150">
     <w:abstractNumId w:val="0"/>
   </w:num>
 </w:numbering>
@@ -510,7 +1011,7 @@
   <w:docDefaults>
     <w:rPrDefault>
       <w:rPr>
-        <w:rFonts w:ascii="Arial" w:eastAsia="Arial" w:hAnsi="Arial" w:cs="Arial"/>
+        <w:rFonts w:asciiTheme="minorHAnsi" w:eastAsiaTheme="minorEastAsia" w:hAnsiTheme="minorHAnsi" w:cstheme="minorBidi"/>
         <w:sz w:val="22"/>
         <w:szCs w:val="22"/>
         <w:lang w:val="en-US" w:eastAsia="en-US" w:bidi="ar-SA"/>
@@ -899,6 +1400,7 @@
       <w:spacing w:after="140" w:line="264" w:lineRule="auto"/>
     </w:pPr>
     <w:rPr>
+      <w:rFonts w:ascii="Arial" w:hAnsi="Arial"/>
       <w:color w:val="000000"/>
     </w:rPr>
   </w:style>
@@ -986,7 +1488,6 @@
       <w:bCs/>
       <w:i/>
       <w:iCs/>
-      <w:color w:val="4F81BD" w:themeColor="accent1"/>
     </w:rPr>
   </w:style>
   <w:style w:type="paragraph" w:styleId="Heading5">
@@ -1005,9 +1506,6 @@
       <w:spacing w:before="200" w:after="0"/>
       <w:outlineLvl w:val="4"/>
     </w:pPr>
-    <w:rPr>
-      <w:color w:val="243F60" w:themeColor="accent1" w:themeShade="7F"/>
-    </w:rPr>
   </w:style>
   <w:style w:type="paragraph" w:styleId="Heading6">
     <w:name w:val="heading 6"/>
@@ -1028,7 +1526,6 @@
     <w:rPr>
       <w:i/>
       <w:iCs/>
-      <w:color w:val="243F60" w:themeColor="accent1" w:themeShade="7F"/>
     </w:rPr>
   </w:style>
   <w:style w:type="paragraph" w:styleId="Heading7">
@@ -1050,7 +1547,6 @@
     <w:rPr>
       <w:i/>
       <w:iCs/>
-      <w:color w:val="404040" w:themeColor="text1" w:themeTint="BF"/>
     </w:rPr>
   </w:style>
   <w:style w:type="paragraph" w:styleId="Heading8">
@@ -1070,7 +1566,6 @@
       <w:outlineLvl w:val="7"/>
     </w:pPr>
     <w:rPr>
-      <w:color w:val="4F81BD" w:themeColor="accent1"/>
       <w:sz w:val="20"/>
       <w:szCs w:val="20"/>
     </w:rPr>
@@ -1094,7 +1589,6 @@
     <w:rPr>
       <w:i/>
       <w:iCs/>
-      <w:color w:val="404040" w:themeColor="text1" w:themeTint="BF"/>
       <w:sz w:val="20"/>
       <w:szCs w:val="20"/>
     </w:rPr>
@@ -1144,7 +1638,8 @@
     <w:uiPriority w:val="99"/>
     <w:rsid w:val="00E618BF"/>
     <w:rPr>
-      <w:rFonts w:ascii="Arial" w:eastAsia="Arial" w:hAnsi="Arial" w:cs="Arial"/>
+      <w:rFonts w:ascii="Arial" w:hAnsi="Arial"/>
+      <w:color w:val="000000"/>
     </w:rPr>
   </w:style>
   <w:style w:type="paragraph" w:styleId="Footer">
@@ -1168,7 +1663,8 @@
     <w:uiPriority w:val="99"/>
     <w:rsid w:val="00E618BF"/>
     <w:rPr>
-      <w:rFonts w:ascii="Arial" w:eastAsia="Arial" w:hAnsi="Arial" w:cs="Arial"/>
+      <w:rFonts w:ascii="Arial" w:hAnsi="Arial"/>
+      <w:color w:val="000000"/>
     </w:rPr>
   </w:style>
   <w:style w:type="paragraph" w:styleId="NoSpacing">
@@ -1179,6 +1675,10 @@
     <w:pPr>
       <w:spacing w:after="0" w:line="240" w:lineRule="auto"/>
     </w:pPr>
+    <w:rPr>
+      <w:rFonts w:ascii="Arial" w:hAnsi="Arial"/>
+      <w:color w:val="000000"/>
+    </w:rPr>
   </w:style>
   <w:style w:type="character" w:customStyle="1" w:styleId="Heading1Char">
     <w:name w:val="Heading 1 Char"/>
@@ -1187,10 +1687,11 @@
     <w:uiPriority w:val="9"/>
     <w:rsid w:val="00FC693F"/>
     <w:rPr>
+      <w:rFonts w:ascii="Arial" w:hAnsi="Arial"/>
       <w:b/>
       <w:bCs/>
       <w:color w:val="000000"/>
-      <w:sz w:val="30"/>
+      <w:sz w:val="28"/>
       <w:szCs w:val="28"/>
     </w:rPr>
   </w:style>
@@ -1201,10 +1702,11 @@
     <w:uiPriority w:val="9"/>
     <w:rsid w:val="00FC693F"/>
     <w:rPr>
+      <w:rFonts w:ascii="Arial" w:hAnsi="Arial"/>
       <w:b/>
       <w:bCs/>
       <w:color w:val="000000"/>
-      <w:sz w:val="24"/>
+      <w:sz w:val="26"/>
       <w:szCs w:val="26"/>
     </w:rPr>
   </w:style>
@@ -1215,6 +1717,7 @@
     <w:uiPriority w:val="9"/>
     <w:rsid w:val="00FC693F"/>
     <w:rPr>
+      <w:rFonts w:ascii="Arial" w:hAnsi="Arial"/>
       <w:b/>
       <w:bCs/>
       <w:color w:val="000000"/>
@@ -1229,7 +1732,7 @@
     <w:qFormat/>
     <w:rsid w:val="00FC693F"/>
     <w:pPr>
-      <w:spacing w:after="160" w:line="240" w:lineRule="auto"/>
+      <w:spacing w:line="240" w:lineRule="auto"/>
       <w:contextualSpacing/>
     </w:pPr>
     <w:rPr>
@@ -1245,9 +1748,10 @@
     <w:uiPriority w:val="10"/>
     <w:rsid w:val="00FC693F"/>
     <w:rPr>
+      <w:rFonts w:ascii="Arial" w:hAnsi="Arial"/>
       <w:color w:val="000000"/>
       <w:kern w:val="28"/>
-      <w:sz w:val="48"/>
+      <w:sz w:val="52"/>
       <w:szCs w:val="52"/>
     </w:rPr>
   </w:style>
@@ -1263,7 +1767,6 @@
       <w:numPr>
         <w:ilvl w:val="1"/>
       </w:numPr>
-      <w:spacing w:after="160"/>
     </w:pPr>
     <w:rPr>
       <w:iCs/>
@@ -1277,8 +1780,11 @@
     <w:uiPriority w:val="11"/>
     <w:rsid w:val="00FC693F"/>
     <w:rPr>
+      <w:rFonts w:ascii="Arial" w:hAnsi="Arial"/>
+      <w:i/>
       <w:iCs/>
       <w:color w:val="000000"/>
+      <w:sz w:val="24"/>
       <w:szCs w:val="24"/>
     </w:rPr>
   </w:style>
@@ -1311,7 +1817,8 @@
     <w:uiPriority w:val="99"/>
     <w:rsid w:val="00AA1D8D"/>
     <w:rPr>
-      <w:rFonts w:ascii="Arial" w:eastAsia="Arial" w:hAnsi="Arial" w:cs="Arial"/>
+      <w:rFonts w:ascii="Arial" w:hAnsi="Arial"/>
+      <w:color w:val="000000"/>
     </w:rPr>
   </w:style>
   <w:style w:type="paragraph" w:styleId="BodyText2">
@@ -1332,7 +1839,8 @@
     <w:uiPriority w:val="99"/>
     <w:rsid w:val="00AA1D8D"/>
     <w:rPr>
-      <w:rFonts w:ascii="Arial" w:eastAsia="Arial" w:hAnsi="Arial" w:cs="Arial"/>
+      <w:rFonts w:ascii="Arial" w:hAnsi="Arial"/>
+      <w:color w:val="000000"/>
     </w:rPr>
   </w:style>
   <w:style w:type="paragraph" w:styleId="BodyText3">
@@ -1357,7 +1865,8 @@
     <w:uiPriority w:val="99"/>
     <w:rsid w:val="00AA1D8D"/>
     <w:rPr>
-      <w:rFonts w:ascii="Arial" w:eastAsia="Arial" w:hAnsi="Arial" w:cs="Arial"/>
+      <w:rFonts w:ascii="Arial" w:hAnsi="Arial"/>
+      <w:color w:val="000000"/>
       <w:sz w:val="16"/>
       <w:szCs w:val="16"/>
     </w:rPr>
@@ -1527,6 +2036,8 @@
       </w:tabs>
     </w:pPr>
     <w:rPr>
+      <w:rFonts w:ascii="Arial" w:hAnsi="Arial"/>
+      <w:color w:val="000000"/>
       <w:sz w:val="20"/>
       <w:szCs w:val="20"/>
     </w:rPr>
@@ -1538,7 +2049,8 @@
     <w:uiPriority w:val="99"/>
     <w:rsid w:val="0029639D"/>
     <w:rPr>
-      <w:rFonts w:ascii="Arial" w:eastAsia="Arial" w:hAnsi="Arial" w:cs="Arial"/>
+      <w:rFonts w:ascii="Arial" w:hAnsi="Arial"/>
+      <w:color w:val="000000"/>
       <w:sz w:val="20"/>
       <w:szCs w:val="20"/>
     </w:rPr>
@@ -1554,7 +2066,6 @@
     <w:rPr>
       <w:i/>
       <w:iCs/>
-      <w:color w:val="000000" w:themeColor="text1"/>
     </w:rPr>
   </w:style>
   <w:style w:type="character" w:customStyle="1" w:styleId="QuoteChar">
@@ -1564,10 +2075,10 @@
     <w:uiPriority w:val="29"/>
     <w:rsid w:val="00FC693F"/>
     <w:rPr>
-      <w:rFonts w:ascii="Arial" w:eastAsia="Arial" w:hAnsi="Arial" w:cs="Arial"/>
+      <w:rFonts w:ascii="Arial" w:hAnsi="Arial"/>
       <w:i/>
       <w:iCs/>
-      <w:color w:val="000000" w:themeColor="text1"/>
+      <w:color w:val="000000"/>
     </w:rPr>
   </w:style>
   <w:style w:type="character" w:customStyle="1" w:styleId="Heading4Char">
@@ -1578,12 +2089,12 @@
     <w:semiHidden/>
     <w:rsid w:val="00FC693F"/>
     <w:rPr>
-      <w:rFonts w:ascii="Arial" w:eastAsia="Arial" w:hAnsi="Arial" w:cs="Arial"/>
+      <w:rFonts w:ascii="Arial" w:hAnsi="Arial"/>
       <w:b/>
       <w:bCs/>
       <w:i/>
       <w:iCs/>
-      <w:color w:val="4F81BD" w:themeColor="accent1"/>
+      <w:color w:val="000000"/>
     </w:rPr>
   </w:style>
   <w:style w:type="character" w:customStyle="1" w:styleId="Heading5Char">
@@ -1594,8 +2105,8 @@
     <w:semiHidden/>
     <w:rsid w:val="00FC693F"/>
     <w:rPr>
-      <w:rFonts w:ascii="Arial" w:eastAsia="Arial" w:hAnsi="Arial" w:cs="Arial"/>
-      <w:color w:val="243F60" w:themeColor="accent1" w:themeShade="7F"/>
+      <w:rFonts w:ascii="Arial" w:hAnsi="Arial"/>
+      <w:color w:val="000000"/>
     </w:rPr>
   </w:style>
   <w:style w:type="character" w:customStyle="1" w:styleId="Heading6Char">
@@ -1606,10 +2117,10 @@
     <w:semiHidden/>
     <w:rsid w:val="00FC693F"/>
     <w:rPr>
-      <w:rFonts w:ascii="Arial" w:eastAsia="Arial" w:hAnsi="Arial" w:cs="Arial"/>
+      <w:rFonts w:ascii="Arial" w:hAnsi="Arial"/>
       <w:i/>
       <w:iCs/>
-      <w:color w:val="243F60" w:themeColor="accent1" w:themeShade="7F"/>
+      <w:color w:val="000000"/>
     </w:rPr>
   </w:style>
   <w:style w:type="character" w:customStyle="1" w:styleId="Heading7Char">
@@ -1620,10 +2131,10 @@
     <w:semiHidden/>
     <w:rsid w:val="00FC693F"/>
     <w:rPr>
-      <w:rFonts w:ascii="Arial" w:eastAsia="Arial" w:hAnsi="Arial" w:cs="Arial"/>
+      <w:rFonts w:ascii="Arial" w:hAnsi="Arial"/>
       <w:i/>
       <w:iCs/>
-      <w:color w:val="404040" w:themeColor="text1" w:themeTint="BF"/>
+      <w:color w:val="000000"/>
     </w:rPr>
   </w:style>
   <w:style w:type="character" w:customStyle="1" w:styleId="Heading8Char">
@@ -1634,8 +2145,8 @@
     <w:semiHidden/>
     <w:rsid w:val="00FC693F"/>
     <w:rPr>
-      <w:rFonts w:ascii="Arial" w:eastAsia="Arial" w:hAnsi="Arial" w:cs="Arial"/>
-      <w:color w:val="4F81BD" w:themeColor="accent1"/>
+      <w:rFonts w:ascii="Arial" w:hAnsi="Arial"/>
+      <w:color w:val="000000"/>
       <w:sz w:val="20"/>
       <w:szCs w:val="20"/>
     </w:rPr>
@@ -1648,10 +2159,10 @@
     <w:semiHidden/>
     <w:rsid w:val="00FC693F"/>
     <w:rPr>
-      <w:rFonts w:ascii="Arial" w:eastAsia="Arial" w:hAnsi="Arial" w:cs="Arial"/>
+      <w:rFonts w:ascii="Arial" w:hAnsi="Arial"/>
       <w:i/>
       <w:iCs/>
-      <w:color w:val="404040" w:themeColor="text1" w:themeTint="BF"/>
+      <w:color w:val="000000"/>
       <w:sz w:val="20"/>
       <w:szCs w:val="20"/>
     </w:rPr>
@@ -1669,6 +2180,7 @@
       <w:spacing w:line="240" w:lineRule="auto"/>
     </w:pPr>
     <w:rPr>
+      <w:b/>
       <w:bCs/>
       <w:sz w:val="20"/>
       <w:szCs w:val="18"/>
@@ -1681,9 +2193,10 @@
     <w:qFormat/>
     <w:rsid w:val="00FC693F"/>
     <w:rPr>
-      <w:rFonts w:ascii="Arial" w:eastAsia="Arial" w:hAnsi="Arial" w:cs="Arial"/>
+      <w:rFonts w:ascii="Arial" w:hAnsi="Arial"/>
       <w:b/>
       <w:bCs/>
+      <w:color w:val="000000"/>
     </w:rPr>
   </w:style>
   <w:style w:type="character" w:styleId="Emphasis">
@@ -1693,9 +2206,10 @@
     <w:qFormat/>
     <w:rsid w:val="00FC693F"/>
     <w:rPr>
-      <w:rFonts w:ascii="Arial" w:eastAsia="Arial" w:hAnsi="Arial" w:cs="Arial"/>
+      <w:rFonts w:ascii="Arial" w:hAnsi="Arial"/>
       <w:i/>
       <w:iCs/>
+      <w:color w:val="000000"/>
     </w:rPr>
   </w:style>
   <w:style w:type="paragraph" w:styleId="IntenseQuote">
@@ -1707,6 +2221,9 @@
     <w:qFormat/>
     <w:rsid w:val="00FC693F"/>
     <w:pPr>
+      <w:pBdr>
+        <w:bottom w:val="single" w:sz="4" w:space="4" w:color="4F81BD" w:themeColor="accent1"/>
+      </w:pBdr>
       <w:spacing w:before="200" w:after="280"/>
       <w:ind w:left="936" w:right="936"/>
     </w:pPr>
@@ -1715,7 +2232,6 @@
       <w:bCs/>
       <w:i/>
       <w:iCs/>
-      <w:color w:val="4F81BD" w:themeColor="accent1"/>
     </w:rPr>
   </w:style>
   <w:style w:type="character" w:customStyle="1" w:styleId="IntenseQuoteChar">
@@ -1725,12 +2241,12 @@
     <w:uiPriority w:val="30"/>
     <w:rsid w:val="00FC693F"/>
     <w:rPr>
-      <w:rFonts w:ascii="Arial" w:eastAsia="Arial" w:hAnsi="Arial" w:cs="Arial"/>
+      <w:rFonts w:ascii="Arial" w:hAnsi="Arial"/>
       <w:b/>
       <w:bCs/>
       <w:i/>
       <w:iCs/>
-      <w:color w:val="4F81BD" w:themeColor="accent1"/>
+      <w:color w:val="000000"/>
     </w:rPr>
   </w:style>
   <w:style w:type="character" w:styleId="SubtleEmphasis">
@@ -1740,10 +2256,10 @@
     <w:qFormat/>
     <w:rsid w:val="00FC693F"/>
     <w:rPr>
-      <w:rFonts w:ascii="Arial" w:eastAsia="Arial" w:hAnsi="Arial" w:cs="Arial"/>
+      <w:rFonts w:ascii="Arial" w:hAnsi="Arial"/>
       <w:i/>
       <w:iCs/>
-      <w:color w:val="808080" w:themeColor="text1" w:themeTint="7F"/>
+      <w:color w:val="000000"/>
     </w:rPr>
   </w:style>
   <w:style w:type="character" w:styleId="IntenseEmphasis">
@@ -1753,12 +2269,12 @@
     <w:qFormat/>
     <w:rsid w:val="00FC693F"/>
     <w:rPr>
-      <w:rFonts w:ascii="Arial" w:eastAsia="Arial" w:hAnsi="Arial" w:cs="Arial"/>
+      <w:rFonts w:ascii="Arial" w:hAnsi="Arial"/>
       <w:b/>
       <w:bCs/>
       <w:i/>
       <w:iCs/>
-      <w:color w:val="4F81BD" w:themeColor="accent1"/>
+      <w:color w:val="000000"/>
     </w:rPr>
   </w:style>
   <w:style w:type="character" w:styleId="SubtleReference">
@@ -1768,9 +2284,9 @@
     <w:qFormat/>
     <w:rsid w:val="00FC693F"/>
     <w:rPr>
-      <w:rFonts w:ascii="Arial" w:eastAsia="Arial" w:hAnsi="Arial" w:cs="Arial"/>
+      <w:rFonts w:ascii="Arial" w:hAnsi="Arial"/>
       <w:smallCaps/>
-      <w:color w:val="C0504D" w:themeColor="accent2"/>
+      <w:color w:val="000000"/>
       <w:u w:val="single"/>
     </w:rPr>
   </w:style>
@@ -1781,11 +2297,11 @@
     <w:qFormat/>
     <w:rsid w:val="00FC693F"/>
     <w:rPr>
-      <w:rFonts w:ascii="Arial" w:eastAsia="Arial" w:hAnsi="Arial" w:cs="Arial"/>
+      <w:rFonts w:ascii="Arial" w:hAnsi="Arial"/>
       <w:b/>
       <w:bCs/>
       <w:smallCaps/>
-      <w:color w:val="C0504D" w:themeColor="accent2"/>
+      <w:color w:val="000000"/>
       <w:spacing w:val="5"/>
       <w:u w:val="single"/>
     </w:rPr>
@@ -1797,10 +2313,11 @@
     <w:qFormat/>
     <w:rsid w:val="00FC693F"/>
     <w:rPr>
-      <w:rFonts w:ascii="Arial" w:eastAsia="Arial" w:hAnsi="Arial" w:cs="Arial"/>
+      <w:rFonts w:ascii="Arial" w:hAnsi="Arial"/>
       <w:b/>
       <w:bCs/>
       <w:smallCaps/>
+      <w:color w:val="000000"/>
       <w:spacing w:val="5"/>
     </w:rPr>
   </w:style>
@@ -1860,7 +2377,6 @@
         <w:spacing w:before="0" w:after="0" w:line="240" w:lineRule="auto"/>
       </w:pPr>
       <w:rPr>
-        <w:rFonts w:ascii="Arial" w:eastAsia="Arial" w:hAnsi="Arial" w:cs="Arial"/>
         <w:b/>
         <w:bCs/>
       </w:rPr>
@@ -1881,7 +2397,6 @@
         <w:spacing w:before="0" w:after="0" w:line="240" w:lineRule="auto"/>
       </w:pPr>
       <w:rPr>
-        <w:rFonts w:ascii="Arial" w:eastAsia="Arial" w:hAnsi="Arial" w:cs="Arial"/>
         <w:b/>
         <w:bCs/>
       </w:rPr>
@@ -1899,14 +2414,12 @@
     </w:tblStylePr>
     <w:tblStylePr w:type="firstCol">
       <w:rPr>
-        <w:rFonts w:ascii="Arial" w:eastAsia="Arial" w:hAnsi="Arial" w:cs="Arial"/>
         <w:b/>
         <w:bCs/>
       </w:rPr>
     </w:tblStylePr>
     <w:tblStylePr w:type="lastCol">
       <w:rPr>
-        <w:rFonts w:ascii="Arial" w:eastAsia="Arial" w:hAnsi="Arial" w:cs="Arial"/>
         <w:b/>
         <w:bCs/>
       </w:rPr>
@@ -1960,7 +2473,6 @@
         <w:spacing w:before="0" w:after="0" w:line="240" w:lineRule="auto"/>
       </w:pPr>
       <w:rPr>
-        <w:rFonts w:ascii="Arial" w:eastAsia="Arial" w:hAnsi="Arial" w:cs="Arial"/>
         <w:b/>
         <w:bCs/>
       </w:rPr>
@@ -1981,7 +2493,6 @@
         <w:spacing w:before="0" w:after="0" w:line="240" w:lineRule="auto"/>
       </w:pPr>
       <w:rPr>
-        <w:rFonts w:ascii="Arial" w:eastAsia="Arial" w:hAnsi="Arial" w:cs="Arial"/>
         <w:b/>
         <w:bCs/>
       </w:rPr>
@@ -1999,14 +2510,12 @@
     </w:tblStylePr>
     <w:tblStylePr w:type="firstCol">
       <w:rPr>
-        <w:rFonts w:ascii="Arial" w:eastAsia="Arial" w:hAnsi="Arial" w:cs="Arial"/>
         <w:b/>
         <w:bCs/>
       </w:rPr>
     </w:tblStylePr>
     <w:tblStylePr w:type="lastCol">
       <w:rPr>
-        <w:rFonts w:ascii="Arial" w:eastAsia="Arial" w:hAnsi="Arial" w:cs="Arial"/>
         <w:b/>
         <w:bCs/>
       </w:rPr>
@@ -2060,7 +2569,6 @@
         <w:spacing w:before="0" w:after="0" w:line="240" w:lineRule="auto"/>
       </w:pPr>
       <w:rPr>
-        <w:rFonts w:ascii="Arial" w:eastAsia="Arial" w:hAnsi="Arial" w:cs="Arial"/>
         <w:b/>
         <w:bCs/>
       </w:rPr>
@@ -2081,7 +2589,6 @@
         <w:spacing w:before="0" w:after="0" w:line="240" w:lineRule="auto"/>
       </w:pPr>
       <w:rPr>
-        <w:rFonts w:ascii="Arial" w:eastAsia="Arial" w:hAnsi="Arial" w:cs="Arial"/>
         <w:b/>
         <w:bCs/>
       </w:rPr>
@@ -2099,14 +2606,12 @@
     </w:tblStylePr>
     <w:tblStylePr w:type="firstCol">
       <w:rPr>
-        <w:rFonts w:ascii="Arial" w:eastAsia="Arial" w:hAnsi="Arial" w:cs="Arial"/>
         <w:b/>
         <w:bCs/>
       </w:rPr>
     </w:tblStylePr>
     <w:tblStylePr w:type="lastCol">
       <w:rPr>
-        <w:rFonts w:ascii="Arial" w:eastAsia="Arial" w:hAnsi="Arial" w:cs="Arial"/>
         <w:b/>
         <w:bCs/>
       </w:rPr>
@@ -2160,7 +2665,6 @@
         <w:spacing w:before="0" w:after="0" w:line="240" w:lineRule="auto"/>
       </w:pPr>
       <w:rPr>
-        <w:rFonts w:ascii="Arial" w:eastAsia="Arial" w:hAnsi="Arial" w:cs="Arial"/>
         <w:b/>
         <w:bCs/>
       </w:rPr>
@@ -2181,7 +2685,6 @@
         <w:spacing w:before="0" w:after="0" w:line="240" w:lineRule="auto"/>
       </w:pPr>
       <w:rPr>
-        <w:rFonts w:ascii="Arial" w:eastAsia="Arial" w:hAnsi="Arial" w:cs="Arial"/>
         <w:b/>
         <w:bCs/>
       </w:rPr>
@@ -2199,14 +2702,12 @@
     </w:tblStylePr>
     <w:tblStylePr w:type="firstCol">
       <w:rPr>
-        <w:rFonts w:ascii="Arial" w:eastAsia="Arial" w:hAnsi="Arial" w:cs="Arial"/>
         <w:b/>
         <w:bCs/>
       </w:rPr>
     </w:tblStylePr>
     <w:tblStylePr w:type="lastCol">
       <w:rPr>
-        <w:rFonts w:ascii="Arial" w:eastAsia="Arial" w:hAnsi="Arial" w:cs="Arial"/>
         <w:b/>
         <w:bCs/>
       </w:rPr>
@@ -2260,7 +2761,6 @@
         <w:spacing w:before="0" w:after="0" w:line="240" w:lineRule="auto"/>
       </w:pPr>
       <w:rPr>
-        <w:rFonts w:ascii="Arial" w:eastAsia="Arial" w:hAnsi="Arial" w:cs="Arial"/>
         <w:b/>
         <w:bCs/>
       </w:rPr>
@@ -2281,7 +2781,6 @@
         <w:spacing w:before="0" w:after="0" w:line="240" w:lineRule="auto"/>
       </w:pPr>
       <w:rPr>
-        <w:rFonts w:ascii="Arial" w:eastAsia="Arial" w:hAnsi="Arial" w:cs="Arial"/>
         <w:b/>
         <w:bCs/>
       </w:rPr>
@@ -2299,14 +2798,12 @@
     </w:tblStylePr>
     <w:tblStylePr w:type="firstCol">
       <w:rPr>
-        <w:rFonts w:ascii="Arial" w:eastAsia="Arial" w:hAnsi="Arial" w:cs="Arial"/>
         <w:b/>
         <w:bCs/>
       </w:rPr>
     </w:tblStylePr>
     <w:tblStylePr w:type="lastCol">
       <w:rPr>
-        <w:rFonts w:ascii="Arial" w:eastAsia="Arial" w:hAnsi="Arial" w:cs="Arial"/>
         <w:b/>
         <w:bCs/>
       </w:rPr>
@@ -2360,7 +2857,6 @@
         <w:spacing w:before="0" w:after="0" w:line="240" w:lineRule="auto"/>
       </w:pPr>
       <w:rPr>
-        <w:rFonts w:ascii="Arial" w:eastAsia="Arial" w:hAnsi="Arial" w:cs="Arial"/>
         <w:b/>
         <w:bCs/>
       </w:rPr>
@@ -2381,7 +2877,6 @@
         <w:spacing w:before="0" w:after="0" w:line="240" w:lineRule="auto"/>
       </w:pPr>
       <w:rPr>
-        <w:rFonts w:ascii="Arial" w:eastAsia="Arial" w:hAnsi="Arial" w:cs="Arial"/>
         <w:b/>
         <w:bCs/>
       </w:rPr>
@@ -2399,14 +2894,12 @@
     </w:tblStylePr>
     <w:tblStylePr w:type="firstCol">
       <w:rPr>
-        <w:rFonts w:ascii="Arial" w:eastAsia="Arial" w:hAnsi="Arial" w:cs="Arial"/>
         <w:b/>
         <w:bCs/>
       </w:rPr>
     </w:tblStylePr>
     <w:tblStylePr w:type="lastCol">
       <w:rPr>
-        <w:rFonts w:ascii="Arial" w:eastAsia="Arial" w:hAnsi="Arial" w:cs="Arial"/>
         <w:b/>
         <w:bCs/>
       </w:rPr>
@@ -2460,7 +2953,6 @@
         <w:spacing w:before="0" w:after="0" w:line="240" w:lineRule="auto"/>
       </w:pPr>
       <w:rPr>
-        <w:rFonts w:ascii="Arial" w:eastAsia="Arial" w:hAnsi="Arial" w:cs="Arial"/>
         <w:b/>
         <w:bCs/>
       </w:rPr>
@@ -2481,7 +2973,6 @@
         <w:spacing w:before="0" w:after="0" w:line="240" w:lineRule="auto"/>
       </w:pPr>
       <w:rPr>
-        <w:rFonts w:ascii="Arial" w:eastAsia="Arial" w:hAnsi="Arial" w:cs="Arial"/>
         <w:b/>
         <w:bCs/>
       </w:rPr>
@@ -2499,14 +2990,12 @@
     </w:tblStylePr>
     <w:tblStylePr w:type="firstCol">
       <w:rPr>
-        <w:rFonts w:ascii="Arial" w:eastAsia="Arial" w:hAnsi="Arial" w:cs="Arial"/>
         <w:b/>
         <w:bCs/>
       </w:rPr>
     </w:tblStylePr>
     <w:tblStylePr w:type="lastCol">
       <w:rPr>
-        <w:rFonts w:ascii="Arial" w:eastAsia="Arial" w:hAnsi="Arial" w:cs="Arial"/>
         <w:b/>
         <w:bCs/>
       </w:rPr>
@@ -2559,7 +3048,6 @@
         <w:spacing w:before="0" w:after="0" w:line="240" w:lineRule="auto"/>
       </w:pPr>
       <w:rPr>
-        <w:rFonts w:ascii="Arial" w:eastAsia="Arial" w:hAnsi="Arial" w:cs="Arial"/>
         <w:b/>
         <w:bCs/>
         <w:color w:val="FFFFFF" w:themeColor="background1"/>
@@ -2574,7 +3062,6 @@
         <w:spacing w:before="0" w:after="0" w:line="240" w:lineRule="auto"/>
       </w:pPr>
       <w:rPr>
-        <w:rFonts w:ascii="Arial" w:eastAsia="Arial" w:hAnsi="Arial" w:cs="Arial"/>
         <w:b/>
         <w:bCs/>
       </w:rPr>
@@ -2590,14 +3077,12 @@
     </w:tblStylePr>
     <w:tblStylePr w:type="firstCol">
       <w:rPr>
-        <w:rFonts w:ascii="Arial" w:eastAsia="Arial" w:hAnsi="Arial" w:cs="Arial"/>
         <w:b/>
         <w:bCs/>
       </w:rPr>
     </w:tblStylePr>
     <w:tblStylePr w:type="lastCol">
       <w:rPr>
-        <w:rFonts w:ascii="Arial" w:eastAsia="Arial" w:hAnsi="Arial" w:cs="Arial"/>
         <w:b/>
         <w:bCs/>
       </w:rPr>
@@ -2648,7 +3133,6 @@
         <w:spacing w:before="0" w:after="0" w:line="240" w:lineRule="auto"/>
       </w:pPr>
       <w:rPr>
-        <w:rFonts w:ascii="Arial" w:eastAsia="Arial" w:hAnsi="Arial" w:cs="Arial"/>
         <w:b/>
         <w:bCs/>
         <w:color w:val="FFFFFF" w:themeColor="background1"/>
@@ -2663,7 +3147,6 @@
         <w:spacing w:before="0" w:after="0" w:line="240" w:lineRule="auto"/>
       </w:pPr>
       <w:rPr>
-        <w:rFonts w:ascii="Arial" w:eastAsia="Arial" w:hAnsi="Arial" w:cs="Arial"/>
         <w:b/>
         <w:bCs/>
       </w:rPr>
@@ -2679,14 +3162,12 @@
     </w:tblStylePr>
     <w:tblStylePr w:type="firstCol">
       <w:rPr>
-        <w:rFonts w:ascii="Arial" w:eastAsia="Arial" w:hAnsi="Arial" w:cs="Arial"/>
         <w:b/>
         <w:bCs/>
       </w:rPr>
     </w:tblStylePr>
     <w:tblStylePr w:type="lastCol">
       <w:rPr>
-        <w:rFonts w:ascii="Arial" w:eastAsia="Arial" w:hAnsi="Arial" w:cs="Arial"/>
         <w:b/>
         <w:bCs/>
       </w:rPr>
@@ -2737,7 +3218,6 @@
         <w:spacing w:before="0" w:after="0" w:line="240" w:lineRule="auto"/>
       </w:pPr>
       <w:rPr>
-        <w:rFonts w:ascii="Arial" w:eastAsia="Arial" w:hAnsi="Arial" w:cs="Arial"/>
         <w:b/>
         <w:bCs/>
         <w:color w:val="FFFFFF" w:themeColor="background1"/>
@@ -2752,7 +3232,6 @@
         <w:spacing w:before="0" w:after="0" w:line="240" w:lineRule="auto"/>
       </w:pPr>
       <w:rPr>
-        <w:rFonts w:ascii="Arial" w:eastAsia="Arial" w:hAnsi="Arial" w:cs="Arial"/>
         <w:b/>
         <w:bCs/>
       </w:rPr>
@@ -2768,14 +3247,12 @@
     </w:tblStylePr>
     <w:tblStylePr w:type="firstCol">
       <w:rPr>
-        <w:rFonts w:ascii="Arial" w:eastAsia="Arial" w:hAnsi="Arial" w:cs="Arial"/>
         <w:b/>
         <w:bCs/>
       </w:rPr>
     </w:tblStylePr>
     <w:tblStylePr w:type="lastCol">
       <w:rPr>
-        <w:rFonts w:ascii="Arial" w:eastAsia="Arial" w:hAnsi="Arial" w:cs="Arial"/>
         <w:b/>
         <w:bCs/>
       </w:rPr>
@@ -2826,7 +3303,6 @@
         <w:spacing w:before="0" w:after="0" w:line="240" w:lineRule="auto"/>
       </w:pPr>
       <w:rPr>
-        <w:rFonts w:ascii="Arial" w:eastAsia="Arial" w:hAnsi="Arial" w:cs="Arial"/>
         <w:b/>
         <w:bCs/>
         <w:color w:val="FFFFFF" w:themeColor="background1"/>
@@ -2841,7 +3317,6 @@
         <w:spacing w:before="0" w:after="0" w:line="240" w:lineRule="auto"/>
       </w:pPr>
       <w:rPr>
-        <w:rFonts w:ascii="Arial" w:eastAsia="Arial" w:hAnsi="Arial" w:cs="Arial"/>
         <w:b/>
         <w:bCs/>
       </w:rPr>
@@ -2857,14 +3332,12 @@
     </w:tblStylePr>
     <w:tblStylePr w:type="firstCol">
       <w:rPr>
-        <w:rFonts w:ascii="Arial" w:eastAsia="Arial" w:hAnsi="Arial" w:cs="Arial"/>
         <w:b/>
         <w:bCs/>
       </w:rPr>
     </w:tblStylePr>
     <w:tblStylePr w:type="lastCol">
       <w:rPr>
-        <w:rFonts w:ascii="Arial" w:eastAsia="Arial" w:hAnsi="Arial" w:cs="Arial"/>
         <w:b/>
         <w:bCs/>
       </w:rPr>
@@ -2915,7 +3388,6 @@
         <w:spacing w:before="0" w:after="0" w:line="240" w:lineRule="auto"/>
       </w:pPr>
       <w:rPr>
-        <w:rFonts w:ascii="Arial" w:eastAsia="Arial" w:hAnsi="Arial" w:cs="Arial"/>
         <w:b/>
         <w:bCs/>
         <w:color w:val="FFFFFF" w:themeColor="background1"/>
@@ -2930,7 +3402,6 @@
         <w:spacing w:before="0" w:after="0" w:line="240" w:lineRule="auto"/>
       </w:pPr>
       <w:rPr>
-        <w:rFonts w:ascii="Arial" w:eastAsia="Arial" w:hAnsi="Arial" w:cs="Arial"/>
         <w:b/>
         <w:bCs/>
       </w:rPr>
@@ -2946,14 +3417,12 @@
     </w:tblStylePr>
     <w:tblStylePr w:type="firstCol">
       <w:rPr>
-        <w:rFonts w:ascii="Arial" w:eastAsia="Arial" w:hAnsi="Arial" w:cs="Arial"/>
         <w:b/>
         <w:bCs/>
       </w:rPr>
     </w:tblStylePr>
     <w:tblStylePr w:type="lastCol">
       <w:rPr>
-        <w:rFonts w:ascii="Arial" w:eastAsia="Arial" w:hAnsi="Arial" w:cs="Arial"/>
         <w:b/>
         <w:bCs/>
       </w:rPr>
@@ -3004,7 +3473,6 @@
         <w:spacing w:before="0" w:after="0" w:line="240" w:lineRule="auto"/>
       </w:pPr>
       <w:rPr>
-        <w:rFonts w:ascii="Arial" w:eastAsia="Arial" w:hAnsi="Arial" w:cs="Arial"/>
         <w:b/>
         <w:bCs/>
         <w:color w:val="FFFFFF" w:themeColor="background1"/>
@@ -3019,7 +3487,6 @@
         <w:spacing w:before="0" w:after="0" w:line="240" w:lineRule="auto"/>
       </w:pPr>
       <w:rPr>
-        <w:rFonts w:ascii="Arial" w:eastAsia="Arial" w:hAnsi="Arial" w:cs="Arial"/>
         <w:b/>
         <w:bCs/>
       </w:rPr>
@@ -3035,14 +3502,12 @@
     </w:tblStylePr>
     <w:tblStylePr w:type="firstCol">
       <w:rPr>
-        <w:rFonts w:ascii="Arial" w:eastAsia="Arial" w:hAnsi="Arial" w:cs="Arial"/>
         <w:b/>
         <w:bCs/>
       </w:rPr>
     </w:tblStylePr>
     <w:tblStylePr w:type="lastCol">
       <w:rPr>
-        <w:rFonts w:ascii="Arial" w:eastAsia="Arial" w:hAnsi="Arial" w:cs="Arial"/>
         <w:b/>
         <w:bCs/>
       </w:rPr>
@@ -3093,7 +3558,6 @@
         <w:spacing w:before="0" w:after="0" w:line="240" w:lineRule="auto"/>
       </w:pPr>
       <w:rPr>
-        <w:rFonts w:ascii="Arial" w:eastAsia="Arial" w:hAnsi="Arial" w:cs="Arial"/>
         <w:b/>
         <w:bCs/>
         <w:color w:val="FFFFFF" w:themeColor="background1"/>
@@ -3108,7 +3572,6 @@
         <w:spacing w:before="0" w:after="0" w:line="240" w:lineRule="auto"/>
       </w:pPr>
       <w:rPr>
-        <w:rFonts w:ascii="Arial" w:eastAsia="Arial" w:hAnsi="Arial" w:cs="Arial"/>
         <w:b/>
         <w:bCs/>
       </w:rPr>
@@ -3124,14 +3587,12 @@
     </w:tblStylePr>
     <w:tblStylePr w:type="firstCol">
       <w:rPr>
-        <w:rFonts w:ascii="Arial" w:eastAsia="Arial" w:hAnsi="Arial" w:cs="Arial"/>
         <w:b/>
         <w:bCs/>
       </w:rPr>
     </w:tblStylePr>
     <w:tblStylePr w:type="lastCol">
       <w:rPr>
-        <w:rFonts w:ascii="Arial" w:eastAsia="Arial" w:hAnsi="Arial" w:cs="Arial"/>
         <w:b/>
         <w:bCs/>
       </w:rPr>
@@ -3184,7 +3645,7 @@
         <w:spacing w:before="0" w:after="0" w:line="240" w:lineRule="auto"/>
       </w:pPr>
       <w:rPr>
-        <w:rFonts w:ascii="Arial" w:eastAsia="Arial" w:hAnsi="Arial" w:cs="Arial"/>
+        <w:rFonts w:asciiTheme="majorHAnsi" w:eastAsiaTheme="majorEastAsia" w:hAnsiTheme="majorHAnsi" w:cstheme="majorBidi"/>
         <w:b/>
         <w:bCs/>
       </w:rPr>
@@ -3205,7 +3666,7 @@
         <w:spacing w:before="0" w:after="0" w:line="240" w:lineRule="auto"/>
       </w:pPr>
       <w:rPr>
-        <w:rFonts w:ascii="Arial" w:eastAsia="Arial" w:hAnsi="Arial" w:cs="Arial"/>
+        <w:rFonts w:asciiTheme="majorHAnsi" w:eastAsiaTheme="majorEastAsia" w:hAnsiTheme="majorHAnsi" w:cstheme="majorBidi"/>
         <w:b/>
         <w:bCs/>
       </w:rPr>
@@ -3223,14 +3684,14 @@
     </w:tblStylePr>
     <w:tblStylePr w:type="firstCol">
       <w:rPr>
-        <w:rFonts w:ascii="Arial" w:eastAsia="Arial" w:hAnsi="Arial" w:cs="Arial"/>
+        <w:rFonts w:asciiTheme="majorHAnsi" w:eastAsiaTheme="majorEastAsia" w:hAnsiTheme="majorHAnsi" w:cstheme="majorBidi"/>
         <w:b/>
         <w:bCs/>
       </w:rPr>
     </w:tblStylePr>
     <w:tblStylePr w:type="lastCol">
       <w:rPr>
-        <w:rFonts w:ascii="Arial" w:eastAsia="Arial" w:hAnsi="Arial" w:cs="Arial"/>
+        <w:rFonts w:asciiTheme="majorHAnsi" w:eastAsiaTheme="majorEastAsia" w:hAnsiTheme="majorHAnsi" w:cstheme="majorBidi"/>
         <w:b/>
         <w:bCs/>
       </w:rPr>
@@ -3307,7 +3768,7 @@
         <w:spacing w:before="0" w:after="0" w:line="240" w:lineRule="auto"/>
       </w:pPr>
       <w:rPr>
-        <w:rFonts w:ascii="Arial" w:eastAsia="Arial" w:hAnsi="Arial" w:cs="Arial"/>
+        <w:rFonts w:asciiTheme="majorHAnsi" w:eastAsiaTheme="majorEastAsia" w:hAnsiTheme="majorHAnsi" w:cstheme="majorBidi"/>
         <w:b/>
         <w:bCs/>
       </w:rPr>
@@ -3328,7 +3789,7 @@
         <w:spacing w:before="0" w:after="0" w:line="240" w:lineRule="auto"/>
       </w:pPr>
       <w:rPr>
-        <w:rFonts w:ascii="Arial" w:eastAsia="Arial" w:hAnsi="Arial" w:cs="Arial"/>
+        <w:rFonts w:asciiTheme="majorHAnsi" w:eastAsiaTheme="majorEastAsia" w:hAnsiTheme="majorHAnsi" w:cstheme="majorBidi"/>
         <w:b/>
         <w:bCs/>
       </w:rPr>
@@ -3346,14 +3807,14 @@
     </w:tblStylePr>
     <w:tblStylePr w:type="firstCol">
       <w:rPr>
-        <w:rFonts w:ascii="Arial" w:eastAsia="Arial" w:hAnsi="Arial" w:cs="Arial"/>
+        <w:rFonts w:asciiTheme="majorHAnsi" w:eastAsiaTheme="majorEastAsia" w:hAnsiTheme="majorHAnsi" w:cstheme="majorBidi"/>
         <w:b/>
         <w:bCs/>
       </w:rPr>
     </w:tblStylePr>
     <w:tblStylePr w:type="lastCol">
       <w:rPr>
-        <w:rFonts w:ascii="Arial" w:eastAsia="Arial" w:hAnsi="Arial" w:cs="Arial"/>
+        <w:rFonts w:asciiTheme="majorHAnsi" w:eastAsiaTheme="majorEastAsia" w:hAnsiTheme="majorHAnsi" w:cstheme="majorBidi"/>
         <w:b/>
         <w:bCs/>
       </w:rPr>
@@ -3430,7 +3891,7 @@
         <w:spacing w:before="0" w:after="0" w:line="240" w:lineRule="auto"/>
       </w:pPr>
       <w:rPr>
-        <w:rFonts w:ascii="Arial" w:eastAsia="Arial" w:hAnsi="Arial" w:cs="Arial"/>
+        <w:rFonts w:asciiTheme="majorHAnsi" w:eastAsiaTheme="majorEastAsia" w:hAnsiTheme="majorHAnsi" w:cstheme="majorBidi"/>
         <w:b/>
         <w:bCs/>
       </w:rPr>
@@ -3451,7 +3912,7 @@
         <w:spacing w:before="0" w:after="0" w:line="240" w:lineRule="auto"/>
       </w:pPr>
       <w:rPr>
-        <w:rFonts w:ascii="Arial" w:eastAsia="Arial" w:hAnsi="Arial" w:cs="Arial"/>
+        <w:rFonts w:asciiTheme="majorHAnsi" w:eastAsiaTheme="majorEastAsia" w:hAnsiTheme="majorHAnsi" w:cstheme="majorBidi"/>
         <w:b/>
         <w:bCs/>
       </w:rPr>
@@ -3469,14 +3930,14 @@
     </w:tblStylePr>
     <w:tblStylePr w:type="firstCol">
       <w:rPr>
-        <w:rFonts w:ascii="Arial" w:eastAsia="Arial" w:hAnsi="Arial" w:cs="Arial"/>
+        <w:rFonts w:asciiTheme="majorHAnsi" w:eastAsiaTheme="majorEastAsia" w:hAnsiTheme="majorHAnsi" w:cstheme="majorBidi"/>
         <w:b/>
         <w:bCs/>
       </w:rPr>
     </w:tblStylePr>
     <w:tblStylePr w:type="lastCol">
       <w:rPr>
-        <w:rFonts w:ascii="Arial" w:eastAsia="Arial" w:hAnsi="Arial" w:cs="Arial"/>
+        <w:rFonts w:asciiTheme="majorHAnsi" w:eastAsiaTheme="majorEastAsia" w:hAnsiTheme="majorHAnsi" w:cstheme="majorBidi"/>
         <w:b/>
         <w:bCs/>
       </w:rPr>
@@ -3553,7 +4014,7 @@
         <w:spacing w:before="0" w:after="0" w:line="240" w:lineRule="auto"/>
       </w:pPr>
       <w:rPr>
-        <w:rFonts w:ascii="Arial" w:eastAsia="Arial" w:hAnsi="Arial" w:cs="Arial"/>
+        <w:rFonts w:asciiTheme="majorHAnsi" w:eastAsiaTheme="majorEastAsia" w:hAnsiTheme="majorHAnsi" w:cstheme="majorBidi"/>
         <w:b/>
         <w:bCs/>
       </w:rPr>
@@ -3574,7 +4035,7 @@
         <w:spacing w:before="0" w:after="0" w:line="240" w:lineRule="auto"/>
       </w:pPr>
       <w:rPr>
-        <w:rFonts w:ascii="Arial" w:eastAsia="Arial" w:hAnsi="Arial" w:cs="Arial"/>
+        <w:rFonts w:asciiTheme="majorHAnsi" w:eastAsiaTheme="majorEastAsia" w:hAnsiTheme="majorHAnsi" w:cstheme="majorBidi"/>
         <w:b/>
         <w:bCs/>
       </w:rPr>
@@ -3592,14 +4053,14 @@
     </w:tblStylePr>
     <w:tblStylePr w:type="firstCol">
       <w:rPr>
-        <w:rFonts w:ascii="Arial" w:eastAsia="Arial" w:hAnsi="Arial" w:cs="Arial"/>
+        <w:rFonts w:asciiTheme="majorHAnsi" w:eastAsiaTheme="majorEastAsia" w:hAnsiTheme="majorHAnsi" w:cstheme="majorBidi"/>
         <w:b/>
         <w:bCs/>
       </w:rPr>
     </w:tblStylePr>
     <w:tblStylePr w:type="lastCol">
       <w:rPr>
-        <w:rFonts w:ascii="Arial" w:eastAsia="Arial" w:hAnsi="Arial" w:cs="Arial"/>
+        <w:rFonts w:asciiTheme="majorHAnsi" w:eastAsiaTheme="majorEastAsia" w:hAnsiTheme="majorHAnsi" w:cstheme="majorBidi"/>
         <w:b/>
         <w:bCs/>
       </w:rPr>
@@ -3676,7 +4137,7 @@
         <w:spacing w:before="0" w:after="0" w:line="240" w:lineRule="auto"/>
       </w:pPr>
       <w:rPr>
-        <w:rFonts w:ascii="Arial" w:eastAsia="Arial" w:hAnsi="Arial" w:cs="Arial"/>
+        <w:rFonts w:asciiTheme="majorHAnsi" w:eastAsiaTheme="majorEastAsia" w:hAnsiTheme="majorHAnsi" w:cstheme="majorBidi"/>
         <w:b/>
         <w:bCs/>
       </w:rPr>
@@ -3697,7 +4158,7 @@
         <w:spacing w:before="0" w:after="0" w:line="240" w:lineRule="auto"/>
       </w:pPr>
       <w:rPr>
-        <w:rFonts w:ascii="Arial" w:eastAsia="Arial" w:hAnsi="Arial" w:cs="Arial"/>
+        <w:rFonts w:asciiTheme="majorHAnsi" w:eastAsiaTheme="majorEastAsia" w:hAnsiTheme="majorHAnsi" w:cstheme="majorBidi"/>
         <w:b/>
         <w:bCs/>
       </w:rPr>
@@ -3715,14 +4176,14 @@
     </w:tblStylePr>
     <w:tblStylePr w:type="firstCol">
       <w:rPr>
-        <w:rFonts w:ascii="Arial" w:eastAsia="Arial" w:hAnsi="Arial" w:cs="Arial"/>
+        <w:rFonts w:asciiTheme="majorHAnsi" w:eastAsiaTheme="majorEastAsia" w:hAnsiTheme="majorHAnsi" w:cstheme="majorBidi"/>
         <w:b/>
         <w:bCs/>
       </w:rPr>
     </w:tblStylePr>
     <w:tblStylePr w:type="lastCol">
       <w:rPr>
-        <w:rFonts w:ascii="Arial" w:eastAsia="Arial" w:hAnsi="Arial" w:cs="Arial"/>
+        <w:rFonts w:asciiTheme="majorHAnsi" w:eastAsiaTheme="majorEastAsia" w:hAnsiTheme="majorHAnsi" w:cstheme="majorBidi"/>
         <w:b/>
         <w:bCs/>
       </w:rPr>
@@ -3799,7 +4260,7 @@
         <w:spacing w:before="0" w:after="0" w:line="240" w:lineRule="auto"/>
       </w:pPr>
       <w:rPr>
-        <w:rFonts w:ascii="Arial" w:eastAsia="Arial" w:hAnsi="Arial" w:cs="Arial"/>
+        <w:rFonts w:asciiTheme="majorHAnsi" w:eastAsiaTheme="majorEastAsia" w:hAnsiTheme="majorHAnsi" w:cstheme="majorBidi"/>
         <w:b/>
         <w:bCs/>
       </w:rPr>
@@ -3820,7 +4281,7 @@
         <w:spacing w:before="0" w:after="0" w:line="240" w:lineRule="auto"/>
       </w:pPr>
       <w:rPr>
-        <w:rFonts w:ascii="Arial" w:eastAsia="Arial" w:hAnsi="Arial" w:cs="Arial"/>
+        <w:rFonts w:asciiTheme="majorHAnsi" w:eastAsiaTheme="majorEastAsia" w:hAnsiTheme="majorHAnsi" w:cstheme="majorBidi"/>
         <w:b/>
         <w:bCs/>
       </w:rPr>
@@ -3838,14 +4299,14 @@
     </w:tblStylePr>
     <w:tblStylePr w:type="firstCol">
       <w:rPr>
-        <w:rFonts w:ascii="Arial" w:eastAsia="Arial" w:hAnsi="Arial" w:cs="Arial"/>
+        <w:rFonts w:asciiTheme="majorHAnsi" w:eastAsiaTheme="majorEastAsia" w:hAnsiTheme="majorHAnsi" w:cstheme="majorBidi"/>
         <w:b/>
         <w:bCs/>
       </w:rPr>
     </w:tblStylePr>
     <w:tblStylePr w:type="lastCol">
       <w:rPr>
-        <w:rFonts w:ascii="Arial" w:eastAsia="Arial" w:hAnsi="Arial" w:cs="Arial"/>
+        <w:rFonts w:asciiTheme="majorHAnsi" w:eastAsiaTheme="majorEastAsia" w:hAnsiTheme="majorHAnsi" w:cstheme="majorBidi"/>
         <w:b/>
         <w:bCs/>
       </w:rPr>
@@ -3922,7 +4383,7 @@
         <w:spacing w:before="0" w:after="0" w:line="240" w:lineRule="auto"/>
       </w:pPr>
       <w:rPr>
-        <w:rFonts w:ascii="Arial" w:eastAsia="Arial" w:hAnsi="Arial" w:cs="Arial"/>
+        <w:rFonts w:asciiTheme="majorHAnsi" w:eastAsiaTheme="majorEastAsia" w:hAnsiTheme="majorHAnsi" w:cstheme="majorBidi"/>
         <w:b/>
         <w:bCs/>
       </w:rPr>
@@ -3943,7 +4404,7 @@
         <w:spacing w:before="0" w:after="0" w:line="240" w:lineRule="auto"/>
       </w:pPr>
       <w:rPr>
-        <w:rFonts w:ascii="Arial" w:eastAsia="Arial" w:hAnsi="Arial" w:cs="Arial"/>
+        <w:rFonts w:asciiTheme="majorHAnsi" w:eastAsiaTheme="majorEastAsia" w:hAnsiTheme="majorHAnsi" w:cstheme="majorBidi"/>
         <w:b/>
         <w:bCs/>
       </w:rPr>
@@ -3961,14 +4422,14 @@
     </w:tblStylePr>
     <w:tblStylePr w:type="firstCol">
       <w:rPr>
-        <w:rFonts w:ascii="Arial" w:eastAsia="Arial" w:hAnsi="Arial" w:cs="Arial"/>
+        <w:rFonts w:asciiTheme="majorHAnsi" w:eastAsiaTheme="majorEastAsia" w:hAnsiTheme="majorHAnsi" w:cstheme="majorBidi"/>
         <w:b/>
         <w:bCs/>
       </w:rPr>
     </w:tblStylePr>
     <w:tblStylePr w:type="lastCol">
       <w:rPr>
-        <w:rFonts w:ascii="Arial" w:eastAsia="Arial" w:hAnsi="Arial" w:cs="Arial"/>
+        <w:rFonts w:asciiTheme="majorHAnsi" w:eastAsiaTheme="majorEastAsia" w:hAnsiTheme="majorHAnsi" w:cstheme="majorBidi"/>
         <w:b/>
         <w:bCs/>
       </w:rPr>
@@ -4044,7 +4505,6 @@
         <w:spacing w:before="0" w:after="0" w:line="240" w:lineRule="auto"/>
       </w:pPr>
       <w:rPr>
-        <w:rFonts w:ascii="Arial" w:eastAsia="Arial" w:hAnsi="Arial" w:cs="Arial"/>
         <w:b/>
         <w:bCs/>
         <w:color w:val="FFFFFF" w:themeColor="background1"/>
@@ -4067,7 +4527,6 @@
         <w:spacing w:before="0" w:after="0" w:line="240" w:lineRule="auto"/>
       </w:pPr>
       <w:rPr>
-        <w:rFonts w:ascii="Arial" w:eastAsia="Arial" w:hAnsi="Arial" w:cs="Arial"/>
         <w:b/>
         <w:bCs/>
       </w:rPr>
@@ -4085,14 +4544,12 @@
     </w:tblStylePr>
     <w:tblStylePr w:type="firstCol">
       <w:rPr>
-        <w:rFonts w:ascii="Arial" w:eastAsia="Arial" w:hAnsi="Arial" w:cs="Arial"/>
         <w:b/>
         <w:bCs/>
       </w:rPr>
     </w:tblStylePr>
     <w:tblStylePr w:type="lastCol">
       <w:rPr>
-        <w:rFonts w:ascii="Arial" w:eastAsia="Arial" w:hAnsi="Arial" w:cs="Arial"/>
         <w:b/>
         <w:bCs/>
       </w:rPr>
@@ -4147,7 +4604,6 @@
         <w:spacing w:before="0" w:after="0" w:line="240" w:lineRule="auto"/>
       </w:pPr>
       <w:rPr>
-        <w:rFonts w:ascii="Arial" w:eastAsia="Arial" w:hAnsi="Arial" w:cs="Arial"/>
         <w:b/>
         <w:bCs/>
         <w:color w:val="FFFFFF" w:themeColor="background1"/>
@@ -4170,7 +4626,6 @@
         <w:spacing w:before="0" w:after="0" w:line="240" w:lineRule="auto"/>
       </w:pPr>
       <w:rPr>
-        <w:rFonts w:ascii="Arial" w:eastAsia="Arial" w:hAnsi="Arial" w:cs="Arial"/>
         <w:b/>
         <w:bCs/>
       </w:rPr>
@@ -4188,14 +4643,12 @@
     </w:tblStylePr>
     <w:tblStylePr w:type="firstCol">
       <w:rPr>
-        <w:rFonts w:ascii="Arial" w:eastAsia="Arial" w:hAnsi="Arial" w:cs="Arial"/>
         <w:b/>
         <w:bCs/>
       </w:rPr>
     </w:tblStylePr>
     <w:tblStylePr w:type="lastCol">
       <w:rPr>
-        <w:rFonts w:ascii="Arial" w:eastAsia="Arial" w:hAnsi="Arial" w:cs="Arial"/>
         <w:b/>
         <w:bCs/>
       </w:rPr>
@@ -4250,7 +4703,6 @@
         <w:spacing w:before="0" w:after="0" w:line="240" w:lineRule="auto"/>
       </w:pPr>
       <w:rPr>
-        <w:rFonts w:ascii="Arial" w:eastAsia="Arial" w:hAnsi="Arial" w:cs="Arial"/>
         <w:b/>
         <w:bCs/>
         <w:color w:val="FFFFFF" w:themeColor="background1"/>
@@ -4273,7 +4725,6 @@
         <w:spacing w:before="0" w:after="0" w:line="240" w:lineRule="auto"/>
       </w:pPr>
       <w:rPr>
-        <w:rFonts w:ascii="Arial" w:eastAsia="Arial" w:hAnsi="Arial" w:cs="Arial"/>
         <w:b/>
         <w:bCs/>
       </w:rPr>
@@ -4291,14 +4742,12 @@
     </w:tblStylePr>
     <w:tblStylePr w:type="firstCol">
       <w:rPr>
-        <w:rFonts w:ascii="Arial" w:eastAsia="Arial" w:hAnsi="Arial" w:cs="Arial"/>
         <w:b/>
         <w:bCs/>
       </w:rPr>
     </w:tblStylePr>
     <w:tblStylePr w:type="lastCol">
       <w:rPr>
-        <w:rFonts w:ascii="Arial" w:eastAsia="Arial" w:hAnsi="Arial" w:cs="Arial"/>
         <w:b/>
         <w:bCs/>
       </w:rPr>
@@ -4353,7 +4802,6 @@
         <w:spacing w:before="0" w:after="0" w:line="240" w:lineRule="auto"/>
       </w:pPr>
       <w:rPr>
-        <w:rFonts w:ascii="Arial" w:eastAsia="Arial" w:hAnsi="Arial" w:cs="Arial"/>
         <w:b/>
         <w:bCs/>
         <w:color w:val="FFFFFF" w:themeColor="background1"/>
@@ -4376,7 +4824,6 @@
         <w:spacing w:before="0" w:after="0" w:line="240" w:lineRule="auto"/>
       </w:pPr>
       <w:rPr>
-        <w:rFonts w:ascii="Arial" w:eastAsia="Arial" w:hAnsi="Arial" w:cs="Arial"/>
         <w:b/>
         <w:bCs/>
       </w:rPr>
@@ -4394,14 +4841,12 @@
     </w:tblStylePr>
     <w:tblStylePr w:type="firstCol">
       <w:rPr>
-        <w:rFonts w:ascii="Arial" w:eastAsia="Arial" w:hAnsi="Arial" w:cs="Arial"/>
         <w:b/>
         <w:bCs/>
       </w:rPr>
     </w:tblStylePr>
     <w:tblStylePr w:type="lastCol">
       <w:rPr>
-        <w:rFonts w:ascii="Arial" w:eastAsia="Arial" w:hAnsi="Arial" w:cs="Arial"/>
         <w:b/>
         <w:bCs/>
       </w:rPr>
@@ -4456,7 +4901,6 @@
         <w:spacing w:before="0" w:after="0" w:line="240" w:lineRule="auto"/>
       </w:pPr>
       <w:rPr>
-        <w:rFonts w:ascii="Arial" w:eastAsia="Arial" w:hAnsi="Arial" w:cs="Arial"/>
         <w:b/>
         <w:bCs/>
         <w:color w:val="FFFFFF" w:themeColor="background1"/>
@@ -4479,7 +4923,6 @@
         <w:spacing w:before="0" w:after="0" w:line="240" w:lineRule="auto"/>
       </w:pPr>
       <w:rPr>
-        <w:rFonts w:ascii="Arial" w:eastAsia="Arial" w:hAnsi="Arial" w:cs="Arial"/>
         <w:b/>
         <w:bCs/>
       </w:rPr>
@@ -4497,14 +4940,12 @@
     </w:tblStylePr>
     <w:tblStylePr w:type="firstCol">
       <w:rPr>
-        <w:rFonts w:ascii="Arial" w:eastAsia="Arial" w:hAnsi="Arial" w:cs="Arial"/>
         <w:b/>
         <w:bCs/>
       </w:rPr>
     </w:tblStylePr>
     <w:tblStylePr w:type="lastCol">
       <w:rPr>
-        <w:rFonts w:ascii="Arial" w:eastAsia="Arial" w:hAnsi="Arial" w:cs="Arial"/>
         <w:b/>
         <w:bCs/>
       </w:rPr>
@@ -4559,7 +5000,6 @@
         <w:spacing w:before="0" w:after="0" w:line="240" w:lineRule="auto"/>
       </w:pPr>
       <w:rPr>
-        <w:rFonts w:ascii="Arial" w:eastAsia="Arial" w:hAnsi="Arial" w:cs="Arial"/>
         <w:b/>
         <w:bCs/>
         <w:color w:val="FFFFFF" w:themeColor="background1"/>
@@ -4582,7 +5022,6 @@
         <w:spacing w:before="0" w:after="0" w:line="240" w:lineRule="auto"/>
       </w:pPr>
       <w:rPr>
-        <w:rFonts w:ascii="Arial" w:eastAsia="Arial" w:hAnsi="Arial" w:cs="Arial"/>
         <w:b/>
         <w:bCs/>
       </w:rPr>
@@ -4600,14 +5039,12 @@
     </w:tblStylePr>
     <w:tblStylePr w:type="firstCol">
       <w:rPr>
-        <w:rFonts w:ascii="Arial" w:eastAsia="Arial" w:hAnsi="Arial" w:cs="Arial"/>
         <w:b/>
         <w:bCs/>
       </w:rPr>
     </w:tblStylePr>
     <w:tblStylePr w:type="lastCol">
       <w:rPr>
-        <w:rFonts w:ascii="Arial" w:eastAsia="Arial" w:hAnsi="Arial" w:cs="Arial"/>
         <w:b/>
         <w:bCs/>
       </w:rPr>
@@ -4662,7 +5099,6 @@
         <w:spacing w:before="0" w:after="0" w:line="240" w:lineRule="auto"/>
       </w:pPr>
       <w:rPr>
-        <w:rFonts w:ascii="Arial" w:eastAsia="Arial" w:hAnsi="Arial" w:cs="Arial"/>
         <w:b/>
         <w:bCs/>
         <w:color w:val="FFFFFF" w:themeColor="background1"/>
@@ -4685,7 +5121,6 @@
         <w:spacing w:before="0" w:after="0" w:line="240" w:lineRule="auto"/>
       </w:pPr>
       <w:rPr>
-        <w:rFonts w:ascii="Arial" w:eastAsia="Arial" w:hAnsi="Arial" w:cs="Arial"/>
         <w:b/>
         <w:bCs/>
       </w:rPr>
@@ -4703,14 +5138,12 @@
     </w:tblStylePr>
     <w:tblStylePr w:type="firstCol">
       <w:rPr>
-        <w:rFonts w:ascii="Arial" w:eastAsia="Arial" w:hAnsi="Arial" w:cs="Arial"/>
         <w:b/>
         <w:bCs/>
       </w:rPr>
     </w:tblStylePr>
     <w:tblStylePr w:type="lastCol">
       <w:rPr>
-        <w:rFonts w:ascii="Arial" w:eastAsia="Arial" w:hAnsi="Arial" w:cs="Arial"/>
         <w:b/>
         <w:bCs/>
       </w:rPr>
@@ -4762,7 +5195,6 @@
         <w:spacing w:before="0" w:after="0" w:line="240" w:lineRule="auto"/>
       </w:pPr>
       <w:rPr>
-        <w:rFonts w:ascii="Arial" w:eastAsia="Arial" w:hAnsi="Arial" w:cs="Arial"/>
         <w:b/>
         <w:bCs/>
         <w:color w:val="FFFFFF" w:themeColor="background1"/>
@@ -4785,7 +5217,6 @@
         <w:spacing w:before="0" w:after="0" w:line="240" w:lineRule="auto"/>
       </w:pPr>
       <w:rPr>
-        <w:rFonts w:ascii="Arial" w:eastAsia="Arial" w:hAnsi="Arial" w:cs="Arial"/>
         <w:color w:val="auto"/>
       </w:rPr>
       <w:tblPr/>
@@ -4803,7 +5234,6 @@
     </w:tblStylePr>
     <w:tblStylePr w:type="firstCol">
       <w:rPr>
-        <w:rFonts w:ascii="Arial" w:eastAsia="Arial" w:hAnsi="Arial" w:cs="Arial"/>
         <w:b/>
         <w:bCs/>
         <w:color w:val="FFFFFF" w:themeColor="background1"/>
@@ -4823,7 +5253,6 @@
     </w:tblStylePr>
     <w:tblStylePr w:type="lastCol">
       <w:rPr>
-        <w:rFonts w:ascii="Arial" w:eastAsia="Arial" w:hAnsi="Arial" w:cs="Arial"/>
         <w:b/>
         <w:bCs/>
         <w:color w:val="FFFFFF" w:themeColor="background1"/>
@@ -4872,7 +5301,6 @@
     </w:tblStylePr>
     <w:tblStylePr w:type="nwCell">
       <w:rPr>
-        <w:rFonts w:ascii="Arial" w:eastAsia="Arial" w:hAnsi="Arial" w:cs="Arial"/>
         <w:color w:val="FFFFFF" w:themeColor="background1"/>
       </w:rPr>
       <w:tblPr/>
@@ -4909,7 +5337,6 @@
         <w:spacing w:before="0" w:after="0" w:line="240" w:lineRule="auto"/>
       </w:pPr>
       <w:rPr>
-        <w:rFonts w:ascii="Arial" w:eastAsia="Arial" w:hAnsi="Arial" w:cs="Arial"/>
         <w:b/>
         <w:bCs/>
         <w:color w:val="FFFFFF" w:themeColor="background1"/>
@@ -4932,7 +5359,6 @@
         <w:spacing w:before="0" w:after="0" w:line="240" w:lineRule="auto"/>
       </w:pPr>
       <w:rPr>
-        <w:rFonts w:ascii="Arial" w:eastAsia="Arial" w:hAnsi="Arial" w:cs="Arial"/>
         <w:color w:val="auto"/>
       </w:rPr>
       <w:tblPr/>
@@ -4950,7 +5376,6 @@
     </w:tblStylePr>
     <w:tblStylePr w:type="firstCol">
       <w:rPr>
-        <w:rFonts w:ascii="Arial" w:eastAsia="Arial" w:hAnsi="Arial" w:cs="Arial"/>
         <w:b/>
         <w:bCs/>
         <w:color w:val="FFFFFF" w:themeColor="background1"/>
@@ -4970,7 +5395,6 @@
     </w:tblStylePr>
     <w:tblStylePr w:type="lastCol">
       <w:rPr>
-        <w:rFonts w:ascii="Arial" w:eastAsia="Arial" w:hAnsi="Arial" w:cs="Arial"/>
         <w:b/>
         <w:bCs/>
         <w:color w:val="FFFFFF" w:themeColor="background1"/>
@@ -5019,7 +5443,6 @@
     </w:tblStylePr>
     <w:tblStylePr w:type="nwCell">
       <w:rPr>
-        <w:rFonts w:ascii="Arial" w:eastAsia="Arial" w:hAnsi="Arial" w:cs="Arial"/>
         <w:color w:val="FFFFFF" w:themeColor="background1"/>
       </w:rPr>
       <w:tblPr/>
@@ -5056,7 +5479,6 @@
         <w:spacing w:before="0" w:after="0" w:line="240" w:lineRule="auto"/>
       </w:pPr>
       <w:rPr>
-        <w:rFonts w:ascii="Arial" w:eastAsia="Arial" w:hAnsi="Arial" w:cs="Arial"/>
         <w:b/>
         <w:bCs/>
         <w:color w:val="FFFFFF" w:themeColor="background1"/>
@@ -5079,7 +5501,6 @@
         <w:spacing w:before="0" w:after="0" w:line="240" w:lineRule="auto"/>
       </w:pPr>
       <w:rPr>
-        <w:rFonts w:ascii="Arial" w:eastAsia="Arial" w:hAnsi="Arial" w:cs="Arial"/>
         <w:color w:val="auto"/>
       </w:rPr>
       <w:tblPr/>
@@ -5097,7 +5518,6 @@
     </w:tblStylePr>
     <w:tblStylePr w:type="firstCol">
       <w:rPr>
-        <w:rFonts w:ascii="Arial" w:eastAsia="Arial" w:hAnsi="Arial" w:cs="Arial"/>
         <w:b/>
         <w:bCs/>
         <w:color w:val="FFFFFF" w:themeColor="background1"/>
@@ -5117,7 +5537,6 @@
     </w:tblStylePr>
     <w:tblStylePr w:type="lastCol">
       <w:rPr>
-        <w:rFonts w:ascii="Arial" w:eastAsia="Arial" w:hAnsi="Arial" w:cs="Arial"/>
         <w:b/>
         <w:bCs/>
         <w:color w:val="FFFFFF" w:themeColor="background1"/>
@@ -5166,7 +5585,6 @@
     </w:tblStylePr>
     <w:tblStylePr w:type="nwCell">
       <w:rPr>
-        <w:rFonts w:ascii="Arial" w:eastAsia="Arial" w:hAnsi="Arial" w:cs="Arial"/>
         <w:color w:val="FFFFFF" w:themeColor="background1"/>
       </w:rPr>
       <w:tblPr/>
@@ -5203,7 +5621,6 @@
         <w:spacing w:before="0" w:after="0" w:line="240" w:lineRule="auto"/>
       </w:pPr>
       <w:rPr>
-        <w:rFonts w:ascii="Arial" w:eastAsia="Arial" w:hAnsi="Arial" w:cs="Arial"/>
         <w:b/>
         <w:bCs/>
         <w:color w:val="FFFFFF" w:themeColor="background1"/>
@@ -5226,7 +5643,6 @@
         <w:spacing w:before="0" w:after="0" w:line="240" w:lineRule="auto"/>
       </w:pPr>
       <w:rPr>
-        <w:rFonts w:ascii="Arial" w:eastAsia="Arial" w:hAnsi="Arial" w:cs="Arial"/>
         <w:color w:val="auto"/>
       </w:rPr>
       <w:tblPr/>
@@ -5244,7 +5660,6 @@
     </w:tblStylePr>
     <w:tblStylePr w:type="firstCol">
       <w:rPr>
-        <w:rFonts w:ascii="Arial" w:eastAsia="Arial" w:hAnsi="Arial" w:cs="Arial"/>
         <w:b/>
         <w:bCs/>
         <w:color w:val="FFFFFF" w:themeColor="background1"/>
@@ -5264,7 +5679,6 @@
     </w:tblStylePr>
     <w:tblStylePr w:type="lastCol">
       <w:rPr>
-        <w:rFonts w:ascii="Arial" w:eastAsia="Arial" w:hAnsi="Arial" w:cs="Arial"/>
         <w:b/>
         <w:bCs/>
         <w:color w:val="FFFFFF" w:themeColor="background1"/>
@@ -5313,7 +5727,6 @@
     </w:tblStylePr>
     <w:tblStylePr w:type="nwCell">
       <w:rPr>
-        <w:rFonts w:ascii="Arial" w:eastAsia="Arial" w:hAnsi="Arial" w:cs="Arial"/>
         <w:color w:val="FFFFFF" w:themeColor="background1"/>
       </w:rPr>
       <w:tblPr/>
@@ -5350,7 +5763,6 @@
         <w:spacing w:before="0" w:after="0" w:line="240" w:lineRule="auto"/>
       </w:pPr>
       <w:rPr>
-        <w:rFonts w:ascii="Arial" w:eastAsia="Arial" w:hAnsi="Arial" w:cs="Arial"/>
         <w:b/>
         <w:bCs/>
         <w:color w:val="FFFFFF" w:themeColor="background1"/>
@@ -5373,7 +5785,6 @@
         <w:spacing w:before="0" w:after="0" w:line="240" w:lineRule="auto"/>
       </w:pPr>
       <w:rPr>
-        <w:rFonts w:ascii="Arial" w:eastAsia="Arial" w:hAnsi="Arial" w:cs="Arial"/>
         <w:color w:val="auto"/>
       </w:rPr>
       <w:tblPr/>
@@ -5391,7 +5802,6 @@
     </w:tblStylePr>
     <w:tblStylePr w:type="firstCol">
       <w:rPr>
-        <w:rFonts w:ascii="Arial" w:eastAsia="Arial" w:hAnsi="Arial" w:cs="Arial"/>
         <w:b/>
         <w:bCs/>
         <w:color w:val="FFFFFF" w:themeColor="background1"/>
@@ -5411,7 +5821,6 @@
     </w:tblStylePr>
     <w:tblStylePr w:type="lastCol">
       <w:rPr>
-        <w:rFonts w:ascii="Arial" w:eastAsia="Arial" w:hAnsi="Arial" w:cs="Arial"/>
         <w:b/>
         <w:bCs/>
         <w:color w:val="FFFFFF" w:themeColor="background1"/>
@@ -5460,7 +5869,6 @@
     </w:tblStylePr>
     <w:tblStylePr w:type="nwCell">
       <w:rPr>
-        <w:rFonts w:ascii="Arial" w:eastAsia="Arial" w:hAnsi="Arial" w:cs="Arial"/>
         <w:color w:val="FFFFFF" w:themeColor="background1"/>
       </w:rPr>
       <w:tblPr/>
@@ -5497,7 +5905,6 @@
         <w:spacing w:before="0" w:after="0" w:line="240" w:lineRule="auto"/>
       </w:pPr>
       <w:rPr>
-        <w:rFonts w:ascii="Arial" w:eastAsia="Arial" w:hAnsi="Arial" w:cs="Arial"/>
         <w:b/>
         <w:bCs/>
         <w:color w:val="FFFFFF" w:themeColor="background1"/>
@@ -5520,7 +5927,6 @@
         <w:spacing w:before="0" w:after="0" w:line="240" w:lineRule="auto"/>
       </w:pPr>
       <w:rPr>
-        <w:rFonts w:ascii="Arial" w:eastAsia="Arial" w:hAnsi="Arial" w:cs="Arial"/>
         <w:color w:val="auto"/>
       </w:rPr>
       <w:tblPr/>
@@ -5538,7 +5944,6 @@
     </w:tblStylePr>
     <w:tblStylePr w:type="firstCol">
       <w:rPr>
-        <w:rFonts w:ascii="Arial" w:eastAsia="Arial" w:hAnsi="Arial" w:cs="Arial"/>
         <w:b/>
         <w:bCs/>
         <w:color w:val="FFFFFF" w:themeColor="background1"/>
@@ -5558,7 +5963,6 @@
     </w:tblStylePr>
     <w:tblStylePr w:type="lastCol">
       <w:rPr>
-        <w:rFonts w:ascii="Arial" w:eastAsia="Arial" w:hAnsi="Arial" w:cs="Arial"/>
         <w:b/>
         <w:bCs/>
         <w:color w:val="FFFFFF" w:themeColor="background1"/>
@@ -5607,7 +6011,6 @@
     </w:tblStylePr>
     <w:tblStylePr w:type="nwCell">
       <w:rPr>
-        <w:rFonts w:ascii="Arial" w:eastAsia="Arial" w:hAnsi="Arial" w:cs="Arial"/>
         <w:color w:val="FFFFFF" w:themeColor="background1"/>
       </w:rPr>
       <w:tblPr/>
@@ -5644,7 +6047,6 @@
         <w:spacing w:before="0" w:after="0" w:line="240" w:lineRule="auto"/>
       </w:pPr>
       <w:rPr>
-        <w:rFonts w:ascii="Arial" w:eastAsia="Arial" w:hAnsi="Arial" w:cs="Arial"/>
         <w:b/>
         <w:bCs/>
         <w:color w:val="FFFFFF" w:themeColor="background1"/>
@@ -5667,7 +6069,6 @@
         <w:spacing w:before="0" w:after="0" w:line="240" w:lineRule="auto"/>
       </w:pPr>
       <w:rPr>
-        <w:rFonts w:ascii="Arial" w:eastAsia="Arial" w:hAnsi="Arial" w:cs="Arial"/>
         <w:color w:val="auto"/>
       </w:rPr>
       <w:tblPr/>
@@ -5685,7 +6086,6 @@
     </w:tblStylePr>
     <w:tblStylePr w:type="firstCol">
       <w:rPr>
-        <w:rFonts w:ascii="Arial" w:eastAsia="Arial" w:hAnsi="Arial" w:cs="Arial"/>
         <w:b/>
         <w:bCs/>
         <w:color w:val="FFFFFF" w:themeColor="background1"/>
@@ -5705,7 +6105,6 @@
     </w:tblStylePr>
     <w:tblStylePr w:type="lastCol">
       <w:rPr>
-        <w:rFonts w:ascii="Arial" w:eastAsia="Arial" w:hAnsi="Arial" w:cs="Arial"/>
         <w:b/>
         <w:bCs/>
         <w:color w:val="FFFFFF" w:themeColor="background1"/>
@@ -5754,7 +6153,6 @@
     </w:tblStylePr>
     <w:tblStylePr w:type="nwCell">
       <w:rPr>
-        <w:rFonts w:ascii="Arial" w:eastAsia="Arial" w:hAnsi="Arial" w:cs="Arial"/>
         <w:color w:val="FFFFFF" w:themeColor="background1"/>
       </w:rPr>
       <w:tblPr/>
@@ -5791,7 +6189,7 @@
     </w:tblPr>
     <w:tblStylePr w:type="firstRow">
       <w:rPr>
-        <w:rFonts w:ascii="Arial" w:eastAsia="Arial" w:hAnsi="Arial" w:cs="Arial"/>
+        <w:rFonts w:asciiTheme="majorHAnsi" w:eastAsiaTheme="majorEastAsia" w:hAnsiTheme="majorHAnsi" w:cstheme="majorBidi"/>
       </w:rPr>
       <w:tblPr/>
       <w:tcPr>
@@ -5803,7 +6201,6 @@
     </w:tblStylePr>
     <w:tblStylePr w:type="lastRow">
       <w:rPr>
-        <w:rFonts w:ascii="Arial" w:eastAsia="Arial" w:hAnsi="Arial" w:cs="Arial"/>
         <w:b/>
         <w:bCs/>
         <w:color w:val="1F497D" w:themeColor="text2"/>
@@ -5818,14 +6215,12 @@
     </w:tblStylePr>
     <w:tblStylePr w:type="firstCol">
       <w:rPr>
-        <w:rFonts w:ascii="Arial" w:eastAsia="Arial" w:hAnsi="Arial" w:cs="Arial"/>
         <w:b/>
         <w:bCs/>
       </w:rPr>
     </w:tblStylePr>
     <w:tblStylePr w:type="lastCol">
       <w:rPr>
-        <w:rFonts w:ascii="Arial" w:eastAsia="Arial" w:hAnsi="Arial" w:cs="Arial"/>
         <w:b/>
         <w:bCs/>
       </w:rPr>
@@ -5871,7 +6266,7 @@
     </w:tblPr>
     <w:tblStylePr w:type="firstRow">
       <w:rPr>
-        <w:rFonts w:ascii="Arial" w:eastAsia="Arial" w:hAnsi="Arial" w:cs="Arial"/>
+        <w:rFonts w:asciiTheme="majorHAnsi" w:eastAsiaTheme="majorEastAsia" w:hAnsiTheme="majorHAnsi" w:cstheme="majorBidi"/>
       </w:rPr>
       <w:tblPr/>
       <w:tcPr>
@@ -5883,7 +6278,6 @@
     </w:tblStylePr>
     <w:tblStylePr w:type="lastRow">
       <w:rPr>
-        <w:rFonts w:ascii="Arial" w:eastAsia="Arial" w:hAnsi="Arial" w:cs="Arial"/>
         <w:b/>
         <w:bCs/>
         <w:color w:val="1F497D" w:themeColor="text2"/>
@@ -5898,14 +6292,12 @@
     </w:tblStylePr>
     <w:tblStylePr w:type="firstCol">
       <w:rPr>
-        <w:rFonts w:ascii="Arial" w:eastAsia="Arial" w:hAnsi="Arial" w:cs="Arial"/>
         <w:b/>
         <w:bCs/>
       </w:rPr>
     </w:tblStylePr>
     <w:tblStylePr w:type="lastCol">
       <w:rPr>
-        <w:rFonts w:ascii="Arial" w:eastAsia="Arial" w:hAnsi="Arial" w:cs="Arial"/>
         <w:b/>
         <w:bCs/>
       </w:rPr>
@@ -5951,7 +6343,7 @@
     </w:tblPr>
     <w:tblStylePr w:type="firstRow">
       <w:rPr>
-        <w:rFonts w:ascii="Arial" w:eastAsia="Arial" w:hAnsi="Arial" w:cs="Arial"/>
+        <w:rFonts w:asciiTheme="majorHAnsi" w:eastAsiaTheme="majorEastAsia" w:hAnsiTheme="majorHAnsi" w:cstheme="majorBidi"/>
       </w:rPr>
       <w:tblPr/>
       <w:tcPr>
@@ -5963,7 +6355,6 @@
     </w:tblStylePr>
     <w:tblStylePr w:type="lastRow">
       <w:rPr>
-        <w:rFonts w:ascii="Arial" w:eastAsia="Arial" w:hAnsi="Arial" w:cs="Arial"/>
         <w:b/>
         <w:bCs/>
         <w:color w:val="1F497D" w:themeColor="text2"/>
@@ -5978,14 +6369,12 @@
     </w:tblStylePr>
     <w:tblStylePr w:type="firstCol">
       <w:rPr>
-        <w:rFonts w:ascii="Arial" w:eastAsia="Arial" w:hAnsi="Arial" w:cs="Arial"/>
         <w:b/>
         <w:bCs/>
       </w:rPr>
     </w:tblStylePr>
     <w:tblStylePr w:type="lastCol">
       <w:rPr>
-        <w:rFonts w:ascii="Arial" w:eastAsia="Arial" w:hAnsi="Arial" w:cs="Arial"/>
         <w:b/>
         <w:bCs/>
       </w:rPr>
@@ -6031,7 +6420,7 @@
     </w:tblPr>
     <w:tblStylePr w:type="firstRow">
       <w:rPr>
-        <w:rFonts w:ascii="Arial" w:eastAsia="Arial" w:hAnsi="Arial" w:cs="Arial"/>
+        <w:rFonts w:asciiTheme="majorHAnsi" w:eastAsiaTheme="majorEastAsia" w:hAnsiTheme="majorHAnsi" w:cstheme="majorBidi"/>
       </w:rPr>
       <w:tblPr/>
       <w:tcPr>
@@ -6043,7 +6432,6 @@
     </w:tblStylePr>
     <w:tblStylePr w:type="lastRow">
       <w:rPr>
-        <w:rFonts w:ascii="Arial" w:eastAsia="Arial" w:hAnsi="Arial" w:cs="Arial"/>
         <w:b/>
         <w:bCs/>
         <w:color w:val="1F497D" w:themeColor="text2"/>
@@ -6058,14 +6446,12 @@
     </w:tblStylePr>
     <w:tblStylePr w:type="firstCol">
       <w:rPr>
-        <w:rFonts w:ascii="Arial" w:eastAsia="Arial" w:hAnsi="Arial" w:cs="Arial"/>
         <w:b/>
         <w:bCs/>
       </w:rPr>
     </w:tblStylePr>
     <w:tblStylePr w:type="lastCol">
       <w:rPr>
-        <w:rFonts w:ascii="Arial" w:eastAsia="Arial" w:hAnsi="Arial" w:cs="Arial"/>
         <w:b/>
         <w:bCs/>
       </w:rPr>
@@ -6111,7 +6497,7 @@
     </w:tblPr>
     <w:tblStylePr w:type="firstRow">
       <w:rPr>
-        <w:rFonts w:ascii="Arial" w:eastAsia="Arial" w:hAnsi="Arial" w:cs="Arial"/>
+        <w:rFonts w:asciiTheme="majorHAnsi" w:eastAsiaTheme="majorEastAsia" w:hAnsiTheme="majorHAnsi" w:cstheme="majorBidi"/>
       </w:rPr>
       <w:tblPr/>
       <w:tcPr>
@@ -6123,7 +6509,6 @@
     </w:tblStylePr>
     <w:tblStylePr w:type="lastRow">
       <w:rPr>
-        <w:rFonts w:ascii="Arial" w:eastAsia="Arial" w:hAnsi="Arial" w:cs="Arial"/>
         <w:b/>
         <w:bCs/>
         <w:color w:val="1F497D" w:themeColor="text2"/>
@@ -6138,14 +6523,12 @@
     </w:tblStylePr>
     <w:tblStylePr w:type="firstCol">
       <w:rPr>
-        <w:rFonts w:ascii="Arial" w:eastAsia="Arial" w:hAnsi="Arial" w:cs="Arial"/>
         <w:b/>
         <w:bCs/>
       </w:rPr>
     </w:tblStylePr>
     <w:tblStylePr w:type="lastCol">
       <w:rPr>
-        <w:rFonts w:ascii="Arial" w:eastAsia="Arial" w:hAnsi="Arial" w:cs="Arial"/>
         <w:b/>
         <w:bCs/>
       </w:rPr>
@@ -6191,7 +6574,7 @@
     </w:tblPr>
     <w:tblStylePr w:type="firstRow">
       <w:rPr>
-        <w:rFonts w:ascii="Arial" w:eastAsia="Arial" w:hAnsi="Arial" w:cs="Arial"/>
+        <w:rFonts w:asciiTheme="majorHAnsi" w:eastAsiaTheme="majorEastAsia" w:hAnsiTheme="majorHAnsi" w:cstheme="majorBidi"/>
       </w:rPr>
       <w:tblPr/>
       <w:tcPr>
@@ -6203,7 +6586,6 @@
     </w:tblStylePr>
     <w:tblStylePr w:type="lastRow">
       <w:rPr>
-        <w:rFonts w:ascii="Arial" w:eastAsia="Arial" w:hAnsi="Arial" w:cs="Arial"/>
         <w:b/>
         <w:bCs/>
         <w:color w:val="1F497D" w:themeColor="text2"/>
@@ -6218,14 +6600,12 @@
     </w:tblStylePr>
     <w:tblStylePr w:type="firstCol">
       <w:rPr>
-        <w:rFonts w:ascii="Arial" w:eastAsia="Arial" w:hAnsi="Arial" w:cs="Arial"/>
         <w:b/>
         <w:bCs/>
       </w:rPr>
     </w:tblStylePr>
     <w:tblStylePr w:type="lastCol">
       <w:rPr>
-        <w:rFonts w:ascii="Arial" w:eastAsia="Arial" w:hAnsi="Arial" w:cs="Arial"/>
         <w:b/>
         <w:bCs/>
       </w:rPr>
@@ -6271,7 +6651,7 @@
     </w:tblPr>
     <w:tblStylePr w:type="firstRow">
       <w:rPr>
-        <w:rFonts w:ascii="Arial" w:eastAsia="Arial" w:hAnsi="Arial" w:cs="Arial"/>
+        <w:rFonts w:asciiTheme="majorHAnsi" w:eastAsiaTheme="majorEastAsia" w:hAnsiTheme="majorHAnsi" w:cstheme="majorBidi"/>
       </w:rPr>
       <w:tblPr/>
       <w:tcPr>
@@ -6283,7 +6663,6 @@
     </w:tblStylePr>
     <w:tblStylePr w:type="lastRow">
       <w:rPr>
-        <w:rFonts w:ascii="Arial" w:eastAsia="Arial" w:hAnsi="Arial" w:cs="Arial"/>
         <w:b/>
         <w:bCs/>
         <w:color w:val="1F497D" w:themeColor="text2"/>
@@ -6298,14 +6677,12 @@
     </w:tblStylePr>
     <w:tblStylePr w:type="firstCol">
       <w:rPr>
-        <w:rFonts w:ascii="Arial" w:eastAsia="Arial" w:hAnsi="Arial" w:cs="Arial"/>
         <w:b/>
         <w:bCs/>
       </w:rPr>
     </w:tblStylePr>
     <w:tblStylePr w:type="lastCol">
       <w:rPr>
-        <w:rFonts w:ascii="Arial" w:eastAsia="Arial" w:hAnsi="Arial" w:cs="Arial"/>
         <w:b/>
         <w:bCs/>
       </w:rPr>
@@ -6339,6 +6716,7 @@
       <w:spacing w:after="0" w:line="240" w:lineRule="auto"/>
     </w:pPr>
     <w:rPr>
+      <w:rFonts w:asciiTheme="majorHAnsi" w:eastAsiaTheme="majorEastAsia" w:hAnsiTheme="majorHAnsi" w:cstheme="majorBidi"/>
       <w:color w:val="000000" w:themeColor="text1"/>
     </w:rPr>
     <w:tblPr>
@@ -6353,7 +6731,6 @@
     </w:tblPr>
     <w:tblStylePr w:type="firstRow">
       <w:rPr>
-        <w:rFonts w:ascii="Arial" w:eastAsia="Arial" w:hAnsi="Arial" w:cs="Arial"/>
         <w:sz w:val="24"/>
         <w:szCs w:val="24"/>
       </w:rPr>
@@ -6460,6 +6837,7 @@
       <w:spacing w:after="0" w:line="240" w:lineRule="auto"/>
     </w:pPr>
     <w:rPr>
+      <w:rFonts w:asciiTheme="majorHAnsi" w:eastAsiaTheme="majorEastAsia" w:hAnsiTheme="majorHAnsi" w:cstheme="majorBidi"/>
       <w:color w:val="000000" w:themeColor="text1"/>
     </w:rPr>
     <w:tblPr>
@@ -6474,7 +6852,6 @@
     </w:tblPr>
     <w:tblStylePr w:type="firstRow">
       <w:rPr>
-        <w:rFonts w:ascii="Arial" w:eastAsia="Arial" w:hAnsi="Arial" w:cs="Arial"/>
         <w:sz w:val="24"/>
         <w:szCs w:val="24"/>
       </w:rPr>
@@ -6581,6 +6958,7 @@
       <w:spacing w:after="0" w:line="240" w:lineRule="auto"/>
     </w:pPr>
     <w:rPr>
+      <w:rFonts w:asciiTheme="majorHAnsi" w:eastAsiaTheme="majorEastAsia" w:hAnsiTheme="majorHAnsi" w:cstheme="majorBidi"/>
       <w:color w:val="000000" w:themeColor="text1"/>
     </w:rPr>
     <w:tblPr>
@@ -6595,7 +6973,6 @@
     </w:tblPr>
     <w:tblStylePr w:type="firstRow">
       <w:rPr>
-        <w:rFonts w:ascii="Arial" w:eastAsia="Arial" w:hAnsi="Arial" w:cs="Arial"/>
         <w:sz w:val="24"/>
         <w:szCs w:val="24"/>
       </w:rPr>
@@ -6702,6 +7079,7 @@
       <w:spacing w:after="0" w:line="240" w:lineRule="auto"/>
     </w:pPr>
     <w:rPr>
+      <w:rFonts w:asciiTheme="majorHAnsi" w:eastAsiaTheme="majorEastAsia" w:hAnsiTheme="majorHAnsi" w:cstheme="majorBidi"/>
       <w:color w:val="000000" w:themeColor="text1"/>
     </w:rPr>
     <w:tblPr>
@@ -6716,7 +7094,6 @@
     </w:tblPr>
     <w:tblStylePr w:type="firstRow">
       <w:rPr>
-        <w:rFonts w:ascii="Arial" w:eastAsia="Arial" w:hAnsi="Arial" w:cs="Arial"/>
         <w:sz w:val="24"/>
         <w:szCs w:val="24"/>
       </w:rPr>
@@ -6823,6 +7200,7 @@
       <w:spacing w:after="0" w:line="240" w:lineRule="auto"/>
     </w:pPr>
     <w:rPr>
+      <w:rFonts w:asciiTheme="majorHAnsi" w:eastAsiaTheme="majorEastAsia" w:hAnsiTheme="majorHAnsi" w:cstheme="majorBidi"/>
       <w:color w:val="000000" w:themeColor="text1"/>
     </w:rPr>
     <w:tblPr>
@@ -6837,7 +7215,6 @@
     </w:tblPr>
     <w:tblStylePr w:type="firstRow">
       <w:rPr>
-        <w:rFonts w:ascii="Arial" w:eastAsia="Arial" w:hAnsi="Arial" w:cs="Arial"/>
         <w:sz w:val="24"/>
         <w:szCs w:val="24"/>
       </w:rPr>
@@ -6944,6 +7321,7 @@
       <w:spacing w:after="0" w:line="240" w:lineRule="auto"/>
     </w:pPr>
     <w:rPr>
+      <w:rFonts w:asciiTheme="majorHAnsi" w:eastAsiaTheme="majorEastAsia" w:hAnsiTheme="majorHAnsi" w:cstheme="majorBidi"/>
       <w:color w:val="000000" w:themeColor="text1"/>
     </w:rPr>
     <w:tblPr>
@@ -6958,7 +7336,6 @@
     </w:tblPr>
     <w:tblStylePr w:type="firstRow">
       <w:rPr>
-        <w:rFonts w:ascii="Arial" w:eastAsia="Arial" w:hAnsi="Arial" w:cs="Arial"/>
         <w:sz w:val="24"/>
         <w:szCs w:val="24"/>
       </w:rPr>
@@ -7065,6 +7442,7 @@
       <w:spacing w:after="0" w:line="240" w:lineRule="auto"/>
     </w:pPr>
     <w:rPr>
+      <w:rFonts w:asciiTheme="majorHAnsi" w:eastAsiaTheme="majorEastAsia" w:hAnsiTheme="majorHAnsi" w:cstheme="majorBidi"/>
       <w:color w:val="000000" w:themeColor="text1"/>
     </w:rPr>
     <w:tblPr>
@@ -7079,7 +7457,6 @@
     </w:tblPr>
     <w:tblStylePr w:type="firstRow">
       <w:rPr>
-        <w:rFonts w:ascii="Arial" w:eastAsia="Arial" w:hAnsi="Arial" w:cs="Arial"/>
         <w:sz w:val="24"/>
         <w:szCs w:val="24"/>
       </w:rPr>
@@ -7202,14 +7579,12 @@
     </w:tcPr>
     <w:tblStylePr w:type="firstRow">
       <w:rPr>
-        <w:rFonts w:ascii="Arial" w:eastAsia="Arial" w:hAnsi="Arial" w:cs="Arial"/>
         <w:b/>
         <w:bCs/>
       </w:rPr>
     </w:tblStylePr>
     <w:tblStylePr w:type="lastRow">
       <w:rPr>
-        <w:rFonts w:ascii="Arial" w:eastAsia="Arial" w:hAnsi="Arial" w:cs="Arial"/>
         <w:b/>
         <w:bCs/>
       </w:rPr>
@@ -7222,14 +7597,12 @@
     </w:tblStylePr>
     <w:tblStylePr w:type="firstCol">
       <w:rPr>
-        <w:rFonts w:ascii="Arial" w:eastAsia="Arial" w:hAnsi="Arial" w:cs="Arial"/>
         <w:b/>
         <w:bCs/>
       </w:rPr>
     </w:tblStylePr>
     <w:tblStylePr w:type="lastCol">
       <w:rPr>
-        <w:rFonts w:ascii="Arial" w:eastAsia="Arial" w:hAnsi="Arial" w:cs="Arial"/>
         <w:b/>
         <w:bCs/>
       </w:rPr>
@@ -7272,14 +7645,12 @@
     </w:tcPr>
     <w:tblStylePr w:type="firstRow">
       <w:rPr>
-        <w:rFonts w:ascii="Arial" w:eastAsia="Arial" w:hAnsi="Arial" w:cs="Arial"/>
         <w:b/>
         <w:bCs/>
       </w:rPr>
     </w:tblStylePr>
     <w:tblStylePr w:type="lastRow">
       <w:rPr>
-        <w:rFonts w:ascii="Arial" w:eastAsia="Arial" w:hAnsi="Arial" w:cs="Arial"/>
         <w:b/>
         <w:bCs/>
       </w:rPr>
@@ -7292,14 +7663,12 @@
     </w:tblStylePr>
     <w:tblStylePr w:type="firstCol">
       <w:rPr>
-        <w:rFonts w:ascii="Arial" w:eastAsia="Arial" w:hAnsi="Arial" w:cs="Arial"/>
         <w:b/>
         <w:bCs/>
       </w:rPr>
     </w:tblStylePr>
     <w:tblStylePr w:type="lastCol">
       <w:rPr>
-        <w:rFonts w:ascii="Arial" w:eastAsia="Arial" w:hAnsi="Arial" w:cs="Arial"/>
         <w:b/>
         <w:bCs/>
       </w:rPr>
@@ -7342,14 +7711,12 @@
     </w:tcPr>
     <w:tblStylePr w:type="firstRow">
       <w:rPr>
-        <w:rFonts w:ascii="Arial" w:eastAsia="Arial" w:hAnsi="Arial" w:cs="Arial"/>
         <w:b/>
         <w:bCs/>
       </w:rPr>
     </w:tblStylePr>
     <w:tblStylePr w:type="lastRow">
       <w:rPr>
-        <w:rFonts w:ascii="Arial" w:eastAsia="Arial" w:hAnsi="Arial" w:cs="Arial"/>
         <w:b/>
         <w:bCs/>
       </w:rPr>
@@ -7362,14 +7729,12 @@
     </w:tblStylePr>
     <w:tblStylePr w:type="firstCol">
       <w:rPr>
-        <w:rFonts w:ascii="Arial" w:eastAsia="Arial" w:hAnsi="Arial" w:cs="Arial"/>
         <w:b/>
         <w:bCs/>
       </w:rPr>
     </w:tblStylePr>
     <w:tblStylePr w:type="lastCol">
       <w:rPr>
-        <w:rFonts w:ascii="Arial" w:eastAsia="Arial" w:hAnsi="Arial" w:cs="Arial"/>
         <w:b/>
         <w:bCs/>
       </w:rPr>
@@ -7412,14 +7777,12 @@
     </w:tcPr>
     <w:tblStylePr w:type="firstRow">
       <w:rPr>
-        <w:rFonts w:ascii="Arial" w:eastAsia="Arial" w:hAnsi="Arial" w:cs="Arial"/>
         <w:b/>
         <w:bCs/>
       </w:rPr>
     </w:tblStylePr>
     <w:tblStylePr w:type="lastRow">
       <w:rPr>
-        <w:rFonts w:ascii="Arial" w:eastAsia="Arial" w:hAnsi="Arial" w:cs="Arial"/>
         <w:b/>
         <w:bCs/>
       </w:rPr>
@@ -7432,14 +7795,12 @@
     </w:tblStylePr>
     <w:tblStylePr w:type="firstCol">
       <w:rPr>
-        <w:rFonts w:ascii="Arial" w:eastAsia="Arial" w:hAnsi="Arial" w:cs="Arial"/>
         <w:b/>
         <w:bCs/>
       </w:rPr>
     </w:tblStylePr>
     <w:tblStylePr w:type="lastCol">
       <w:rPr>
-        <w:rFonts w:ascii="Arial" w:eastAsia="Arial" w:hAnsi="Arial" w:cs="Arial"/>
         <w:b/>
         <w:bCs/>
       </w:rPr>
@@ -7482,14 +7843,12 @@
     </w:tcPr>
     <w:tblStylePr w:type="firstRow">
       <w:rPr>
-        <w:rFonts w:ascii="Arial" w:eastAsia="Arial" w:hAnsi="Arial" w:cs="Arial"/>
         <w:b/>
         <w:bCs/>
       </w:rPr>
     </w:tblStylePr>
     <w:tblStylePr w:type="lastRow">
       <w:rPr>
-        <w:rFonts w:ascii="Arial" w:eastAsia="Arial" w:hAnsi="Arial" w:cs="Arial"/>
         <w:b/>
         <w:bCs/>
       </w:rPr>
@@ -7502,14 +7861,12 @@
     </w:tblStylePr>
     <w:tblStylePr w:type="firstCol">
       <w:rPr>
-        <w:rFonts w:ascii="Arial" w:eastAsia="Arial" w:hAnsi="Arial" w:cs="Arial"/>
         <w:b/>
         <w:bCs/>
       </w:rPr>
     </w:tblStylePr>
     <w:tblStylePr w:type="lastCol">
       <w:rPr>
-        <w:rFonts w:ascii="Arial" w:eastAsia="Arial" w:hAnsi="Arial" w:cs="Arial"/>
         <w:b/>
         <w:bCs/>
       </w:rPr>
@@ -7552,14 +7909,12 @@
     </w:tcPr>
     <w:tblStylePr w:type="firstRow">
       <w:rPr>
-        <w:rFonts w:ascii="Arial" w:eastAsia="Arial" w:hAnsi="Arial" w:cs="Arial"/>
         <w:b/>
         <w:bCs/>
       </w:rPr>
     </w:tblStylePr>
     <w:tblStylePr w:type="lastRow">
       <w:rPr>
-        <w:rFonts w:ascii="Arial" w:eastAsia="Arial" w:hAnsi="Arial" w:cs="Arial"/>
         <w:b/>
         <w:bCs/>
       </w:rPr>
@@ -7572,14 +7927,12 @@
     </w:tblStylePr>
     <w:tblStylePr w:type="firstCol">
       <w:rPr>
-        <w:rFonts w:ascii="Arial" w:eastAsia="Arial" w:hAnsi="Arial" w:cs="Arial"/>
         <w:b/>
         <w:bCs/>
       </w:rPr>
     </w:tblStylePr>
     <w:tblStylePr w:type="lastCol">
       <w:rPr>
-        <w:rFonts w:ascii="Arial" w:eastAsia="Arial" w:hAnsi="Arial" w:cs="Arial"/>
         <w:b/>
         <w:bCs/>
       </w:rPr>
@@ -7622,14 +7975,12 @@
     </w:tcPr>
     <w:tblStylePr w:type="firstRow">
       <w:rPr>
-        <w:rFonts w:ascii="Arial" w:eastAsia="Arial" w:hAnsi="Arial" w:cs="Arial"/>
         <w:b/>
         <w:bCs/>
       </w:rPr>
     </w:tblStylePr>
     <w:tblStylePr w:type="lastRow">
       <w:rPr>
-        <w:rFonts w:ascii="Arial" w:eastAsia="Arial" w:hAnsi="Arial" w:cs="Arial"/>
         <w:b/>
         <w:bCs/>
       </w:rPr>
@@ -7642,14 +7993,12 @@
     </w:tblStylePr>
     <w:tblStylePr w:type="firstCol">
       <w:rPr>
-        <w:rFonts w:ascii="Arial" w:eastAsia="Arial" w:hAnsi="Arial" w:cs="Arial"/>
         <w:b/>
         <w:bCs/>
       </w:rPr>
     </w:tblStylePr>
     <w:tblStylePr w:type="lastCol">
       <w:rPr>
-        <w:rFonts w:ascii="Arial" w:eastAsia="Arial" w:hAnsi="Arial" w:cs="Arial"/>
         <w:b/>
         <w:bCs/>
       </w:rPr>
@@ -7676,6 +8025,7 @@
       <w:spacing w:after="0" w:line="240" w:lineRule="auto"/>
     </w:pPr>
     <w:rPr>
+      <w:rFonts w:asciiTheme="majorHAnsi" w:eastAsiaTheme="majorEastAsia" w:hAnsiTheme="majorHAnsi" w:cstheme="majorBidi"/>
       <w:color w:val="000000" w:themeColor="text1"/>
     </w:rPr>
     <w:tblPr>
@@ -7695,7 +8045,6 @@
     </w:tcPr>
     <w:tblStylePr w:type="firstRow">
       <w:rPr>
-        <w:rFonts w:ascii="Arial" w:eastAsia="Arial" w:hAnsi="Arial" w:cs="Arial"/>
         <w:b/>
         <w:bCs/>
         <w:color w:val="000000" w:themeColor="text1"/>
@@ -7707,7 +8056,6 @@
     </w:tblStylePr>
     <w:tblStylePr w:type="lastRow">
       <w:rPr>
-        <w:rFonts w:ascii="Arial" w:eastAsia="Arial" w:hAnsi="Arial" w:cs="Arial"/>
         <w:b/>
         <w:bCs/>
         <w:color w:val="000000" w:themeColor="text1"/>
@@ -7727,7 +8075,6 @@
     </w:tblStylePr>
     <w:tblStylePr w:type="firstCol">
       <w:rPr>
-        <w:rFonts w:ascii="Arial" w:eastAsia="Arial" w:hAnsi="Arial" w:cs="Arial"/>
         <w:b/>
         <w:bCs/>
         <w:color w:val="000000" w:themeColor="text1"/>
@@ -7747,7 +8094,6 @@
     </w:tblStylePr>
     <w:tblStylePr w:type="lastCol">
       <w:rPr>
-        <w:rFonts w:ascii="Arial" w:eastAsia="Arial" w:hAnsi="Arial" w:cs="Arial"/>
         <w:b w:val="0"/>
         <w:bCs w:val="0"/>
         <w:color w:val="000000" w:themeColor="text1"/>
@@ -7797,6 +8143,7 @@
       <w:spacing w:after="0" w:line="240" w:lineRule="auto"/>
     </w:pPr>
     <w:rPr>
+      <w:rFonts w:asciiTheme="majorHAnsi" w:eastAsiaTheme="majorEastAsia" w:hAnsiTheme="majorHAnsi" w:cstheme="majorBidi"/>
       <w:color w:val="000000" w:themeColor="text1"/>
     </w:rPr>
     <w:tblPr>
@@ -7816,7 +8163,6 @@
     </w:tcPr>
     <w:tblStylePr w:type="firstRow">
       <w:rPr>
-        <w:rFonts w:ascii="Arial" w:eastAsia="Arial" w:hAnsi="Arial" w:cs="Arial"/>
         <w:b/>
         <w:bCs/>
         <w:color w:val="000000" w:themeColor="text1"/>
@@ -7828,7 +8174,6 @@
     </w:tblStylePr>
     <w:tblStylePr w:type="lastRow">
       <w:rPr>
-        <w:rFonts w:ascii="Arial" w:eastAsia="Arial" w:hAnsi="Arial" w:cs="Arial"/>
         <w:b/>
         <w:bCs/>
         <w:color w:val="000000" w:themeColor="text1"/>
@@ -7848,7 +8193,6 @@
     </w:tblStylePr>
     <w:tblStylePr w:type="firstCol">
       <w:rPr>
-        <w:rFonts w:ascii="Arial" w:eastAsia="Arial" w:hAnsi="Arial" w:cs="Arial"/>
         <w:b/>
         <w:bCs/>
         <w:color w:val="000000" w:themeColor="text1"/>
@@ -7868,7 +8212,6 @@
     </w:tblStylePr>
     <w:tblStylePr w:type="lastCol">
       <w:rPr>
-        <w:rFonts w:ascii="Arial" w:eastAsia="Arial" w:hAnsi="Arial" w:cs="Arial"/>
         <w:b w:val="0"/>
         <w:bCs w:val="0"/>
         <w:color w:val="000000" w:themeColor="text1"/>
@@ -7918,6 +8261,7 @@
       <w:spacing w:after="0" w:line="240" w:lineRule="auto"/>
     </w:pPr>
     <w:rPr>
+      <w:rFonts w:asciiTheme="majorHAnsi" w:eastAsiaTheme="majorEastAsia" w:hAnsiTheme="majorHAnsi" w:cstheme="majorBidi"/>
       <w:color w:val="000000" w:themeColor="text1"/>
     </w:rPr>
     <w:tblPr>
@@ -7937,7 +8281,6 @@
     </w:tcPr>
     <w:tblStylePr w:type="firstRow">
       <w:rPr>
-        <w:rFonts w:ascii="Arial" w:eastAsia="Arial" w:hAnsi="Arial" w:cs="Arial"/>
         <w:b/>
         <w:bCs/>
         <w:color w:val="000000" w:themeColor="text1"/>
@@ -7949,7 +8292,6 @@
     </w:tblStylePr>
     <w:tblStylePr w:type="lastRow">
       <w:rPr>
-        <w:rFonts w:ascii="Arial" w:eastAsia="Arial" w:hAnsi="Arial" w:cs="Arial"/>
         <w:b/>
         <w:bCs/>
         <w:color w:val="000000" w:themeColor="text1"/>
@@ -7969,7 +8311,6 @@
     </w:tblStylePr>
     <w:tblStylePr w:type="firstCol">
       <w:rPr>
-        <w:rFonts w:ascii="Arial" w:eastAsia="Arial" w:hAnsi="Arial" w:cs="Arial"/>
         <w:b/>
         <w:bCs/>
         <w:color w:val="000000" w:themeColor="text1"/>
@@ -7989,7 +8330,6 @@
     </w:tblStylePr>
     <w:tblStylePr w:type="lastCol">
       <w:rPr>
-        <w:rFonts w:ascii="Arial" w:eastAsia="Arial" w:hAnsi="Arial" w:cs="Arial"/>
         <w:b w:val="0"/>
         <w:bCs w:val="0"/>
         <w:color w:val="000000" w:themeColor="text1"/>
@@ -8039,6 +8379,7 @@
       <w:spacing w:after="0" w:line="240" w:lineRule="auto"/>
     </w:pPr>
     <w:rPr>
+      <w:rFonts w:asciiTheme="majorHAnsi" w:eastAsiaTheme="majorEastAsia" w:hAnsiTheme="majorHAnsi" w:cstheme="majorBidi"/>
       <w:color w:val="000000" w:themeColor="text1"/>
     </w:rPr>
     <w:tblPr>
@@ -8058,7 +8399,6 @@
     </w:tcPr>
     <w:tblStylePr w:type="firstRow">
       <w:rPr>
-        <w:rFonts w:ascii="Arial" w:eastAsia="Arial" w:hAnsi="Arial" w:cs="Arial"/>
         <w:b/>
         <w:bCs/>
         <w:color w:val="000000" w:themeColor="text1"/>
@@ -8070,7 +8410,6 @@
     </w:tblStylePr>
     <w:tblStylePr w:type="lastRow">
       <w:rPr>
-        <w:rFonts w:ascii="Arial" w:eastAsia="Arial" w:hAnsi="Arial" w:cs="Arial"/>
         <w:b/>
         <w:bCs/>
         <w:color w:val="000000" w:themeColor="text1"/>
@@ -8090,7 +8429,6 @@
     </w:tblStylePr>
     <w:tblStylePr w:type="firstCol">
       <w:rPr>
-        <w:rFonts w:ascii="Arial" w:eastAsia="Arial" w:hAnsi="Arial" w:cs="Arial"/>
         <w:b/>
         <w:bCs/>
         <w:color w:val="000000" w:themeColor="text1"/>
@@ -8110,7 +8448,6 @@
     </w:tblStylePr>
     <w:tblStylePr w:type="lastCol">
       <w:rPr>
-        <w:rFonts w:ascii="Arial" w:eastAsia="Arial" w:hAnsi="Arial" w:cs="Arial"/>
         <w:b w:val="0"/>
         <w:bCs w:val="0"/>
         <w:color w:val="000000" w:themeColor="text1"/>
@@ -8160,6 +8497,7 @@
       <w:spacing w:after="0" w:line="240" w:lineRule="auto"/>
     </w:pPr>
     <w:rPr>
+      <w:rFonts w:asciiTheme="majorHAnsi" w:eastAsiaTheme="majorEastAsia" w:hAnsiTheme="majorHAnsi" w:cstheme="majorBidi"/>
       <w:color w:val="000000" w:themeColor="text1"/>
     </w:rPr>
     <w:tblPr>
@@ -8179,7 +8517,6 @@
     </w:tcPr>
     <w:tblStylePr w:type="firstRow">
       <w:rPr>
-        <w:rFonts w:ascii="Arial" w:eastAsia="Arial" w:hAnsi="Arial" w:cs="Arial"/>
         <w:b/>
         <w:bCs/>
         <w:color w:val="000000" w:themeColor="text1"/>
@@ -8191,7 +8528,6 @@
     </w:tblStylePr>
     <w:tblStylePr w:type="lastRow">
       <w:rPr>
-        <w:rFonts w:ascii="Arial" w:eastAsia="Arial" w:hAnsi="Arial" w:cs="Arial"/>
         <w:b/>
         <w:bCs/>
         <w:color w:val="000000" w:themeColor="text1"/>
@@ -8211,7 +8547,6 @@
     </w:tblStylePr>
     <w:tblStylePr w:type="firstCol">
       <w:rPr>
-        <w:rFonts w:ascii="Arial" w:eastAsia="Arial" w:hAnsi="Arial" w:cs="Arial"/>
         <w:b/>
         <w:bCs/>
         <w:color w:val="000000" w:themeColor="text1"/>
@@ -8231,7 +8566,6 @@
     </w:tblStylePr>
     <w:tblStylePr w:type="lastCol">
       <w:rPr>
-        <w:rFonts w:ascii="Arial" w:eastAsia="Arial" w:hAnsi="Arial" w:cs="Arial"/>
         <w:b w:val="0"/>
         <w:bCs w:val="0"/>
         <w:color w:val="000000" w:themeColor="text1"/>
@@ -8281,6 +8615,7 @@
       <w:spacing w:after="0" w:line="240" w:lineRule="auto"/>
     </w:pPr>
     <w:rPr>
+      <w:rFonts w:asciiTheme="majorHAnsi" w:eastAsiaTheme="majorEastAsia" w:hAnsiTheme="majorHAnsi" w:cstheme="majorBidi"/>
       <w:color w:val="000000" w:themeColor="text1"/>
     </w:rPr>
     <w:tblPr>
@@ -8300,7 +8635,6 @@
     </w:tcPr>
     <w:tblStylePr w:type="firstRow">
       <w:rPr>
-        <w:rFonts w:ascii="Arial" w:eastAsia="Arial" w:hAnsi="Arial" w:cs="Arial"/>
         <w:b/>
         <w:bCs/>
         <w:color w:val="000000" w:themeColor="text1"/>
@@ -8312,7 +8646,6 @@
     </w:tblStylePr>
     <w:tblStylePr w:type="lastRow">
       <w:rPr>
-        <w:rFonts w:ascii="Arial" w:eastAsia="Arial" w:hAnsi="Arial" w:cs="Arial"/>
         <w:b/>
         <w:bCs/>
         <w:color w:val="000000" w:themeColor="text1"/>
@@ -8332,7 +8665,6 @@
     </w:tblStylePr>
     <w:tblStylePr w:type="firstCol">
       <w:rPr>
-        <w:rFonts w:ascii="Arial" w:eastAsia="Arial" w:hAnsi="Arial" w:cs="Arial"/>
         <w:b/>
         <w:bCs/>
         <w:color w:val="000000" w:themeColor="text1"/>
@@ -8352,7 +8684,6 @@
     </w:tblStylePr>
     <w:tblStylePr w:type="lastCol">
       <w:rPr>
-        <w:rFonts w:ascii="Arial" w:eastAsia="Arial" w:hAnsi="Arial" w:cs="Arial"/>
         <w:b w:val="0"/>
         <w:bCs w:val="0"/>
         <w:color w:val="000000" w:themeColor="text1"/>
@@ -8402,6 +8733,7 @@
       <w:spacing w:after="0" w:line="240" w:lineRule="auto"/>
     </w:pPr>
     <w:rPr>
+      <w:rFonts w:asciiTheme="majorHAnsi" w:eastAsiaTheme="majorEastAsia" w:hAnsiTheme="majorHAnsi" w:cstheme="majorBidi"/>
       <w:color w:val="000000" w:themeColor="text1"/>
     </w:rPr>
     <w:tblPr>
@@ -8421,7 +8753,6 @@
     </w:tcPr>
     <w:tblStylePr w:type="firstRow">
       <w:rPr>
-        <w:rFonts w:ascii="Arial" w:eastAsia="Arial" w:hAnsi="Arial" w:cs="Arial"/>
         <w:b/>
         <w:bCs/>
         <w:color w:val="000000" w:themeColor="text1"/>
@@ -8433,7 +8764,6 @@
     </w:tblStylePr>
     <w:tblStylePr w:type="lastRow">
       <w:rPr>
-        <w:rFonts w:ascii="Arial" w:eastAsia="Arial" w:hAnsi="Arial" w:cs="Arial"/>
         <w:b/>
         <w:bCs/>
         <w:color w:val="000000" w:themeColor="text1"/>
@@ -8453,7 +8783,6 @@
     </w:tblStylePr>
     <w:tblStylePr w:type="firstCol">
       <w:rPr>
-        <w:rFonts w:ascii="Arial" w:eastAsia="Arial" w:hAnsi="Arial" w:cs="Arial"/>
         <w:b/>
         <w:bCs/>
         <w:color w:val="000000" w:themeColor="text1"/>
@@ -8473,7 +8802,6 @@
     </w:tblStylePr>
     <w:tblStylePr w:type="lastCol">
       <w:rPr>
-        <w:rFonts w:ascii="Arial" w:eastAsia="Arial" w:hAnsi="Arial" w:cs="Arial"/>
         <w:b w:val="0"/>
         <w:bCs w:val="0"/>
         <w:color w:val="000000" w:themeColor="text1"/>
@@ -8539,7 +8867,6 @@
     </w:tcPr>
     <w:tblStylePr w:type="firstRow">
       <w:rPr>
-        <w:rFonts w:ascii="Arial" w:eastAsia="Arial" w:hAnsi="Arial" w:cs="Arial"/>
         <w:b/>
         <w:bCs/>
         <w:i w:val="0"/>
@@ -8561,7 +8888,6 @@
     </w:tblStylePr>
     <w:tblStylePr w:type="lastRow">
       <w:rPr>
-        <w:rFonts w:ascii="Arial" w:eastAsia="Arial" w:hAnsi="Arial" w:cs="Arial"/>
         <w:b/>
         <w:bCs/>
         <w:i w:val="0"/>
@@ -8583,7 +8909,6 @@
     </w:tblStylePr>
     <w:tblStylePr w:type="firstCol">
       <w:rPr>
-        <w:rFonts w:ascii="Arial" w:eastAsia="Arial" w:hAnsi="Arial" w:cs="Arial"/>
         <w:b/>
         <w:bCs/>
         <w:i w:val="0"/>
@@ -8603,7 +8928,6 @@
     </w:tblStylePr>
     <w:tblStylePr w:type="lastCol">
       <w:rPr>
-        <w:rFonts w:ascii="Arial" w:eastAsia="Arial" w:hAnsi="Arial" w:cs="Arial"/>
         <w:b/>
         <w:bCs/>
         <w:i w:val="0"/>
@@ -8677,7 +9001,6 @@
     </w:tcPr>
     <w:tblStylePr w:type="firstRow">
       <w:rPr>
-        <w:rFonts w:ascii="Arial" w:eastAsia="Arial" w:hAnsi="Arial" w:cs="Arial"/>
         <w:b/>
         <w:bCs/>
         <w:i w:val="0"/>
@@ -8699,7 +9022,6 @@
     </w:tblStylePr>
     <w:tblStylePr w:type="lastRow">
       <w:rPr>
-        <w:rFonts w:ascii="Arial" w:eastAsia="Arial" w:hAnsi="Arial" w:cs="Arial"/>
         <w:b/>
         <w:bCs/>
         <w:i w:val="0"/>
@@ -8721,7 +9043,6 @@
     </w:tblStylePr>
     <w:tblStylePr w:type="firstCol">
       <w:rPr>
-        <w:rFonts w:ascii="Arial" w:eastAsia="Arial" w:hAnsi="Arial" w:cs="Arial"/>
         <w:b/>
         <w:bCs/>
         <w:i w:val="0"/>
@@ -8741,7 +9062,6 @@
     </w:tblStylePr>
     <w:tblStylePr w:type="lastCol">
       <w:rPr>
-        <w:rFonts w:ascii="Arial" w:eastAsia="Arial" w:hAnsi="Arial" w:cs="Arial"/>
         <w:b/>
         <w:bCs/>
         <w:i w:val="0"/>
@@ -8815,7 +9135,6 @@
     </w:tcPr>
     <w:tblStylePr w:type="firstRow">
       <w:rPr>
-        <w:rFonts w:ascii="Arial" w:eastAsia="Arial" w:hAnsi="Arial" w:cs="Arial"/>
         <w:b/>
         <w:bCs/>
         <w:i w:val="0"/>
@@ -8837,7 +9156,6 @@
     </w:tblStylePr>
     <w:tblStylePr w:type="lastRow">
       <w:rPr>
-        <w:rFonts w:ascii="Arial" w:eastAsia="Arial" w:hAnsi="Arial" w:cs="Arial"/>
         <w:b/>
         <w:bCs/>
         <w:i w:val="0"/>
@@ -8859,7 +9177,6 @@
     </w:tblStylePr>
     <w:tblStylePr w:type="firstCol">
       <w:rPr>
-        <w:rFonts w:ascii="Arial" w:eastAsia="Arial" w:hAnsi="Arial" w:cs="Arial"/>
         <w:b/>
         <w:bCs/>
         <w:i w:val="0"/>
@@ -8879,7 +9196,6 @@
     </w:tblStylePr>
     <w:tblStylePr w:type="lastCol">
       <w:rPr>
-        <w:rFonts w:ascii="Arial" w:eastAsia="Arial" w:hAnsi="Arial" w:cs="Arial"/>
         <w:b/>
         <w:bCs/>
         <w:i w:val="0"/>
@@ -8953,7 +9269,6 @@
     </w:tcPr>
     <w:tblStylePr w:type="firstRow">
       <w:rPr>
-        <w:rFonts w:ascii="Arial" w:eastAsia="Arial" w:hAnsi="Arial" w:cs="Arial"/>
         <w:b/>
         <w:bCs/>
         <w:i w:val="0"/>
@@ -8975,7 +9290,6 @@
     </w:tblStylePr>
     <w:tblStylePr w:type="lastRow">
       <w:rPr>
-        <w:rFonts w:ascii="Arial" w:eastAsia="Arial" w:hAnsi="Arial" w:cs="Arial"/>
         <w:b/>
         <w:bCs/>
         <w:i w:val="0"/>
@@ -8997,7 +9311,6 @@
     </w:tblStylePr>
     <w:tblStylePr w:type="firstCol">
       <w:rPr>
-        <w:rFonts w:ascii="Arial" w:eastAsia="Arial" w:hAnsi="Arial" w:cs="Arial"/>
         <w:b/>
         <w:bCs/>
         <w:i w:val="0"/>
@@ -9017,7 +9330,6 @@
     </w:tblStylePr>
     <w:tblStylePr w:type="lastCol">
       <w:rPr>
-        <w:rFonts w:ascii="Arial" w:eastAsia="Arial" w:hAnsi="Arial" w:cs="Arial"/>
         <w:b/>
         <w:bCs/>
         <w:i w:val="0"/>
@@ -9091,7 +9403,6 @@
     </w:tcPr>
     <w:tblStylePr w:type="firstRow">
       <w:rPr>
-        <w:rFonts w:ascii="Arial" w:eastAsia="Arial" w:hAnsi="Arial" w:cs="Arial"/>
         <w:b/>
         <w:bCs/>
         <w:i w:val="0"/>
@@ -9113,7 +9424,6 @@
     </w:tblStylePr>
     <w:tblStylePr w:type="lastRow">
       <w:rPr>
-        <w:rFonts w:ascii="Arial" w:eastAsia="Arial" w:hAnsi="Arial" w:cs="Arial"/>
         <w:b/>
         <w:bCs/>
         <w:i w:val="0"/>
@@ -9135,7 +9445,6 @@
     </w:tblStylePr>
     <w:tblStylePr w:type="firstCol">
       <w:rPr>
-        <w:rFonts w:ascii="Arial" w:eastAsia="Arial" w:hAnsi="Arial" w:cs="Arial"/>
         <w:b/>
         <w:bCs/>
         <w:i w:val="0"/>
@@ -9155,7 +9464,6 @@
     </w:tblStylePr>
     <w:tblStylePr w:type="lastCol">
       <w:rPr>
-        <w:rFonts w:ascii="Arial" w:eastAsia="Arial" w:hAnsi="Arial" w:cs="Arial"/>
         <w:b/>
         <w:bCs/>
         <w:i w:val="0"/>
@@ -9229,7 +9537,6 @@
     </w:tcPr>
     <w:tblStylePr w:type="firstRow">
       <w:rPr>
-        <w:rFonts w:ascii="Arial" w:eastAsia="Arial" w:hAnsi="Arial" w:cs="Arial"/>
         <w:b/>
         <w:bCs/>
         <w:i w:val="0"/>
@@ -9251,7 +9558,6 @@
     </w:tblStylePr>
     <w:tblStylePr w:type="lastRow">
       <w:rPr>
-        <w:rFonts w:ascii="Arial" w:eastAsia="Arial" w:hAnsi="Arial" w:cs="Arial"/>
         <w:b/>
         <w:bCs/>
         <w:i w:val="0"/>
@@ -9273,7 +9579,6 @@
     </w:tblStylePr>
     <w:tblStylePr w:type="firstCol">
       <w:rPr>
-        <w:rFonts w:ascii="Arial" w:eastAsia="Arial" w:hAnsi="Arial" w:cs="Arial"/>
         <w:b/>
         <w:bCs/>
         <w:i w:val="0"/>
@@ -9293,7 +9598,6 @@
     </w:tblStylePr>
     <w:tblStylePr w:type="lastCol">
       <w:rPr>
-        <w:rFonts w:ascii="Arial" w:eastAsia="Arial" w:hAnsi="Arial" w:cs="Arial"/>
         <w:b/>
         <w:bCs/>
         <w:i w:val="0"/>
@@ -9367,7 +9671,6 @@
     </w:tcPr>
     <w:tblStylePr w:type="firstRow">
       <w:rPr>
-        <w:rFonts w:ascii="Arial" w:eastAsia="Arial" w:hAnsi="Arial" w:cs="Arial"/>
         <w:b/>
         <w:bCs/>
         <w:i w:val="0"/>
@@ -9389,7 +9692,6 @@
     </w:tblStylePr>
     <w:tblStylePr w:type="lastRow">
       <w:rPr>
-        <w:rFonts w:ascii="Arial" w:eastAsia="Arial" w:hAnsi="Arial" w:cs="Arial"/>
         <w:b/>
         <w:bCs/>
         <w:i w:val="0"/>
@@ -9411,7 +9713,6 @@
     </w:tblStylePr>
     <w:tblStylePr w:type="firstCol">
       <w:rPr>
-        <w:rFonts w:ascii="Arial" w:eastAsia="Arial" w:hAnsi="Arial" w:cs="Arial"/>
         <w:b/>
         <w:bCs/>
         <w:i w:val="0"/>
@@ -9431,7 +9732,6 @@
     </w:tblStylePr>
     <w:tblStylePr w:type="lastCol">
       <w:rPr>
-        <w:rFonts w:ascii="Arial" w:eastAsia="Arial" w:hAnsi="Arial" w:cs="Arial"/>
         <w:b/>
         <w:bCs/>
         <w:i w:val="0"/>
@@ -9500,7 +9800,6 @@
     </w:tcPr>
     <w:tblStylePr w:type="firstRow">
       <w:rPr>
-        <w:rFonts w:ascii="Arial" w:eastAsia="Arial" w:hAnsi="Arial" w:cs="Arial"/>
         <w:b/>
         <w:bCs/>
       </w:rPr>
@@ -9608,7 +9907,6 @@
     </w:tcPr>
     <w:tblStylePr w:type="firstRow">
       <w:rPr>
-        <w:rFonts w:ascii="Arial" w:eastAsia="Arial" w:hAnsi="Arial" w:cs="Arial"/>
         <w:b/>
         <w:bCs/>
       </w:rPr>
@@ -9716,7 +10014,6 @@
     </w:tcPr>
     <w:tblStylePr w:type="firstRow">
       <w:rPr>
-        <w:rFonts w:ascii="Arial" w:eastAsia="Arial" w:hAnsi="Arial" w:cs="Arial"/>
         <w:b/>
         <w:bCs/>
       </w:rPr>
@@ -9824,7 +10121,6 @@
     </w:tcPr>
     <w:tblStylePr w:type="firstRow">
       <w:rPr>
-        <w:rFonts w:ascii="Arial" w:eastAsia="Arial" w:hAnsi="Arial" w:cs="Arial"/>
         <w:b/>
         <w:bCs/>
       </w:rPr>
@@ -9932,7 +10228,6 @@
     </w:tcPr>
     <w:tblStylePr w:type="firstRow">
       <w:rPr>
-        <w:rFonts w:ascii="Arial" w:eastAsia="Arial" w:hAnsi="Arial" w:cs="Arial"/>
         <w:b/>
         <w:bCs/>
       </w:rPr>
@@ -10040,7 +10335,6 @@
     </w:tcPr>
     <w:tblStylePr w:type="firstRow">
       <w:rPr>
-        <w:rFonts w:ascii="Arial" w:eastAsia="Arial" w:hAnsi="Arial" w:cs="Arial"/>
         <w:b/>
         <w:bCs/>
       </w:rPr>
@@ -10148,7 +10442,6 @@
     </w:tcPr>
     <w:tblStylePr w:type="firstRow">
       <w:rPr>
-        <w:rFonts w:ascii="Arial" w:eastAsia="Arial" w:hAnsi="Arial" w:cs="Arial"/>
         <w:b/>
         <w:bCs/>
       </w:rPr>
@@ -10264,7 +10557,6 @@
     </w:tcPr>
     <w:tblStylePr w:type="firstRow">
       <w:rPr>
-        <w:rFonts w:ascii="Arial" w:eastAsia="Arial" w:hAnsi="Arial" w:cs="Arial"/>
         <w:b/>
         <w:bCs/>
       </w:rPr>
@@ -10283,7 +10575,6 @@
     </w:tblStylePr>
     <w:tblStylePr w:type="lastRow">
       <w:rPr>
-        <w:rFonts w:ascii="Arial" w:eastAsia="Arial" w:hAnsi="Arial" w:cs="Arial"/>
         <w:b/>
         <w:bCs/>
         <w:color w:val="FFFFFF" w:themeColor="background1"/>
@@ -10298,7 +10589,6 @@
     </w:tblStylePr>
     <w:tblStylePr w:type="firstCol">
       <w:rPr>
-        <w:rFonts w:ascii="Arial" w:eastAsia="Arial" w:hAnsi="Arial" w:cs="Arial"/>
         <w:color w:val="FFFFFF" w:themeColor="background1"/>
       </w:rPr>
       <w:tblPr/>
@@ -10316,7 +10606,6 @@
     </w:tblStylePr>
     <w:tblStylePr w:type="lastCol">
       <w:rPr>
-        <w:rFonts w:ascii="Arial" w:eastAsia="Arial" w:hAnsi="Arial" w:cs="Arial"/>
         <w:color w:val="FFFFFF" w:themeColor="background1"/>
       </w:rPr>
       <w:tblPr/>
@@ -10346,13 +10635,11 @@
     </w:tblStylePr>
     <w:tblStylePr w:type="neCell">
       <w:rPr>
-        <w:rFonts w:ascii="Arial" w:eastAsia="Arial" w:hAnsi="Arial" w:cs="Arial"/>
         <w:color w:val="000000" w:themeColor="text1"/>
       </w:rPr>
     </w:tblStylePr>
     <w:tblStylePr w:type="nwCell">
       <w:rPr>
-        <w:rFonts w:ascii="Arial" w:eastAsia="Arial" w:hAnsi="Arial" w:cs="Arial"/>
         <w:color w:val="000000" w:themeColor="text1"/>
       </w:rPr>
     </w:tblStylePr>
@@ -10385,7 +10672,6 @@
     </w:tcPr>
     <w:tblStylePr w:type="firstRow">
       <w:rPr>
-        <w:rFonts w:ascii="Arial" w:eastAsia="Arial" w:hAnsi="Arial" w:cs="Arial"/>
         <w:b/>
         <w:bCs/>
       </w:rPr>
@@ -10404,7 +10690,6 @@
     </w:tblStylePr>
     <w:tblStylePr w:type="lastRow">
       <w:rPr>
-        <w:rFonts w:ascii="Arial" w:eastAsia="Arial" w:hAnsi="Arial" w:cs="Arial"/>
         <w:b/>
         <w:bCs/>
         <w:color w:val="FFFFFF" w:themeColor="background1"/>
@@ -10419,7 +10704,6 @@
     </w:tblStylePr>
     <w:tblStylePr w:type="firstCol">
       <w:rPr>
-        <w:rFonts w:ascii="Arial" w:eastAsia="Arial" w:hAnsi="Arial" w:cs="Arial"/>
         <w:color w:val="FFFFFF" w:themeColor="background1"/>
       </w:rPr>
       <w:tblPr/>
@@ -10437,7 +10721,6 @@
     </w:tblStylePr>
     <w:tblStylePr w:type="lastCol">
       <w:rPr>
-        <w:rFonts w:ascii="Arial" w:eastAsia="Arial" w:hAnsi="Arial" w:cs="Arial"/>
         <w:color w:val="FFFFFF" w:themeColor="background1"/>
       </w:rPr>
       <w:tblPr/>
@@ -10467,13 +10750,11 @@
     </w:tblStylePr>
     <w:tblStylePr w:type="neCell">
       <w:rPr>
-        <w:rFonts w:ascii="Arial" w:eastAsia="Arial" w:hAnsi="Arial" w:cs="Arial"/>
         <w:color w:val="000000" w:themeColor="text1"/>
       </w:rPr>
     </w:tblStylePr>
     <w:tblStylePr w:type="nwCell">
       <w:rPr>
-        <w:rFonts w:ascii="Arial" w:eastAsia="Arial" w:hAnsi="Arial" w:cs="Arial"/>
         <w:color w:val="000000" w:themeColor="text1"/>
       </w:rPr>
     </w:tblStylePr>
@@ -10506,7 +10787,6 @@
     </w:tcPr>
     <w:tblStylePr w:type="firstRow">
       <w:rPr>
-        <w:rFonts w:ascii="Arial" w:eastAsia="Arial" w:hAnsi="Arial" w:cs="Arial"/>
         <w:b/>
         <w:bCs/>
       </w:rPr>
@@ -10525,7 +10805,6 @@
     </w:tblStylePr>
     <w:tblStylePr w:type="lastRow">
       <w:rPr>
-        <w:rFonts w:ascii="Arial" w:eastAsia="Arial" w:hAnsi="Arial" w:cs="Arial"/>
         <w:b/>
         <w:bCs/>
         <w:color w:val="FFFFFF" w:themeColor="background1"/>
@@ -10540,7 +10819,6 @@
     </w:tblStylePr>
     <w:tblStylePr w:type="firstCol">
       <w:rPr>
-        <w:rFonts w:ascii="Arial" w:eastAsia="Arial" w:hAnsi="Arial" w:cs="Arial"/>
         <w:color w:val="FFFFFF" w:themeColor="background1"/>
       </w:rPr>
       <w:tblPr/>
@@ -10558,7 +10836,6 @@
     </w:tblStylePr>
     <w:tblStylePr w:type="lastCol">
       <w:rPr>
-        <w:rFonts w:ascii="Arial" w:eastAsia="Arial" w:hAnsi="Arial" w:cs="Arial"/>
         <w:color w:val="FFFFFF" w:themeColor="background1"/>
       </w:rPr>
       <w:tblPr/>
@@ -10588,13 +10865,11 @@
     </w:tblStylePr>
     <w:tblStylePr w:type="neCell">
       <w:rPr>
-        <w:rFonts w:ascii="Arial" w:eastAsia="Arial" w:hAnsi="Arial" w:cs="Arial"/>
         <w:color w:val="000000" w:themeColor="text1"/>
       </w:rPr>
     </w:tblStylePr>
     <w:tblStylePr w:type="nwCell">
       <w:rPr>
-        <w:rFonts w:ascii="Arial" w:eastAsia="Arial" w:hAnsi="Arial" w:cs="Arial"/>
         <w:color w:val="000000" w:themeColor="text1"/>
       </w:rPr>
     </w:tblStylePr>
@@ -10627,7 +10902,6 @@
     </w:tcPr>
     <w:tblStylePr w:type="firstRow">
       <w:rPr>
-        <w:rFonts w:ascii="Arial" w:eastAsia="Arial" w:hAnsi="Arial" w:cs="Arial"/>
         <w:b/>
         <w:bCs/>
       </w:rPr>
@@ -10646,7 +10920,6 @@
     </w:tblStylePr>
     <w:tblStylePr w:type="lastRow">
       <w:rPr>
-        <w:rFonts w:ascii="Arial" w:eastAsia="Arial" w:hAnsi="Arial" w:cs="Arial"/>
         <w:b/>
         <w:bCs/>
         <w:color w:val="FFFFFF" w:themeColor="background1"/>
@@ -10661,7 +10934,6 @@
     </w:tblStylePr>
     <w:tblStylePr w:type="firstCol">
       <w:rPr>
-        <w:rFonts w:ascii="Arial" w:eastAsia="Arial" w:hAnsi="Arial" w:cs="Arial"/>
         <w:color w:val="FFFFFF" w:themeColor="background1"/>
       </w:rPr>
       <w:tblPr/>
@@ -10679,7 +10951,6 @@
     </w:tblStylePr>
     <w:tblStylePr w:type="lastCol">
       <w:rPr>
-        <w:rFonts w:ascii="Arial" w:eastAsia="Arial" w:hAnsi="Arial" w:cs="Arial"/>
         <w:color w:val="FFFFFF" w:themeColor="background1"/>
       </w:rPr>
       <w:tblPr/>
@@ -10736,7 +11007,6 @@
     </w:tcPr>
     <w:tblStylePr w:type="firstRow">
       <w:rPr>
-        <w:rFonts w:ascii="Arial" w:eastAsia="Arial" w:hAnsi="Arial" w:cs="Arial"/>
         <w:b/>
         <w:bCs/>
       </w:rPr>
@@ -10755,7 +11025,6 @@
     </w:tblStylePr>
     <w:tblStylePr w:type="lastRow">
       <w:rPr>
-        <w:rFonts w:ascii="Arial" w:eastAsia="Arial" w:hAnsi="Arial" w:cs="Arial"/>
         <w:b/>
         <w:bCs/>
         <w:color w:val="FFFFFF" w:themeColor="background1"/>
@@ -10770,7 +11039,6 @@
     </w:tblStylePr>
     <w:tblStylePr w:type="firstCol">
       <w:rPr>
-        <w:rFonts w:ascii="Arial" w:eastAsia="Arial" w:hAnsi="Arial" w:cs="Arial"/>
         <w:color w:val="FFFFFF" w:themeColor="background1"/>
       </w:rPr>
       <w:tblPr/>
@@ -10788,7 +11056,6 @@
     </w:tblStylePr>
     <w:tblStylePr w:type="lastCol">
       <w:rPr>
-        <w:rFonts w:ascii="Arial" w:eastAsia="Arial" w:hAnsi="Arial" w:cs="Arial"/>
         <w:color w:val="FFFFFF" w:themeColor="background1"/>
       </w:rPr>
       <w:tblPr/>
@@ -10818,13 +11085,11 @@
     </w:tblStylePr>
     <w:tblStylePr w:type="neCell">
       <w:rPr>
-        <w:rFonts w:ascii="Arial" w:eastAsia="Arial" w:hAnsi="Arial" w:cs="Arial"/>
         <w:color w:val="000000" w:themeColor="text1"/>
       </w:rPr>
     </w:tblStylePr>
     <w:tblStylePr w:type="nwCell">
       <w:rPr>
-        <w:rFonts w:ascii="Arial" w:eastAsia="Arial" w:hAnsi="Arial" w:cs="Arial"/>
         <w:color w:val="000000" w:themeColor="text1"/>
       </w:rPr>
     </w:tblStylePr>
@@ -10857,7 +11122,6 @@
     </w:tcPr>
     <w:tblStylePr w:type="firstRow">
       <w:rPr>
-        <w:rFonts w:ascii="Arial" w:eastAsia="Arial" w:hAnsi="Arial" w:cs="Arial"/>
         <w:b/>
         <w:bCs/>
       </w:rPr>
@@ -10876,7 +11140,6 @@
     </w:tblStylePr>
     <w:tblStylePr w:type="lastRow">
       <w:rPr>
-        <w:rFonts w:ascii="Arial" w:eastAsia="Arial" w:hAnsi="Arial" w:cs="Arial"/>
         <w:b/>
         <w:bCs/>
         <w:color w:val="FFFFFF" w:themeColor="background1"/>
@@ -10891,7 +11154,6 @@
     </w:tblStylePr>
     <w:tblStylePr w:type="firstCol">
       <w:rPr>
-        <w:rFonts w:ascii="Arial" w:eastAsia="Arial" w:hAnsi="Arial" w:cs="Arial"/>
         <w:color w:val="FFFFFF" w:themeColor="background1"/>
       </w:rPr>
       <w:tblPr/>
@@ -10909,7 +11171,6 @@
     </w:tblStylePr>
     <w:tblStylePr w:type="lastCol">
       <w:rPr>
-        <w:rFonts w:ascii="Arial" w:eastAsia="Arial" w:hAnsi="Arial" w:cs="Arial"/>
         <w:color w:val="FFFFFF" w:themeColor="background1"/>
       </w:rPr>
       <w:tblPr/>
@@ -10939,13 +11200,11 @@
     </w:tblStylePr>
     <w:tblStylePr w:type="neCell">
       <w:rPr>
-        <w:rFonts w:ascii="Arial" w:eastAsia="Arial" w:hAnsi="Arial" w:cs="Arial"/>
         <w:color w:val="000000" w:themeColor="text1"/>
       </w:rPr>
     </w:tblStylePr>
     <w:tblStylePr w:type="nwCell">
       <w:rPr>
-        <w:rFonts w:ascii="Arial" w:eastAsia="Arial" w:hAnsi="Arial" w:cs="Arial"/>
         <w:color w:val="000000" w:themeColor="text1"/>
       </w:rPr>
     </w:tblStylePr>
@@ -10978,7 +11237,6 @@
     </w:tcPr>
     <w:tblStylePr w:type="firstRow">
       <w:rPr>
-        <w:rFonts w:ascii="Arial" w:eastAsia="Arial" w:hAnsi="Arial" w:cs="Arial"/>
         <w:b/>
         <w:bCs/>
       </w:rPr>
@@ -10997,7 +11255,6 @@
     </w:tblStylePr>
     <w:tblStylePr w:type="lastRow">
       <w:rPr>
-        <w:rFonts w:ascii="Arial" w:eastAsia="Arial" w:hAnsi="Arial" w:cs="Arial"/>
         <w:b/>
         <w:bCs/>
         <w:color w:val="FFFFFF" w:themeColor="background1"/>
@@ -11012,7 +11269,6 @@
     </w:tblStylePr>
     <w:tblStylePr w:type="firstCol">
       <w:rPr>
-        <w:rFonts w:ascii="Arial" w:eastAsia="Arial" w:hAnsi="Arial" w:cs="Arial"/>
         <w:color w:val="FFFFFF" w:themeColor="background1"/>
       </w:rPr>
       <w:tblPr/>
@@ -11030,7 +11286,6 @@
     </w:tblStylePr>
     <w:tblStylePr w:type="lastCol">
       <w:rPr>
-        <w:rFonts w:ascii="Arial" w:eastAsia="Arial" w:hAnsi="Arial" w:cs="Arial"/>
         <w:color w:val="FFFFFF" w:themeColor="background1"/>
       </w:rPr>
       <w:tblPr/>
@@ -11060,13 +11315,11 @@
     </w:tblStylePr>
     <w:tblStylePr w:type="neCell">
       <w:rPr>
-        <w:rFonts w:ascii="Arial" w:eastAsia="Arial" w:hAnsi="Arial" w:cs="Arial"/>
         <w:color w:val="000000" w:themeColor="text1"/>
       </w:rPr>
     </w:tblStylePr>
     <w:tblStylePr w:type="nwCell">
       <w:rPr>
-        <w:rFonts w:ascii="Arial" w:eastAsia="Arial" w:hAnsi="Arial" w:cs="Arial"/>
         <w:color w:val="000000" w:themeColor="text1"/>
       </w:rPr>
     </w:tblStylePr>
@@ -11091,7 +11344,6 @@
     </w:tcPr>
     <w:tblStylePr w:type="firstRow">
       <w:rPr>
-        <w:rFonts w:ascii="Arial" w:eastAsia="Arial" w:hAnsi="Arial" w:cs="Arial"/>
         <w:b/>
         <w:bCs/>
         <w:color w:val="FFFFFF" w:themeColor="background1"/>
@@ -11106,7 +11358,6 @@
     </w:tblStylePr>
     <w:tblStylePr w:type="lastRow">
       <w:rPr>
-        <w:rFonts w:ascii="Arial" w:eastAsia="Arial" w:hAnsi="Arial" w:cs="Arial"/>
         <w:b/>
         <w:bCs/>
         <w:color w:val="9E3A38" w:themeColor="accent2" w:themeShade="CC"/>
@@ -11121,14 +11372,12 @@
     </w:tblStylePr>
     <w:tblStylePr w:type="firstCol">
       <w:rPr>
-        <w:rFonts w:ascii="Arial" w:eastAsia="Arial" w:hAnsi="Arial" w:cs="Arial"/>
         <w:b/>
         <w:bCs/>
       </w:rPr>
     </w:tblStylePr>
     <w:tblStylePr w:type="lastCol">
       <w:rPr>
-        <w:rFonts w:ascii="Arial" w:eastAsia="Arial" w:hAnsi="Arial" w:cs="Arial"/>
         <w:b/>
         <w:bCs/>
       </w:rPr>
@@ -11174,7 +11423,6 @@
     </w:tcPr>
     <w:tblStylePr w:type="firstRow">
       <w:rPr>
-        <w:rFonts w:ascii="Arial" w:eastAsia="Arial" w:hAnsi="Arial" w:cs="Arial"/>
         <w:b/>
         <w:bCs/>
         <w:color w:val="FFFFFF" w:themeColor="background1"/>
@@ -11189,7 +11437,6 @@
     </w:tblStylePr>
     <w:tblStylePr w:type="lastRow">
       <w:rPr>
-        <w:rFonts w:ascii="Arial" w:eastAsia="Arial" w:hAnsi="Arial" w:cs="Arial"/>
         <w:b/>
         <w:bCs/>
         <w:color w:val="9E3A38" w:themeColor="accent2" w:themeShade="CC"/>
@@ -11204,14 +11451,12 @@
     </w:tblStylePr>
     <w:tblStylePr w:type="firstCol">
       <w:rPr>
-        <w:rFonts w:ascii="Arial" w:eastAsia="Arial" w:hAnsi="Arial" w:cs="Arial"/>
         <w:b/>
         <w:bCs/>
       </w:rPr>
     </w:tblStylePr>
     <w:tblStylePr w:type="lastCol">
       <w:rPr>
-        <w:rFonts w:ascii="Arial" w:eastAsia="Arial" w:hAnsi="Arial" w:cs="Arial"/>
         <w:b/>
         <w:bCs/>
       </w:rPr>
@@ -11257,7 +11502,6 @@
     </w:tcPr>
     <w:tblStylePr w:type="firstRow">
       <w:rPr>
-        <w:rFonts w:ascii="Arial" w:eastAsia="Arial" w:hAnsi="Arial" w:cs="Arial"/>
         <w:b/>
         <w:bCs/>
         <w:color w:val="FFFFFF" w:themeColor="background1"/>
@@ -11272,7 +11516,6 @@
     </w:tblStylePr>
     <w:tblStylePr w:type="lastRow">
       <w:rPr>
-        <w:rFonts w:ascii="Arial" w:eastAsia="Arial" w:hAnsi="Arial" w:cs="Arial"/>
         <w:b/>
         <w:bCs/>
         <w:color w:val="9E3A38" w:themeColor="accent2" w:themeShade="CC"/>
@@ -11287,14 +11530,12 @@
     </w:tblStylePr>
     <w:tblStylePr w:type="firstCol">
       <w:rPr>
-        <w:rFonts w:ascii="Arial" w:eastAsia="Arial" w:hAnsi="Arial" w:cs="Arial"/>
         <w:b/>
         <w:bCs/>
       </w:rPr>
     </w:tblStylePr>
     <w:tblStylePr w:type="lastCol">
       <w:rPr>
-        <w:rFonts w:ascii="Arial" w:eastAsia="Arial" w:hAnsi="Arial" w:cs="Arial"/>
         <w:b/>
         <w:bCs/>
       </w:rPr>
@@ -11340,7 +11581,6 @@
     </w:tcPr>
     <w:tblStylePr w:type="firstRow">
       <w:rPr>
-        <w:rFonts w:ascii="Arial" w:eastAsia="Arial" w:hAnsi="Arial" w:cs="Arial"/>
         <w:b/>
         <w:bCs/>
         <w:color w:val="FFFFFF" w:themeColor="background1"/>
@@ -11355,7 +11595,6 @@
     </w:tblStylePr>
     <w:tblStylePr w:type="lastRow">
       <w:rPr>
-        <w:rFonts w:ascii="Arial" w:eastAsia="Arial" w:hAnsi="Arial" w:cs="Arial"/>
         <w:b/>
         <w:bCs/>
         <w:color w:val="664E82" w:themeColor="accent4" w:themeShade="CC"/>
@@ -11370,14 +11609,12 @@
     </w:tblStylePr>
     <w:tblStylePr w:type="firstCol">
       <w:rPr>
-        <w:rFonts w:ascii="Arial" w:eastAsia="Arial" w:hAnsi="Arial" w:cs="Arial"/>
         <w:b/>
         <w:bCs/>
       </w:rPr>
     </w:tblStylePr>
     <w:tblStylePr w:type="lastCol">
       <w:rPr>
-        <w:rFonts w:ascii="Arial" w:eastAsia="Arial" w:hAnsi="Arial" w:cs="Arial"/>
         <w:b/>
         <w:bCs/>
       </w:rPr>
@@ -11423,7 +11660,6 @@
     </w:tcPr>
     <w:tblStylePr w:type="firstRow">
       <w:rPr>
-        <w:rFonts w:ascii="Arial" w:eastAsia="Arial" w:hAnsi="Arial" w:cs="Arial"/>
         <w:b/>
         <w:bCs/>
         <w:color w:val="FFFFFF" w:themeColor="background1"/>
@@ -11438,7 +11674,6 @@
     </w:tblStylePr>
     <w:tblStylePr w:type="lastRow">
       <w:rPr>
-        <w:rFonts w:ascii="Arial" w:eastAsia="Arial" w:hAnsi="Arial" w:cs="Arial"/>
         <w:b/>
         <w:bCs/>
         <w:color w:val="7E9C40" w:themeColor="accent3" w:themeShade="CC"/>
@@ -11453,14 +11688,12 @@
     </w:tblStylePr>
     <w:tblStylePr w:type="firstCol">
       <w:rPr>
-        <w:rFonts w:ascii="Arial" w:eastAsia="Arial" w:hAnsi="Arial" w:cs="Arial"/>
         <w:b/>
         <w:bCs/>
       </w:rPr>
     </w:tblStylePr>
     <w:tblStylePr w:type="lastCol">
       <w:rPr>
-        <w:rFonts w:ascii="Arial" w:eastAsia="Arial" w:hAnsi="Arial" w:cs="Arial"/>
         <w:b/>
         <w:bCs/>
       </w:rPr>
@@ -11506,7 +11739,6 @@
     </w:tcPr>
     <w:tblStylePr w:type="firstRow">
       <w:rPr>
-        <w:rFonts w:ascii="Arial" w:eastAsia="Arial" w:hAnsi="Arial" w:cs="Arial"/>
         <w:b/>
         <w:bCs/>
         <w:color w:val="FFFFFF" w:themeColor="background1"/>
@@ -11521,7 +11753,6 @@
     </w:tblStylePr>
     <w:tblStylePr w:type="lastRow">
       <w:rPr>
-        <w:rFonts w:ascii="Arial" w:eastAsia="Arial" w:hAnsi="Arial" w:cs="Arial"/>
         <w:b/>
         <w:bCs/>
         <w:color w:val="F2730A" w:themeColor="accent6" w:themeShade="CC"/>
@@ -11536,14 +11767,12 @@
     </w:tblStylePr>
     <w:tblStylePr w:type="firstCol">
       <w:rPr>
-        <w:rFonts w:ascii="Arial" w:eastAsia="Arial" w:hAnsi="Arial" w:cs="Arial"/>
         <w:b/>
         <w:bCs/>
       </w:rPr>
     </w:tblStylePr>
     <w:tblStylePr w:type="lastCol">
       <w:rPr>
-        <w:rFonts w:ascii="Arial" w:eastAsia="Arial" w:hAnsi="Arial" w:cs="Arial"/>
         <w:b/>
         <w:bCs/>
       </w:rPr>
@@ -11589,7 +11818,6 @@
     </w:tcPr>
     <w:tblStylePr w:type="firstRow">
       <w:rPr>
-        <w:rFonts w:ascii="Arial" w:eastAsia="Arial" w:hAnsi="Arial" w:cs="Arial"/>
         <w:b/>
         <w:bCs/>
         <w:color w:val="FFFFFF" w:themeColor="background1"/>
@@ -11604,7 +11832,6 @@
     </w:tblStylePr>
     <w:tblStylePr w:type="lastRow">
       <w:rPr>
-        <w:rFonts w:ascii="Arial" w:eastAsia="Arial" w:hAnsi="Arial" w:cs="Arial"/>
         <w:b/>
         <w:bCs/>
         <w:color w:val="348DA5" w:themeColor="accent5" w:themeShade="CC"/>
@@ -11619,14 +11846,12 @@
     </w:tblStylePr>
     <w:tblStylePr w:type="firstCol">
       <w:rPr>
-        <w:rFonts w:ascii="Arial" w:eastAsia="Arial" w:hAnsi="Arial" w:cs="Arial"/>
         <w:b/>
         <w:bCs/>
       </w:rPr>
     </w:tblStylePr>
     <w:tblStylePr w:type="lastCol">
       <w:rPr>
-        <w:rFonts w:ascii="Arial" w:eastAsia="Arial" w:hAnsi="Arial" w:cs="Arial"/>
         <w:b/>
         <w:bCs/>
       </w:rPr>
@@ -11675,7 +11900,6 @@
     </w:tcPr>
     <w:tblStylePr w:type="firstRow">
       <w:rPr>
-        <w:rFonts w:ascii="Arial" w:eastAsia="Arial" w:hAnsi="Arial" w:cs="Arial"/>
         <w:b/>
         <w:bCs/>
       </w:rPr>
@@ -11686,7 +11910,6 @@
     </w:tblStylePr>
     <w:tblStylePr w:type="lastRow">
       <w:rPr>
-        <w:rFonts w:ascii="Arial" w:eastAsia="Arial" w:hAnsi="Arial" w:cs="Arial"/>
         <w:b/>
         <w:bCs/>
         <w:color w:val="000000" w:themeColor="text1"/>
@@ -11698,7 +11921,6 @@
     </w:tblStylePr>
     <w:tblStylePr w:type="firstCol">
       <w:rPr>
-        <w:rFonts w:ascii="Arial" w:eastAsia="Arial" w:hAnsi="Arial" w:cs="Arial"/>
         <w:color w:val="FFFFFF" w:themeColor="background1"/>
       </w:rPr>
       <w:tblPr/>
@@ -11708,7 +11930,6 @@
     </w:tblStylePr>
     <w:tblStylePr w:type="lastCol">
       <w:rPr>
-        <w:rFonts w:ascii="Arial" w:eastAsia="Arial" w:hAnsi="Arial" w:cs="Arial"/>
         <w:color w:val="FFFFFF" w:themeColor="background1"/>
       </w:rPr>
       <w:tblPr/>
@@ -11752,7 +11973,6 @@
     </w:tcPr>
     <w:tblStylePr w:type="firstRow">
       <w:rPr>
-        <w:rFonts w:ascii="Arial" w:eastAsia="Arial" w:hAnsi="Arial" w:cs="Arial"/>
         <w:b/>
         <w:bCs/>
       </w:rPr>
@@ -11763,7 +11983,6 @@
     </w:tblStylePr>
     <w:tblStylePr w:type="lastRow">
       <w:rPr>
-        <w:rFonts w:ascii="Arial" w:eastAsia="Arial" w:hAnsi="Arial" w:cs="Arial"/>
         <w:b/>
         <w:bCs/>
         <w:color w:val="000000" w:themeColor="text1"/>
@@ -11775,7 +11994,6 @@
     </w:tblStylePr>
     <w:tblStylePr w:type="firstCol">
       <w:rPr>
-        <w:rFonts w:ascii="Arial" w:eastAsia="Arial" w:hAnsi="Arial" w:cs="Arial"/>
         <w:color w:val="FFFFFF" w:themeColor="background1"/>
       </w:rPr>
       <w:tblPr/>
@@ -11785,7 +12003,6 @@
     </w:tblStylePr>
     <w:tblStylePr w:type="lastCol">
       <w:rPr>
-        <w:rFonts w:ascii="Arial" w:eastAsia="Arial" w:hAnsi="Arial" w:cs="Arial"/>
         <w:color w:val="FFFFFF" w:themeColor="background1"/>
       </w:rPr>
       <w:tblPr/>
@@ -11829,7 +12046,6 @@
     </w:tcPr>
     <w:tblStylePr w:type="firstRow">
       <w:rPr>
-        <w:rFonts w:ascii="Arial" w:eastAsia="Arial" w:hAnsi="Arial" w:cs="Arial"/>
         <w:b/>
         <w:bCs/>
       </w:rPr>
@@ -11840,7 +12056,6 @@
     </w:tblStylePr>
     <w:tblStylePr w:type="lastRow">
       <w:rPr>
-        <w:rFonts w:ascii="Arial" w:eastAsia="Arial" w:hAnsi="Arial" w:cs="Arial"/>
         <w:b/>
         <w:bCs/>
         <w:color w:val="000000" w:themeColor="text1"/>
@@ -11852,7 +12067,6 @@
     </w:tblStylePr>
     <w:tblStylePr w:type="firstCol">
       <w:rPr>
-        <w:rFonts w:ascii="Arial" w:eastAsia="Arial" w:hAnsi="Arial" w:cs="Arial"/>
         <w:color w:val="FFFFFF" w:themeColor="background1"/>
       </w:rPr>
       <w:tblPr/>
@@ -11862,7 +12076,6 @@
     </w:tblStylePr>
     <w:tblStylePr w:type="lastCol">
       <w:rPr>
-        <w:rFonts w:ascii="Arial" w:eastAsia="Arial" w:hAnsi="Arial" w:cs="Arial"/>
         <w:color w:val="FFFFFF" w:themeColor="background1"/>
       </w:rPr>
       <w:tblPr/>
@@ -11906,7 +12119,6 @@
     </w:tcPr>
     <w:tblStylePr w:type="firstRow">
       <w:rPr>
-        <w:rFonts w:ascii="Arial" w:eastAsia="Arial" w:hAnsi="Arial" w:cs="Arial"/>
         <w:b/>
         <w:bCs/>
       </w:rPr>
@@ -11917,7 +12129,6 @@
     </w:tblStylePr>
     <w:tblStylePr w:type="lastRow">
       <w:rPr>
-        <w:rFonts w:ascii="Arial" w:eastAsia="Arial" w:hAnsi="Arial" w:cs="Arial"/>
         <w:b/>
         <w:bCs/>
         <w:color w:val="000000" w:themeColor="text1"/>
@@ -11929,7 +12140,6 @@
     </w:tblStylePr>
     <w:tblStylePr w:type="firstCol">
       <w:rPr>
-        <w:rFonts w:ascii="Arial" w:eastAsia="Arial" w:hAnsi="Arial" w:cs="Arial"/>
         <w:color w:val="FFFFFF" w:themeColor="background1"/>
       </w:rPr>
       <w:tblPr/>
@@ -11939,7 +12149,6 @@
     </w:tblStylePr>
     <w:tblStylePr w:type="lastCol">
       <w:rPr>
-        <w:rFonts w:ascii="Arial" w:eastAsia="Arial" w:hAnsi="Arial" w:cs="Arial"/>
         <w:color w:val="FFFFFF" w:themeColor="background1"/>
       </w:rPr>
       <w:tblPr/>
@@ -11983,7 +12192,6 @@
     </w:tcPr>
     <w:tblStylePr w:type="firstRow">
       <w:rPr>
-        <w:rFonts w:ascii="Arial" w:eastAsia="Arial" w:hAnsi="Arial" w:cs="Arial"/>
         <w:b/>
         <w:bCs/>
       </w:rPr>
@@ -11994,7 +12202,6 @@
     </w:tblStylePr>
     <w:tblStylePr w:type="lastRow">
       <w:rPr>
-        <w:rFonts w:ascii="Arial" w:eastAsia="Arial" w:hAnsi="Arial" w:cs="Arial"/>
         <w:b/>
         <w:bCs/>
         <w:color w:val="000000" w:themeColor="text1"/>
@@ -12006,7 +12213,6 @@
     </w:tblStylePr>
     <w:tblStylePr w:type="firstCol">
       <w:rPr>
-        <w:rFonts w:ascii="Arial" w:eastAsia="Arial" w:hAnsi="Arial" w:cs="Arial"/>
         <w:color w:val="FFFFFF" w:themeColor="background1"/>
       </w:rPr>
       <w:tblPr/>
@@ -12016,7 +12222,6 @@
     </w:tblStylePr>
     <w:tblStylePr w:type="lastCol">
       <w:rPr>
-        <w:rFonts w:ascii="Arial" w:eastAsia="Arial" w:hAnsi="Arial" w:cs="Arial"/>
         <w:color w:val="FFFFFF" w:themeColor="background1"/>
       </w:rPr>
       <w:tblPr/>
@@ -12060,7 +12265,6 @@
     </w:tcPr>
     <w:tblStylePr w:type="firstRow">
       <w:rPr>
-        <w:rFonts w:ascii="Arial" w:eastAsia="Arial" w:hAnsi="Arial" w:cs="Arial"/>
         <w:b/>
         <w:bCs/>
       </w:rPr>
@@ -12071,7 +12275,6 @@
     </w:tblStylePr>
     <w:tblStylePr w:type="lastRow">
       <w:rPr>
-        <w:rFonts w:ascii="Arial" w:eastAsia="Arial" w:hAnsi="Arial" w:cs="Arial"/>
         <w:b/>
         <w:bCs/>
         <w:color w:val="000000" w:themeColor="text1"/>
@@ -12083,7 +12286,6 @@
     </w:tblStylePr>
     <w:tblStylePr w:type="firstCol">
       <w:rPr>
-        <w:rFonts w:ascii="Arial" w:eastAsia="Arial" w:hAnsi="Arial" w:cs="Arial"/>
         <w:color w:val="FFFFFF" w:themeColor="background1"/>
       </w:rPr>
       <w:tblPr/>
@@ -12093,7 +12295,6 @@
     </w:tblStylePr>
     <w:tblStylePr w:type="lastCol">
       <w:rPr>
-        <w:rFonts w:ascii="Arial" w:eastAsia="Arial" w:hAnsi="Arial" w:cs="Arial"/>
         <w:color w:val="FFFFFF" w:themeColor="background1"/>
       </w:rPr>
       <w:tblPr/>
@@ -12137,7 +12338,6 @@
     </w:tcPr>
     <w:tblStylePr w:type="firstRow">
       <w:rPr>
-        <w:rFonts w:ascii="Arial" w:eastAsia="Arial" w:hAnsi="Arial" w:cs="Arial"/>
         <w:b/>
         <w:bCs/>
       </w:rPr>
@@ -12148,7 +12348,6 @@
     </w:tblStylePr>
     <w:tblStylePr w:type="lastRow">
       <w:rPr>
-        <w:rFonts w:ascii="Arial" w:eastAsia="Arial" w:hAnsi="Arial" w:cs="Arial"/>
         <w:b/>
         <w:bCs/>
         <w:color w:val="000000" w:themeColor="text1"/>
@@ -12160,7 +12359,6 @@
     </w:tblStylePr>
     <w:tblStylePr w:type="firstCol">
       <w:rPr>
-        <w:rFonts w:ascii="Arial" w:eastAsia="Arial" w:hAnsi="Arial" w:cs="Arial"/>
         <w:color w:val="FFFFFF" w:themeColor="background1"/>
       </w:rPr>
       <w:tblPr/>
@@ -12170,7 +12368,6 @@
     </w:tblStylePr>
     <w:tblStylePr w:type="lastCol">
       <w:rPr>
-        <w:rFonts w:ascii="Arial" w:eastAsia="Arial" w:hAnsi="Arial" w:cs="Arial"/>
         <w:color w:val="FFFFFF" w:themeColor="background1"/>
       </w:rPr>
       <w:tblPr/>
@@ -12190,6 +12387,45 @@
         <w:shd w:val="clear" w:color="auto" w:fill="FBCAA2" w:themeFill="accent6" w:themeFillTint="7F"/>
       </w:tcPr>
     </w:tblStylePr>
+  </w:style>
+  <w:style w:type="paragraph" w:styleId="CommentText">
+    <w:name w:val="annotation text"/>
+    <w:basedOn w:val="Normal"/>
+    <w:link w:val="CommentTextChar"/>
+    <w:uiPriority w:val="99"/>
+    <w:semiHidden/>
+    <w:unhideWhenUsed/>
+    <w:pPr>
+      <w:spacing w:line="240" w:lineRule="auto"/>
+    </w:pPr>
+    <w:rPr>
+      <w:sz w:val="20"/>
+      <w:szCs w:val="20"/>
+    </w:rPr>
+  </w:style>
+  <w:style w:type="character" w:customStyle="1" w:styleId="CommentTextChar">
+    <w:name w:val="Comment Text Char"/>
+    <w:basedOn w:val="DefaultParagraphFont"/>
+    <w:link w:val="CommentText"/>
+    <w:uiPriority w:val="99"/>
+    <w:semiHidden/>
+    <w:rPr>
+      <w:rFonts w:ascii="Arial" w:hAnsi="Arial"/>
+      <w:color w:val="000000"/>
+      <w:sz w:val="20"/>
+      <w:szCs w:val="20"/>
+    </w:rPr>
+  </w:style>
+  <w:style w:type="character" w:styleId="CommentReference">
+    <w:name w:val="annotation reference"/>
+    <w:basedOn w:val="DefaultParagraphFont"/>
+    <w:uiPriority w:val="99"/>
+    <w:semiHidden/>
+    <w:unhideWhenUsed/>
+    <w:rPr>
+      <w:sz w:val="16"/>
+      <w:szCs w:val="16"/>
+    </w:rPr>
   </w:style>
 </w:styles>
 </file>
@@ -12237,7 +12473,7 @@
     </a:clrScheme>
     <a:fontScheme name="Office">
       <a:majorFont>
-        <a:latin typeface="Arial"/>
+        <a:latin typeface="Calibri"/>
         <a:ea typeface=""/>
         <a:cs typeface=""/>
         <a:font script="Jpan" typeface="ＭＳ ゴシック"/>
@@ -12272,7 +12508,7 @@
         <a:font script="Geor" typeface="Sylfaen"/>
       </a:majorFont>
       <a:minorFont>
-        <a:latin typeface="Arial"/>
+        <a:latin typeface="Cambria"/>
         <a:ea typeface=""/>
         <a:cs typeface=""/>
         <a:font script="Jpan" typeface="ＭＳ 明朝"/>

--- a/assets/worksheets/velocity-curve/horn-introduction.docx
+++ b/assets/worksheets/velocity-curve/horn-introduction.docx
@@ -671,7 +671,7 @@
       </w:tabs>
     </w:pPr>
     <w:r>
-      <w:t>wvurail.org/dspira</w:t>
+      <w:t>rail.wvu.edu/dspira</w:t>
     </w:r>
     <w:r>
       <w:tab/>
